--- a/text/part1/04Lodge.docx
+++ b/text/part1/04Lodge.docx
@@ -5,81 +5,4290 @@
     <w:p>
       <w:pPr>
         <w:rPr>
-          <w:lang w:val="ru-RU"/>
+          <w:b/>
+          <w:bCs/>
         </w:rPr>
       </w:pPr>
       <w:r>
         <w:rPr>
-          <w:lang w:val="ru-RU"/>
+          <w:b/>
+          <w:bCs/>
         </w:rPr>
         <w:t>Глава 4. Лодж</w:t>
       </w:r>
     </w:p>
     <w:p>
-      <w:pPr>
+      <w:r>
+        <w:t xml:space="preserve">В полном соответствии с прогнозом Аугусто дождь начался, когда уже </w:t>
+      </w:r>
+      <w:r>
+        <w:t>начало темнеть</w:t>
+      </w:r>
+      <w:r>
+        <w:t>.</w:t>
+      </w:r>
+    </w:p>
+    <w:p>
+      <w:r>
+        <w:t xml:space="preserve">Вообще-то, попасть под дождь не было для нас не только проблемой, но даже и дискомфортом. Наша одежда из формина имела параметр влагонепроницаемости, который можно было очень просто регулировать в настройках n2e </w:t>
+      </w:r>
+      <w:r>
+        <w:t>интерфейса</w:t>
+      </w:r>
+      <w:r>
+        <w:t>. Более того, у неё был режим высушивания, при котором мембранная структура ткани перестраивалась таким образом, чтобы сначала «выдавить» влагу наружу, а потом дать ей стечь по идеально гладкой поверхности. Этот режим был нелишним в тех случаях, когда приходилось позволить одежде намокнуть просто чтобы выглядеть мокр</w:t>
+      </w:r>
+      <w:r>
+        <w:t>ым</w:t>
+      </w:r>
+      <w:r>
+        <w:t xml:space="preserve"> и не вызывать лишних подозрений, находясь, например, в людных местах под проливным дождём. </w:t>
+      </w:r>
+    </w:p>
+    <w:p>
+      <w:r>
+        <w:t xml:space="preserve">Тем не менее, я был рад, что мы успели </w:t>
+      </w:r>
+      <w:r>
+        <w:t>спрятаться</w:t>
+      </w:r>
+      <w:r>
+        <w:t xml:space="preserve"> под крышу </w:t>
+      </w:r>
+      <w:r>
+        <w:t>до того,</w:t>
+      </w:r>
+      <w:r>
+        <w:t xml:space="preserve"> как начался дождь. </w:t>
+      </w:r>
+    </w:p>
+    <w:p>
+      <w:r>
+        <w:t xml:space="preserve">Мне нравилось сидеть вот так, откинувшись на спинку </w:t>
+      </w:r>
+      <w:r>
+        <w:t>скамьи</w:t>
+      </w:r>
+      <w:r>
+        <w:t xml:space="preserve"> и блаженно вытянув уставшие ноги</w:t>
+      </w:r>
+      <w:r>
+        <w:t>,</w:t>
+      </w:r>
+      <w:r>
+        <w:t xml:space="preserve"> и наблюдать, как первые крупные капли дождя превращаются в настоящий ливень, </w:t>
+      </w:r>
+      <w:r>
+        <w:t>струи которого</w:t>
+      </w:r>
+      <w:r>
+        <w:t xml:space="preserve"> обрамля</w:t>
+      </w:r>
+      <w:r>
+        <w:t>ются</w:t>
+      </w:r>
+      <w:r>
+        <w:t xml:space="preserve"> потоками воды, льющейся с крыши нашей хижины. </w:t>
+      </w:r>
+    </w:p>
+    <w:p>
+      <w:r>
+        <w:t xml:space="preserve">Мы с Артом сидели на грубых деревянных </w:t>
+      </w:r>
+      <w:r>
+        <w:t>скамьях напротив друг друга</w:t>
+      </w:r>
+      <w:r>
+        <w:t xml:space="preserve"> за таким же грубым, наскоро сколоченным деревянным столом в одной из хижин, окружающих придорожный лодж</w:t>
+      </w:r>
+      <w:r>
+        <w:t>.</w:t>
+      </w:r>
+    </w:p>
+    <w:p>
+      <w:r>
+        <w:t>Лодж</w:t>
+      </w:r>
+      <w:r>
+        <w:t xml:space="preserve"> </w:t>
+      </w:r>
+      <w:r>
+        <w:softHyphen/>
+        <w:t xml:space="preserve">— </w:t>
+      </w:r>
+      <w:r>
+        <w:t xml:space="preserve">это </w:t>
+      </w:r>
+      <w:r>
+        <w:t>традиционное</w:t>
+      </w:r>
+      <w:r>
+        <w:t xml:space="preserve"> местное</w:t>
+      </w:r>
+      <w:r>
+        <w:t xml:space="preserve"> строение, используемое не только </w:t>
+      </w:r>
+      <w:r>
+        <w:t>окрестными</w:t>
+      </w:r>
+      <w:r>
+        <w:t xml:space="preserve"> пастухами и охотниками, но и вообще всеми путешественниками по здешним горам и предгорьям.</w:t>
+      </w:r>
+    </w:p>
+    <w:p>
+      <w:r>
+        <w:t>Такие лоджи расположены как правило на перекрёстках горных дорог и тропинок или в каких-нибудь так или иначе примечательных местах — например вблизи мостов через рек</w:t>
+      </w:r>
+      <w:r>
+        <w:t>и</w:t>
+      </w:r>
+      <w:r>
+        <w:t xml:space="preserve"> </w:t>
+      </w:r>
+      <w:r>
+        <w:t>и</w:t>
+      </w:r>
+      <w:r>
+        <w:t>л</w:t>
+      </w:r>
+      <w:r>
+        <w:t xml:space="preserve">и </w:t>
+      </w:r>
+      <w:r>
+        <w:t>на участках дороги</w:t>
+      </w:r>
+      <w:r>
+        <w:t>, откуда открыва</w:t>
+      </w:r>
+      <w:r>
+        <w:t>ется</w:t>
+      </w:r>
+      <w:r>
+        <w:t xml:space="preserve"> особенно живописный вид. </w:t>
+      </w:r>
+    </w:p>
+    <w:p>
+      <w:r>
+        <w:t xml:space="preserve">Место, где был расположен </w:t>
+      </w:r>
+      <w:r>
+        <w:t xml:space="preserve">наш лодж, </w:t>
+      </w:r>
+      <w:r>
+        <w:t>удовлетворяло как минимум двум последним условиям. Совсем рядом протекала стремительная горная речушка</w:t>
+      </w:r>
+      <w:r>
+        <w:t xml:space="preserve"> с прозрачной, отливающей </w:t>
+      </w:r>
+      <w:r>
+        <w:t>тёмно-</w:t>
+      </w:r>
+      <w:r>
+        <w:t>синим цветом ледяной водой.</w:t>
+      </w:r>
+      <w:r>
+        <w:t xml:space="preserve"> </w:t>
+      </w:r>
+      <w:r>
+        <w:t>Ч</w:t>
+      </w:r>
+      <w:r>
+        <w:t xml:space="preserve">уть ниже по течению </w:t>
+      </w:r>
+      <w:r>
+        <w:t xml:space="preserve">через неё </w:t>
+      </w:r>
+      <w:r>
+        <w:t xml:space="preserve">был перекинут вполне приличного вида деревянный мост. А по ту сторону реки перед нами расстилалось обширное плоскогорье, упиравшееся в горный хребет, в одной из </w:t>
+      </w:r>
+      <w:r>
+        <w:t>складок</w:t>
+      </w:r>
+      <w:r>
+        <w:t xml:space="preserve"> которого по почти отвесному склону горы </w:t>
+      </w:r>
+      <w:r>
+        <w:t xml:space="preserve">устремлялись вниз ветвящиеся потоки </w:t>
+      </w:r>
+      <w:r>
+        <w:t>удивительно красивого</w:t>
+      </w:r>
+      <w:r>
+        <w:t xml:space="preserve"> водопада.</w:t>
+      </w:r>
+      <w:r>
+        <w:t xml:space="preserve"> </w:t>
+      </w:r>
+    </w:p>
+    <w:p>
+      <w:r>
+        <w:t>«Тоже Дельта, только вертикальная», — подумалось мне, когда</w:t>
+      </w:r>
+      <w:r>
+        <w:t xml:space="preserve"> мы подлетали к лоджу</w:t>
+      </w:r>
+      <w:r>
+        <w:t>.</w:t>
+      </w:r>
+      <w:r>
+        <w:t xml:space="preserve"> </w:t>
+      </w:r>
+      <w:r>
+        <w:t>Корг, уже начав снижаться, миновал горный уступ, и водопад вдруг открылся перед нами во всём своём вели</w:t>
+      </w:r>
+      <w:r>
+        <w:t>колепии</w:t>
+      </w:r>
+      <w:r>
+        <w:t>.</w:t>
+      </w:r>
+    </w:p>
+    <w:p>
+      <w:r>
+        <w:t>Дорога, на которой находился лодж,</w:t>
+      </w:r>
+      <w:r>
+        <w:t xml:space="preserve"> </w:t>
+      </w:r>
+      <w:r>
+        <w:t>начиналась высоко в горах, где располагались шахты и поселения гномов</w:t>
+      </w:r>
+      <w:r>
+        <w:t>.</w:t>
+      </w:r>
+      <w:r>
+        <w:t xml:space="preserve"> </w:t>
+      </w:r>
+      <w:r>
+        <w:t xml:space="preserve">Она </w:t>
+      </w:r>
+      <w:r>
+        <w:t xml:space="preserve">шла вдоль реки, то удаляясь от неё, то вновь приближаясь и даже пересекая её по </w:t>
+      </w:r>
+      <w:r>
+        <w:t>нескольким таким же</w:t>
+      </w:r>
+      <w:r>
+        <w:t xml:space="preserve"> </w:t>
+      </w:r>
+      <w:r>
+        <w:t xml:space="preserve">как этот </w:t>
+      </w:r>
+      <w:r>
+        <w:t>деревянн</w:t>
+      </w:r>
+      <w:r>
+        <w:t>ым</w:t>
+      </w:r>
+      <w:r>
+        <w:t xml:space="preserve"> мост</w:t>
+      </w:r>
+      <w:r>
+        <w:t>ам</w:t>
+      </w:r>
+      <w:r>
+        <w:t xml:space="preserve">. </w:t>
+      </w:r>
+      <w:r>
+        <w:t>Миновав высокогорье, д</w:t>
+      </w:r>
+      <w:r>
+        <w:t>орога</w:t>
+      </w:r>
+      <w:r>
+        <w:t xml:space="preserve"> проходила</w:t>
+      </w:r>
+      <w:r>
+        <w:t xml:space="preserve"> через горные пастбища</w:t>
+      </w:r>
+      <w:r>
+        <w:t>, а также</w:t>
+      </w:r>
+      <w:r>
+        <w:t xml:space="preserve"> через</w:t>
+      </w:r>
+      <w:r>
+        <w:t xml:space="preserve"> густые леса, где обитали </w:t>
+      </w:r>
+      <w:r>
+        <w:t>немного</w:t>
+      </w:r>
+      <w:r>
+        <w:t>людные племена эльфов</w:t>
+      </w:r>
+      <w:r>
+        <w:t>.  И</w:t>
+      </w:r>
+      <w:r>
+        <w:t>, наконец,</w:t>
+      </w:r>
+      <w:r>
+        <w:t xml:space="preserve"> уже в низине она</w:t>
+      </w:r>
+      <w:r>
+        <w:t xml:space="preserve"> упиралась в довольно крупный «ярмарочный» городок на берегу </w:t>
+      </w:r>
+      <w:r>
+        <w:t xml:space="preserve">глубокого и </w:t>
+      </w:r>
+      <w:r>
+        <w:t>холодного</w:t>
+      </w:r>
+      <w:r>
+        <w:t xml:space="preserve"> озера.</w:t>
+      </w:r>
+    </w:p>
+    <w:p>
+      <w:r>
+        <w:t>Э</w:t>
+      </w:r>
+      <w:r>
+        <w:t>ти</w:t>
+      </w:r>
+      <w:r>
+        <w:t xml:space="preserve"> и другие</w:t>
+      </w:r>
+      <w:r>
+        <w:t xml:space="preserve"> краеведческие подробности рассказал </w:t>
+      </w:r>
+      <w:r>
+        <w:t xml:space="preserve">мне </w:t>
+      </w:r>
+      <w:r>
+        <w:t>Арт, когда мы</w:t>
+      </w:r>
+      <w:r>
+        <w:t xml:space="preserve">, закончив на сегодня работу, </w:t>
+      </w:r>
+      <w:r>
+        <w:t>летели</w:t>
+      </w:r>
+      <w:r>
+        <w:t xml:space="preserve"> к лоджу на наших драконах. Перелёт занял минут десять-пятнадцать, и завтра нам предстояло </w:t>
+      </w:r>
+      <w:r>
+        <w:t>проделать тот же путь обратно, чтобы продолжить пикинг</w:t>
+      </w:r>
+      <w:r>
+        <w:t xml:space="preserve"> от того места</w:t>
+      </w:r>
+      <w:r>
+        <w:t>, где мы сегодня остановились.</w:t>
+      </w:r>
+      <w:r>
+        <w:t xml:space="preserve"> </w:t>
+      </w:r>
+    </w:p>
+    <w:p>
+      <w:r>
+        <w:t>Наш</w:t>
+      </w:r>
+      <w:r>
+        <w:t xml:space="preserve"> лодж представлял собой </w:t>
+      </w:r>
+      <w:r>
+        <w:t xml:space="preserve">традиционно шестиугольное, массивное деревянное здание, </w:t>
+      </w:r>
+      <w:r>
+        <w:t xml:space="preserve">с бревенчатыми стенами и </w:t>
+      </w:r>
+      <w:r>
+        <w:t>покрытое деревянной крышей</w:t>
+      </w:r>
+      <w:r>
+        <w:t>.</w:t>
+      </w:r>
+      <w:r>
+        <w:t xml:space="preserve"> </w:t>
+      </w:r>
+      <w:r>
+        <w:t xml:space="preserve">Центральная часть крыши была двойной, что </w:t>
+      </w:r>
+      <w:r>
+        <w:t>создавало</w:t>
+      </w:r>
+      <w:r>
+        <w:t xml:space="preserve"> </w:t>
+      </w:r>
+      <w:r>
+        <w:t xml:space="preserve">защищённое от дождя и снега </w:t>
+      </w:r>
+      <w:r>
+        <w:t>пространство, куда выходила дымовая труба</w:t>
+      </w:r>
+      <w:r>
+        <w:t xml:space="preserve"> располагавшегося в центре помещения </w:t>
+      </w:r>
+      <w:r>
+        <w:t>массивного</w:t>
+      </w:r>
+      <w:r>
+        <w:t xml:space="preserve"> очага-камина</w:t>
+      </w:r>
+      <w:r>
+        <w:t>.</w:t>
+      </w:r>
+      <w:r>
+        <w:t xml:space="preserve"> </w:t>
+      </w:r>
+    </w:p>
+    <w:p>
+      <w:r>
+        <w:t>Центральное з</w:t>
+      </w:r>
+      <w:r>
+        <w:t>дание</w:t>
+      </w:r>
+      <w:r>
+        <w:t xml:space="preserve"> лоджа</w:t>
+      </w:r>
+      <w:r>
+        <w:t xml:space="preserve"> было окружено </w:t>
+      </w:r>
+      <w:r>
+        <w:t xml:space="preserve">приземистыми </w:t>
+      </w:r>
+      <w:r>
+        <w:t>хижинами — по сути, навесами, крышами на четырёх опорах, защища</w:t>
+      </w:r>
+      <w:r>
+        <w:t>вш</w:t>
+      </w:r>
+      <w:r>
+        <w:t>ими</w:t>
+      </w:r>
+      <w:r>
+        <w:t xml:space="preserve"> путников</w:t>
+      </w:r>
+      <w:r>
+        <w:t xml:space="preserve"> от дождя и солнца. </w:t>
+      </w:r>
+      <w:r>
+        <w:t>Многие</w:t>
+      </w:r>
+      <w:r>
+        <w:t xml:space="preserve"> хижины имели </w:t>
+      </w:r>
+      <w:r>
+        <w:t xml:space="preserve">приставные </w:t>
+      </w:r>
+      <w:r>
+        <w:lastRenderedPageBreak/>
+        <w:t xml:space="preserve">стены — чаще всего, </w:t>
+      </w:r>
+      <w:r>
+        <w:t xml:space="preserve">одну или две с наветренной стороны, </w:t>
+      </w:r>
+      <w:r>
+        <w:t xml:space="preserve">— </w:t>
+      </w:r>
+      <w:r>
+        <w:t xml:space="preserve">а </w:t>
+      </w:r>
+      <w:r>
+        <w:t>некоторые</w:t>
+      </w:r>
+      <w:r>
+        <w:t xml:space="preserve"> — </w:t>
+      </w:r>
+      <w:r>
+        <w:t xml:space="preserve">и </w:t>
+      </w:r>
+      <w:r>
+        <w:t xml:space="preserve">подобие деревянного пола. Ещё в каждой хижине </w:t>
+      </w:r>
+      <w:r>
+        <w:t>почти всегда</w:t>
+      </w:r>
+      <w:r>
+        <w:t xml:space="preserve"> имелся стол и дв</w:t>
+      </w:r>
+      <w:r>
+        <w:t>е</w:t>
+      </w:r>
+      <w:r>
+        <w:t xml:space="preserve">-три </w:t>
+      </w:r>
+      <w:r>
+        <w:t>скамьи</w:t>
+      </w:r>
+      <w:r>
+        <w:t xml:space="preserve">, </w:t>
+      </w:r>
+      <w:r>
+        <w:t>используемые также в качестве кроватей</w:t>
+      </w:r>
+      <w:r>
+        <w:t>.</w:t>
+      </w:r>
+    </w:p>
+    <w:p>
+      <w:r>
+        <w:t xml:space="preserve">Лоджи строились как правило силами окрестной общины — </w:t>
+      </w:r>
+      <w:r>
+        <w:t>в основном</w:t>
+      </w:r>
+      <w:r>
+        <w:t xml:space="preserve">, пастухов и охотников. Также считалось традицией и своего рода моральной обязанностью для всех, кто останавливался в лодже, внести свой посильный вклад в поддержание его дальнейшего существования. Кто-то </w:t>
+      </w:r>
+      <w:r>
+        <w:t>пополнял</w:t>
+      </w:r>
+      <w:r>
+        <w:t xml:space="preserve"> запасы дров, кто-то чинил регулярно протекавшую крышу, а кто-то строил новую хижину или как-то улучшал одну из уже имевшихся.</w:t>
+      </w:r>
+    </w:p>
+    <w:p>
+      <w:r>
+        <w:t xml:space="preserve">В нашей с Артом хижине стен не было вовсе, зато крыша, к моему удивлению, не протекала, что делало наше в ней прибывание под дождём вполне комфортным и даже, можно сказать, уютным. Я только что закончил свой рассказ о моём </w:t>
+      </w:r>
+      <w:r>
+        <w:t>«</w:t>
+      </w:r>
+      <w:r>
+        <w:t>втором зрении</w:t>
+      </w:r>
+      <w:r>
+        <w:t>»</w:t>
+      </w:r>
+      <w:r>
+        <w:t>, который</w:t>
+      </w:r>
+      <w:r>
+        <w:t xml:space="preserve"> ранее</w:t>
+      </w:r>
+      <w:r>
+        <w:t xml:space="preserve">, по просьбе Арта, отложил до того времени, когда мы окончим работу и сможем спокойно поговорить. </w:t>
+      </w:r>
+    </w:p>
+    <w:p>
+      <w:r>
+        <w:t>Арт сидел на скамье напротив меня. Скамьи в этой хижине были снабжены слегка наклонными спинками, что позволяло удобно откинуться назад</w:t>
+      </w:r>
+      <w:r>
+        <w:t>,</w:t>
+      </w:r>
+      <w:r>
+        <w:t xml:space="preserve"> вытянув ноги — любимая поза Арта. </w:t>
+      </w:r>
+    </w:p>
+    <w:p>
+      <w:r>
+        <w:t>К</w:t>
+      </w:r>
+      <w:r>
+        <w:t>огда я закончил рассказ, Арт к</w:t>
+      </w:r>
+      <w:r>
+        <w:t xml:space="preserve">акое-то время </w:t>
+      </w:r>
+      <w:r>
+        <w:t>Арт</w:t>
+      </w:r>
+      <w:r>
+        <w:t xml:space="preserve"> пребывал </w:t>
+      </w:r>
+      <w:r>
+        <w:t>в этой позе</w:t>
+      </w:r>
+      <w:r>
+        <w:t xml:space="preserve"> —</w:t>
+      </w:r>
+      <w:r>
+        <w:t xml:space="preserve"> </w:t>
+      </w:r>
+      <w:r>
+        <w:t xml:space="preserve">вытянув ноги, скрестив руки, откинувшись на спинку и глядя </w:t>
+      </w:r>
+      <w:r>
+        <w:t>в стол. Видимо, «п</w:t>
+      </w:r>
+      <w:r>
+        <w:t>ереваривал</w:t>
+      </w:r>
+      <w:r>
+        <w:t>»</w:t>
+      </w:r>
+      <w:r>
+        <w:t xml:space="preserve"> </w:t>
+      </w:r>
+      <w:r>
+        <w:t>информацию</w:t>
+      </w:r>
+      <w:r>
+        <w:t xml:space="preserve">. Потом </w:t>
+      </w:r>
+      <w:r>
+        <w:t xml:space="preserve">он </w:t>
+      </w:r>
+      <w:r>
+        <w:t xml:space="preserve">поднял голову и </w:t>
+      </w:r>
+      <w:r>
+        <w:t>посмотрел на меня с весёлым интересом.</w:t>
+      </w:r>
+    </w:p>
+    <w:p>
+      <w:r>
+        <w:t xml:space="preserve">— Мн-да, — проговорил он. — Ситуация становится всё более и более увлекательной. </w:t>
+      </w:r>
+    </w:p>
+    <w:p>
+      <w:r>
+        <w:t>Я с энтузиазмом покивал, демонстрируя своё полное согласие с этим выводом.</w:t>
+      </w:r>
+    </w:p>
+    <w:p>
+      <w:r>
+        <w:t xml:space="preserve">— Получается, что ты можешь не просто видеть Эссенцию </w:t>
+      </w:r>
+      <w:r>
+        <w:t xml:space="preserve">— </w:t>
+      </w:r>
+      <w:r>
+        <w:t>или, как ты говоришь, Поле,</w:t>
+      </w:r>
+      <w:r>
+        <w:t xml:space="preserve"> —</w:t>
+      </w:r>
+      <w:r>
+        <w:t xml:space="preserve"> а видеть вообще всё вокруг, на любом расстоянии и невзирая ни на какие преграды. Так ведь?</w:t>
+      </w:r>
+    </w:p>
+    <w:p>
+      <w:r>
+        <w:t xml:space="preserve">Я подумал. </w:t>
+      </w:r>
+    </w:p>
+    <w:p>
+      <w:r>
+        <w:t>— Ну, наверное, не совсем так. Но что-то вроде этого</w:t>
+      </w:r>
+      <w:r>
+        <w:t>, — попытался сформулировать я.</w:t>
+      </w:r>
+    </w:p>
+    <w:p>
+      <w:r>
+        <w:t xml:space="preserve">— И ты это видишь так же как всё, что видишь обычным зрением? </w:t>
+      </w:r>
+      <w:r>
+        <w:t>Как мир вокруг или</w:t>
+      </w:r>
+      <w:r>
+        <w:t xml:space="preserve">, например, как </w:t>
+      </w:r>
+      <w:r>
+        <w:t xml:space="preserve">изображение </w:t>
+      </w:r>
+      <w:r>
+        <w:t xml:space="preserve">на экране маски? — </w:t>
+      </w:r>
+      <w:r>
+        <w:t>уточнил он.</w:t>
+      </w:r>
+    </w:p>
+    <w:p>
+      <w:r>
+        <w:t>Я поразмыслил над его вопросом.</w:t>
+      </w:r>
+    </w:p>
+    <w:p>
+      <w:r>
+        <w:t xml:space="preserve">— Нет конечно, — ответил я. — Это всё… не так, как видеть глазами. Скорее, это похоже на то, как ты вспоминаешь что-нибудь или представляешь себе, как что-то выглядит. Только в этом случае ты не воображаешь это, а точно знаешь что так есть. </w:t>
+      </w:r>
+      <w:r>
+        <w:t xml:space="preserve">И это знание как-то связано с ощущением Поля. </w:t>
+      </w:r>
+      <w:r>
+        <w:t>Хотя</w:t>
+      </w:r>
+      <w:r>
+        <w:t>, повторюсь,</w:t>
+      </w:r>
+      <w:r>
+        <w:t xml:space="preserve"> </w:t>
+      </w:r>
+      <w:r>
+        <w:t xml:space="preserve">по </w:t>
+      </w:r>
+      <w:r>
+        <w:t>виду</w:t>
+      </w:r>
+      <w:r>
+        <w:t xml:space="preserve">, по восприятию это </w:t>
+      </w:r>
+      <w:r>
+        <w:t xml:space="preserve">как </w:t>
+      </w:r>
+      <w:r>
+        <w:t xml:space="preserve">будто ты </w:t>
+      </w:r>
+      <w:r>
+        <w:t>что-то</w:t>
+      </w:r>
+      <w:r>
+        <w:t xml:space="preserve"> себе представил, создал в своём воображении. Реальной картинки этого ты не видишь, видишь только воображаемую. Но эта воображаемая картинка — ты знаешь,</w:t>
+      </w:r>
+      <w:r>
+        <w:t xml:space="preserve"> ты уверен</w:t>
+      </w:r>
+      <w:r>
+        <w:t xml:space="preserve"> что она существует на самом деле. Просто потому, что она связана, сплетена с Полем, а Поле</w:t>
+      </w:r>
+      <w:r>
+        <w:t>…</w:t>
+      </w:r>
+      <w:r>
+        <w:t xml:space="preserve"> — оно просто есть. </w:t>
+      </w:r>
+    </w:p>
+    <w:p>
+      <w:r>
+        <w:t xml:space="preserve">Я пожал плечами и развёл руками. </w:t>
+      </w:r>
+    </w:p>
+    <w:p>
+      <w:r>
+        <w:t>— Не знаю, как ещё описать.</w:t>
+      </w:r>
+    </w:p>
+    <w:p>
+      <w:r>
+        <w:t>Арт рассмеялся.</w:t>
+      </w:r>
+    </w:p>
+    <w:p>
+      <w:r>
+        <w:t xml:space="preserve">— Да ты и так всё отлично описываешь. По-моему, я </w:t>
+      </w:r>
+      <w:r>
+        <w:t>тебя отлично понял и даже — используя тво</w:t>
+      </w:r>
+      <w:r>
+        <w:t>ю</w:t>
+      </w:r>
+      <w:r>
+        <w:t xml:space="preserve"> </w:t>
+      </w:r>
+      <w:r>
+        <w:t>терминологию</w:t>
+      </w:r>
+      <w:r>
+        <w:t xml:space="preserve"> — отлично представил себе это</w:t>
+      </w:r>
+      <w:r>
+        <w:t xml:space="preserve"> или даже как будто увидел в своём воображении</w:t>
+      </w:r>
+      <w:r>
+        <w:t>. Так что можешь считать, — он улыбнулся</w:t>
+      </w:r>
+      <w:r>
+        <w:t>,</w:t>
+      </w:r>
+      <w:r>
+        <w:t xml:space="preserve"> — </w:t>
+      </w:r>
+      <w:r>
+        <w:t>ч</w:t>
+      </w:r>
+      <w:r>
+        <w:t>то ты передал</w:t>
+      </w:r>
+      <w:r>
+        <w:t xml:space="preserve"> мне</w:t>
+      </w:r>
+      <w:r>
+        <w:t xml:space="preserve"> немножко своего </w:t>
+      </w:r>
+      <w:r>
+        <w:t>«</w:t>
+      </w:r>
+      <w:r>
+        <w:t>второго зрения</w:t>
+      </w:r>
+      <w:r>
+        <w:t>»</w:t>
+      </w:r>
+      <w:r>
+        <w:t>.</w:t>
+      </w:r>
+    </w:p>
+    <w:p>
+      <w:r>
+        <w:t xml:space="preserve">Я </w:t>
+      </w:r>
+      <w:r>
+        <w:t>тоже</w:t>
+      </w:r>
+      <w:r>
+        <w:t xml:space="preserve"> </w:t>
+      </w:r>
+      <w:r>
+        <w:t xml:space="preserve">улыбнулся и </w:t>
+      </w:r>
+      <w:r>
+        <w:t xml:space="preserve">невольно </w:t>
+      </w:r>
+      <w:r>
+        <w:t xml:space="preserve">облегчённо вздохнул. </w:t>
+      </w:r>
+    </w:p>
+    <w:p>
+      <w:r>
+        <w:t>Арт помолчал какое-то время, раздумывая, а потом спросил:</w:t>
+      </w:r>
+    </w:p>
+    <w:p>
+      <w:r>
+        <w:lastRenderedPageBreak/>
+        <w:t xml:space="preserve">— А </w:t>
+      </w:r>
+      <w:r>
+        <w:t xml:space="preserve">вот </w:t>
+      </w:r>
+      <w:r>
+        <w:t xml:space="preserve">если вернуться к Эссенции. </w:t>
+      </w:r>
+      <w:r>
+        <w:t xml:space="preserve">Получается, что </w:t>
+      </w:r>
+      <w:r>
+        <w:t xml:space="preserve">теперь </w:t>
+      </w:r>
+      <w:r>
+        <w:t xml:space="preserve">ты можешь увидеть </w:t>
+      </w:r>
+      <w:r>
+        <w:t xml:space="preserve">сразу </w:t>
+      </w:r>
+      <w:r>
+        <w:t>все самородки?</w:t>
+      </w:r>
+    </w:p>
+    <w:p>
+      <w:r>
+        <w:t xml:space="preserve">Я кивнул — но не для того, чтобы утвердительно ответить на его вопрос, а чтобы подтвердить, что я уже обдумал это и готов дать ответ. </w:t>
+      </w:r>
+      <w:r>
+        <w:t xml:space="preserve">А я действительно был готов, потому что обдумыванию этого вопроса и опробованию на практике ответа на него я посвятил все последние </w:t>
+      </w:r>
+      <w:r>
+        <w:t>часы сегодняшнего</w:t>
+      </w:r>
+      <w:r>
+        <w:t xml:space="preserve"> пикинга.</w:t>
+      </w:r>
+    </w:p>
+    <w:p>
+      <w:r>
+        <w:t xml:space="preserve">— </w:t>
+      </w:r>
+      <w:r>
+        <w:t>Всё не так просто, — ответил я</w:t>
+      </w:r>
+      <w:r>
+        <w:t>.</w:t>
+      </w:r>
+      <w:r>
+        <w:t xml:space="preserve"> — Потому что есть два ограничения.</w:t>
+      </w:r>
+      <w:r>
+        <w:t xml:space="preserve"> </w:t>
+      </w:r>
+      <w:r>
+        <w:t xml:space="preserve">И оба они связаны не с «вторым зрением», не со способностью видеть, а со способностью уделять этому внимание, концентрироваться. </w:t>
+      </w:r>
+    </w:p>
+    <w:p>
+      <w:r>
+        <w:t xml:space="preserve">Во-первых, </w:t>
+      </w:r>
+      <w:r>
+        <w:t xml:space="preserve">— </w:t>
+      </w:r>
+      <w:r>
+        <w:t>п</w:t>
+      </w:r>
+      <w:r>
+        <w:t xml:space="preserve">роводя параллель с </w:t>
+      </w:r>
+      <w:r>
+        <w:t xml:space="preserve">обычным, </w:t>
+      </w:r>
+      <w:r>
+        <w:t>«</w:t>
+      </w:r>
+      <w:r>
+        <w:t>первым</w:t>
+      </w:r>
+      <w:r>
+        <w:t>»</w:t>
+      </w:r>
+      <w:r>
+        <w:t xml:space="preserve"> зрением</w:t>
+      </w:r>
+      <w:r>
+        <w:t>, —</w:t>
+      </w:r>
+      <w:r>
+        <w:t xml:space="preserve"> нельзя увидеть то, на что не смотришь. </w:t>
+      </w:r>
+      <w:r>
+        <w:t>Так и с Полем. В нём я</w:t>
+      </w:r>
+      <w:r>
+        <w:t xml:space="preserve"> тоже</w:t>
+      </w:r>
+      <w:r>
+        <w:t xml:space="preserve"> вижу не всё одновременно, </w:t>
+      </w:r>
+      <w:r>
+        <w:t xml:space="preserve">а только… Некую область, участок. </w:t>
+      </w:r>
+      <w:r>
+        <w:t>Только</w:t>
+      </w:r>
+      <w:r>
+        <w:t xml:space="preserve"> тот кусочек реальности, которому </w:t>
+      </w:r>
+      <w:r>
+        <w:t xml:space="preserve">я </w:t>
+      </w:r>
+      <w:r>
+        <w:t xml:space="preserve">способен уделить внимание. А это, как и в случае с обычным зрением, не так уж и много. </w:t>
+      </w:r>
+    </w:p>
+    <w:p>
+      <w:r>
+        <w:t xml:space="preserve">И, кроме того, чем дальше этот участок находится, тем больше внимания нужно уделять, чтобы его разглядеть. Наверное, тут можно провести параллель с прицеливанием. Чем дальше цель, тем труднее её удержать. Только в этом случае удержать не в крестике прицела, а в центре внимания. </w:t>
+      </w:r>
+    </w:p>
+    <w:p>
+      <w:r>
+        <w:t>Я задумался, вспоминая свои ощущения. Арт слушал, не перебивая. Я продолжил:</w:t>
+      </w:r>
+    </w:p>
+    <w:p>
+      <w:r>
+        <w:t>— И</w:t>
+      </w:r>
+      <w:r>
+        <w:t xml:space="preserve"> во-вторых. От этого очень быстро устаёшь. </w:t>
+      </w:r>
+    </w:p>
+    <w:p>
+      <w:r>
+        <w:t>Арт поднял на меня взгляд. Я кивнул.</w:t>
+      </w:r>
+    </w:p>
+    <w:p>
+      <w:r>
+        <w:t xml:space="preserve">— Да, именно так. Устаёшь. Теряешь способность сосредоточиться. Наверное потому, что весь этот процесс — «приоткрывание» контура, выпускание внутренней Эссенции, «притягивание» внешней и, на фоне всего этого, разглядывание чего-то, особенно чего-то находящегося далеко от тебя </w:t>
+      </w:r>
+      <w:r>
+        <w:softHyphen/>
+        <w:t xml:space="preserve">— </w:t>
+      </w:r>
+      <w:r>
+        <w:t>всё это чертовски сложный процесс, твой мозг работает как бы на полную мощность, и даже с перегрузкой. И поэтому очень быстро устаёт, как будто «выключается». Контур захлопывается, и картинка исчезает. И чтобы опять всё это «включить», нужно дать мозгу отдохнуть, причём чем больше, тем лучше. Как минимум, с полчаса, а лучше час. Иначе опять «включиться» не получается.</w:t>
+      </w:r>
+    </w:p>
+    <w:p>
+      <w:r>
+        <w:t xml:space="preserve">Я посмотрел на Арта. Он понимающе покивал. </w:t>
+      </w:r>
+    </w:p>
+    <w:p>
+      <w:r>
+        <w:t xml:space="preserve">— </w:t>
+      </w:r>
+      <w:r>
+        <w:t>Поэтому, если коротко</w:t>
+      </w:r>
+      <w:r>
+        <w:t>:</w:t>
+      </w:r>
+      <w:r>
+        <w:t xml:space="preserve"> — подытожил я</w:t>
+      </w:r>
+      <w:r>
+        <w:t>.</w:t>
+      </w:r>
+      <w:r>
+        <w:t xml:space="preserve"> —</w:t>
+      </w:r>
+      <w:r>
+        <w:t xml:space="preserve"> </w:t>
+      </w:r>
+      <w:r>
+        <w:t>Д</w:t>
+      </w:r>
+      <w:r>
+        <w:t>а</w:t>
+      </w:r>
+      <w:r>
+        <w:t xml:space="preserve">, я могу </w:t>
+      </w:r>
+      <w:r>
+        <w:t>находить</w:t>
+      </w:r>
+      <w:r>
+        <w:t xml:space="preserve"> самородки </w:t>
+      </w:r>
+      <w:r>
+        <w:t>лучше, более эффективно, чем другие страйдеры.</w:t>
+      </w:r>
+      <w:r>
+        <w:t xml:space="preserve"> </w:t>
+      </w:r>
+      <w:r>
+        <w:t>Н</w:t>
+      </w:r>
+      <w:r>
+        <w:t>о не настолько</w:t>
+      </w:r>
+      <w:r>
+        <w:t xml:space="preserve"> лучше</w:t>
+      </w:r>
+      <w:r>
+        <w:t xml:space="preserve">, как </w:t>
+      </w:r>
+      <w:r>
+        <w:t xml:space="preserve">это </w:t>
+      </w:r>
+      <w:r>
+        <w:t xml:space="preserve">может показаться. </w:t>
+      </w:r>
+      <w:r>
+        <w:t>Оптимальный режим</w:t>
+      </w:r>
+      <w:r>
+        <w:t>:</w:t>
+      </w:r>
+      <w:r>
+        <w:t xml:space="preserve"> «вторым зрением» найти ближайший крупный самородок, добраться до него — например, на Корге — и, пока собираешь, отдохнуть. </w:t>
+      </w:r>
+      <w:r>
+        <w:t xml:space="preserve">Кстати, в качестве </w:t>
+      </w:r>
+      <w:r>
+        <w:t>иллюстрации</w:t>
+      </w:r>
+      <w:r>
+        <w:t>, вот:</w:t>
+      </w:r>
+    </w:p>
+    <w:p>
+      <w:r>
+        <w:t>Я скинул ему пиктограмму своей шкатулки. На ней значилось:</w:t>
+      </w:r>
+    </w:p>
+    <w:p>
+      <w:r>
+        <w:t>43</w:t>
+      </w:r>
+      <w:r>
+        <w:t>52</w:t>
+      </w:r>
+      <w:r>
         <w:rPr>
-          <w:lang w:val="ru-RU"/>
+          <w:rFonts w:cstheme="minorHAnsi"/>
         </w:rPr>
-      </w:pPr>
+        <w:t>α</w:t>
+      </w:r>
+    </w:p>
+    <w:p>
+      <w:r>
+        <w:t>Арт присвистнул.</w:t>
+      </w:r>
+    </w:p>
+    <w:p>
+      <w:r>
+        <w:t>И ещё, вот:</w:t>
+      </w:r>
+    </w:p>
+    <w:p>
+      <w:r>
+        <w:t>Я передал ему снепшот своих страйдерский навыков</w:t>
+      </w:r>
+      <w:r>
+        <w:t>.</w:t>
+      </w:r>
+    </w:p>
+    <w:p>
+      <w:r>
+        <w:t>Мак</w:t>
+      </w:r>
+    </w:p>
+    <w:p>
+      <w:r>
+        <w:t>Агент первого ранга</w:t>
+      </w:r>
+    </w:p>
+    <w:p>
+      <w:r>
+        <w:t>Пикер Эссенции третьего класса</w:t>
+      </w:r>
+    </w:p>
+    <w:p>
+      <w:r>
+        <w:t>Текущий уровень навыков:</w:t>
+      </w:r>
+    </w:p>
+    <w:p>
+      <w:pPr>
+        <w:numPr>
+          <w:ilvl w:val="0"/>
+          <w:numId w:val="1"/>
+        </w:numPr>
+      </w:pPr>
+      <w:r>
+        <w:t>Пикинг — 211 (+200)</w:t>
+      </w:r>
+    </w:p>
+    <w:p>
+      <w:pPr>
+        <w:numPr>
+          <w:ilvl w:val="0"/>
+          <w:numId w:val="1"/>
+        </w:numPr>
+      </w:pPr>
+      <w:r>
+        <w:lastRenderedPageBreak/>
+        <w:t>Пилотирование — 24 (+15)</w:t>
+      </w:r>
+    </w:p>
+    <w:p>
+      <w:pPr>
+        <w:numPr>
+          <w:ilvl w:val="0"/>
+          <w:numId w:val="1"/>
+        </w:numPr>
+      </w:pPr>
+      <w:r>
+        <w:t>Доджинг — 5 (+0)</w:t>
+      </w:r>
+    </w:p>
+    <w:p>
+      <w:pPr>
+        <w:numPr>
+          <w:ilvl w:val="0"/>
+          <w:numId w:val="1"/>
+        </w:numPr>
+      </w:pPr>
+      <w:r>
+        <w:t>Безоружный контроль — 3 (+0)</w:t>
+      </w:r>
+    </w:p>
+    <w:p>
+      <w:pPr>
+        <w:numPr>
+          <w:ilvl w:val="0"/>
+          <w:numId w:val="1"/>
+        </w:numPr>
+      </w:pPr>
+      <w:r>
+        <w:t>Резонатор — 9 (+0).</w:t>
+      </w:r>
+    </w:p>
+    <w:p>
+      <w:pPr>
+        <w:pBdr>
+          <w:bottom w:val="double" w:sz="6" w:space="1" w:color="auto"/>
+        </w:pBdr>
+      </w:pPr>
+      <w:r>
+        <w:t>Арт округлил глаза.</w:t>
+      </w:r>
+    </w:p>
+    <w:p>
+      <w:pPr>
+        <w:pBdr>
+          <w:bottom w:val="double" w:sz="6" w:space="1" w:color="auto"/>
+        </w:pBdr>
+      </w:pPr>
+      <w:r>
+        <w:t xml:space="preserve">— Да, такого я ещё не видел. Пикер </w:t>
+      </w:r>
       <w:r>
         <w:rPr>
-          <w:lang w:val="ru-RU"/>
+          <w:i/>
+          <w:iCs/>
         </w:rPr>
-        <w:t>В полном соответствии с прогнозом Аугусто дождь начался, когда уже почти стемнело.</w:t>
-      </w:r>
-    </w:p>
-    <w:p>
-      <w:pPr>
+        <w:t>третьего</w:t>
+      </w:r>
+      <w:r>
+        <w:t xml:space="preserve"> класса. </w:t>
+      </w:r>
+      <w:r>
         <w:rPr>
-          <w:lang w:val="ru-RU"/>
+          <w:i/>
+          <w:iCs/>
         </w:rPr>
-      </w:pPr>
-    </w:p>
-    <w:p>
-      <w:pPr>
+        <w:t>Плюс двести</w:t>
+      </w:r>
+      <w:r>
+        <w:t xml:space="preserve"> к пикингу за один день! Ну что ж, поздравляю!</w:t>
+      </w:r>
+    </w:p>
+    <w:p>
+      <w:pPr>
+        <w:pBdr>
+          <w:bottom w:val="double" w:sz="6" w:space="1" w:color="auto"/>
+        </w:pBdr>
+      </w:pPr>
+      <w:r>
+        <w:t>Он посмотрел на меня с искренним уважением — и даже</w:t>
+      </w:r>
+      <w:r>
+        <w:t>, как мне показалось</w:t>
+      </w:r>
+      <w:r>
+        <w:t xml:space="preserve"> с гордостью</w:t>
+      </w:r>
+      <w:r>
+        <w:t xml:space="preserve"> за меня</w:t>
+      </w:r>
+      <w:r>
+        <w:t xml:space="preserve">. </w:t>
+      </w:r>
+      <w:r>
+        <w:t>Я смущённо отвёл взгляд и махнул рукой, пытаясь показать что-то вроде «</w:t>
+      </w:r>
+      <w:r>
+        <w:t xml:space="preserve">да </w:t>
+      </w:r>
+      <w:r>
+        <w:t>ладно, не важно».</w:t>
+      </w:r>
+    </w:p>
+    <w:p>
+      <w:pPr>
+        <w:pBdr>
+          <w:bottom w:val="double" w:sz="6" w:space="1" w:color="auto"/>
+        </w:pBdr>
+      </w:pPr>
+      <w:r>
+        <w:t xml:space="preserve">Только сейчас я обратил внимание, что дождь </w:t>
+      </w:r>
+      <w:r>
+        <w:t>поутих</w:t>
+      </w:r>
+      <w:r>
+        <w:t xml:space="preserve">. Вместо </w:t>
+      </w:r>
+      <w:r>
+        <w:t>бурных потоков ливня с неба подали отдельные быстрые капли.</w:t>
+      </w:r>
+    </w:p>
+    <w:p>
+      <w:pPr>
+        <w:pBdr>
+          <w:bottom w:val="double" w:sz="6" w:space="1" w:color="auto"/>
+        </w:pBdr>
+      </w:pPr>
+      <w:r>
+        <w:t>Я огляделся по сторонам и увидел, что многие хижины были сейчас заняты. Видимо, дождь согнал в лодж всех окрестных путников.</w:t>
+      </w:r>
+      <w:r>
+        <w:t xml:space="preserve"> Среди них, судя по виду, были </w:t>
+      </w:r>
+      <w:r>
+        <w:t xml:space="preserve">в основном </w:t>
+      </w:r>
+      <w:r>
+        <w:t>охотники, пастухи</w:t>
+      </w:r>
+      <w:r>
+        <w:t>, а также</w:t>
+      </w:r>
+      <w:r>
+        <w:t xml:space="preserve"> разъездные торговцы. Последних можно было </w:t>
+      </w:r>
+      <w:r>
+        <w:t xml:space="preserve">распознать по </w:t>
+      </w:r>
+      <w:r>
+        <w:t xml:space="preserve">добротной одежде, </w:t>
+      </w:r>
+      <w:r>
+        <w:t>солидному, обстоятельному виду</w:t>
+      </w:r>
+      <w:r>
+        <w:t xml:space="preserve"> и манере держаться</w:t>
+      </w:r>
+      <w:r>
+        <w:t>, а также стоявшим</w:t>
+      </w:r>
+      <w:r>
+        <w:t xml:space="preserve"> </w:t>
+      </w:r>
+      <w:r>
+        <w:t>р</w:t>
+      </w:r>
+      <w:r>
+        <w:t>ядом с их хижинами небольши</w:t>
+      </w:r>
+      <w:r>
+        <w:t>м</w:t>
+      </w:r>
+      <w:r>
+        <w:t xml:space="preserve"> повозк</w:t>
+      </w:r>
+      <w:r>
+        <w:t>ам</w:t>
+      </w:r>
+      <w:r>
+        <w:t>, запряженны</w:t>
+      </w:r>
+      <w:r>
+        <w:t>м</w:t>
+      </w:r>
+      <w:r>
+        <w:t xml:space="preserve"> одной-двумя приземистыми лошадьми или мулами.  </w:t>
+      </w:r>
+    </w:p>
+    <w:p>
+      <w:pPr>
+        <w:pBdr>
+          <w:bottom w:val="double" w:sz="6" w:space="1" w:color="auto"/>
+        </w:pBdr>
+      </w:pPr>
+      <w:r>
+        <w:t>Некоторые люди</w:t>
+      </w:r>
+      <w:r>
+        <w:t>, находящиеся в хижинах,</w:t>
+      </w:r>
+      <w:r>
+        <w:t xml:space="preserve"> обладали внешностью, отлича</w:t>
+      </w:r>
+      <w:r>
+        <w:t>вш</w:t>
+      </w:r>
+      <w:r>
+        <w:t xml:space="preserve">ей их от большинства окружающих, </w:t>
+      </w:r>
+      <w:r>
+        <w:t xml:space="preserve">— </w:t>
+      </w:r>
+      <w:r>
+        <w:t xml:space="preserve">что выдавало в них представителей </w:t>
+      </w:r>
+      <w:r>
+        <w:t>местных самобытных народностей.</w:t>
+      </w:r>
+      <w:r>
+        <w:t xml:space="preserve">  </w:t>
+      </w:r>
+    </w:p>
+    <w:p>
+      <w:pPr>
+        <w:pBdr>
+          <w:bottom w:val="double" w:sz="6" w:space="1" w:color="auto"/>
+        </w:pBdr>
+      </w:pPr>
+      <w:r>
+        <w:t>Так например, в хижине, расположенной неподалёку от нашей, ближе к центральному зданию</w:t>
+      </w:r>
+      <w:r>
+        <w:t xml:space="preserve">, на скамьях сидели четверо гномов — низкорослых, очень коренастых мужчин с длинными густыми бородами. </w:t>
+      </w:r>
+    </w:p>
+    <w:p>
+      <w:pPr>
+        <w:pBdr>
+          <w:bottom w:val="double" w:sz="6" w:space="1" w:color="auto"/>
+        </w:pBdr>
+      </w:pPr>
+      <w:r>
+        <w:t xml:space="preserve">Перехватив мой взгляд, один из гномов соскочил со скамьи, сноровисто подхватил стоящий на земле объёмистый заплечный мешок и направился к нам. </w:t>
+      </w:r>
+      <w:r>
+        <w:t>Подойдя, он густым, хриплым голосом поинтересовался:</w:t>
+      </w:r>
+    </w:p>
+    <w:p>
+      <w:pPr>
+        <w:pBdr>
+          <w:bottom w:val="double" w:sz="6" w:space="1" w:color="auto"/>
+        </w:pBdr>
+      </w:pPr>
+      <w:r>
+        <w:t>— Золото, серебро есть?</w:t>
+      </w:r>
+    </w:p>
+    <w:p>
+      <w:pPr>
+        <w:pBdr>
+          <w:bottom w:val="double" w:sz="6" w:space="1" w:color="auto"/>
+        </w:pBdr>
+      </w:pPr>
+      <w:r>
+        <w:t>Эт</w:t>
+      </w:r>
+      <w:r>
+        <w:t>и слова</w:t>
+      </w:r>
+      <w:r>
+        <w:t xml:space="preserve"> вовсе не</w:t>
+      </w:r>
+      <w:r>
+        <w:t xml:space="preserve"> содержали угрозы и даже не являлись</w:t>
+      </w:r>
+      <w:r>
+        <w:t xml:space="preserve"> невежливостью, </w:t>
+      </w:r>
+      <w:r>
+        <w:t xml:space="preserve">как могло бы показаться. Они были всего лишь </w:t>
+      </w:r>
+      <w:r>
+        <w:t xml:space="preserve">традиционным обращением, посредством которого гномы как правило выясняли, не заинтересован ли их собеседник </w:t>
+      </w:r>
+      <w:r>
+        <w:t>приобрести</w:t>
+      </w:r>
+      <w:r>
+        <w:t xml:space="preserve"> что-то из имеющегося у них </w:t>
+      </w:r>
+      <w:r>
+        <w:t xml:space="preserve">с собой </w:t>
+      </w:r>
+      <w:r>
+        <w:t>на продажу. Представители этой народности были как правило немногословны и уж т</w:t>
+      </w:r>
+      <w:r>
+        <w:t>очно</w:t>
+      </w:r>
+      <w:r>
+        <w:t xml:space="preserve"> не претендовали на обладание изысканными манерами.</w:t>
+      </w:r>
+    </w:p>
+    <w:p>
+      <w:pPr>
+        <w:pBdr>
+          <w:bottom w:val="double" w:sz="6" w:space="1" w:color="auto"/>
+        </w:pBdr>
+      </w:pPr>
+      <w:r>
+        <w:t xml:space="preserve"> </w:t>
+      </w:r>
+      <w:r>
+        <w:t>Мы с Артом, также в соответствии с этикетом, приняли как можно более безразличный вид и неопределённо пожали плечами. Считалось несолидным и даже глупым проявлять активный интерес или вообще суетиться.</w:t>
+      </w:r>
+    </w:p>
+    <w:p>
+      <w:pPr>
+        <w:pBdr>
+          <w:bottom w:val="double" w:sz="6" w:space="1" w:color="auto"/>
+        </w:pBdr>
+      </w:pPr>
+      <w:r>
+        <w:t>Гном поставил на землю свой мешок и, покопавшись в нём, стал доставать и выкладывать на стол перед нами различные предметы.</w:t>
+      </w:r>
+    </w:p>
+    <w:p>
+      <w:pPr>
+        <w:pBdr>
+          <w:bottom w:val="double" w:sz="6" w:space="1" w:color="auto"/>
+        </w:pBdr>
+      </w:pPr>
+      <w:r>
+        <w:t xml:space="preserve">На столе появились: два монетника, три огнива, масляный фонарь, а также ювелирные украшения </w:t>
+      </w:r>
+      <w:r>
+        <w:t>—</w:t>
+      </w:r>
+      <w:r>
+        <w:t xml:space="preserve"> браслет, бусы и несколько колец.</w:t>
+      </w:r>
+    </w:p>
+    <w:p>
+      <w:pPr>
+        <w:pBdr>
+          <w:bottom w:val="double" w:sz="6" w:space="1" w:color="auto"/>
+        </w:pBdr>
+      </w:pPr>
+      <w:r>
+        <w:t>Монетник, как и следует из названия, представляет собой некий аналог кошелька или шкатулки, предназначенный для ношения местных монет. Монеты здесь ходили только трёх видо</w:t>
+      </w:r>
+      <w:r>
+        <w:t>в</w:t>
+      </w:r>
+      <w:r>
+        <w:t xml:space="preserve"> </w:t>
+      </w:r>
+      <w:r>
+        <w:t>—</w:t>
+      </w:r>
+      <w:r>
+        <w:t xml:space="preserve"> золотая, серебряная и медная. Соотношение между ними было самое простое</w:t>
+      </w:r>
+      <w:r>
+        <w:t>:</w:t>
+      </w:r>
+      <w:r>
+        <w:t xml:space="preserve"> одна</w:t>
+      </w:r>
+      <w:r>
+        <w:t xml:space="preserve"> золотая</w:t>
+      </w:r>
+      <w:r>
+        <w:t xml:space="preserve"> к десяти</w:t>
+      </w:r>
+      <w:r>
+        <w:t xml:space="preserve"> серебряным</w:t>
+      </w:r>
+      <w:r>
+        <w:t xml:space="preserve"> и к ста</w:t>
+      </w:r>
+      <w:r>
+        <w:t xml:space="preserve"> медным</w:t>
+      </w:r>
+      <w:r>
+        <w:t xml:space="preserve"> соответственно. Размер у всех трёх монет был одинаковым, отличались </w:t>
+      </w:r>
+      <w:r>
+        <w:lastRenderedPageBreak/>
+        <w:t xml:space="preserve">они только материалом, из которого были изготовлены, и </w:t>
+      </w:r>
+      <w:r>
+        <w:t>вычеканенным</w:t>
+      </w:r>
+      <w:r>
+        <w:t xml:space="preserve"> на них изображением. В последнем, впрочем, я не уверен </w:t>
+      </w:r>
+      <w:r>
+        <w:t>—</w:t>
+      </w:r>
+      <w:r>
+        <w:t xml:space="preserve"> никогда не обращал внимания.</w:t>
+      </w:r>
+    </w:p>
+    <w:p>
+      <w:pPr>
+        <w:pBdr>
+          <w:bottom w:val="double" w:sz="6" w:space="1" w:color="auto"/>
+        </w:pBdr>
+      </w:pPr>
+      <w:r>
+        <w:t>Так вот, повсеместно используемый здесь монетник позволяет хранить и носить с собой запас монет в удобном и упорядоченном виде. Он состоит из трёх металлических цилиндр</w:t>
+      </w:r>
+      <w:r>
+        <w:t>ов</w:t>
+      </w:r>
+      <w:r>
+        <w:t xml:space="preserve"> диаметром чуть больше монеты каждый, заключённых в металлический корпус в форме фляги без г</w:t>
+      </w:r>
+      <w:r>
+        <w:t>о</w:t>
+      </w:r>
+      <w:r>
+        <w:t>рлышка. Внутри каждого цилиндрика находится пружина, ко</w:t>
+      </w:r>
+      <w:r>
+        <w:t>т</w:t>
+      </w:r>
+      <w:r>
+        <w:t>орая прижимает круглую пластинку</w:t>
+      </w:r>
+      <w:r>
+        <w:t xml:space="preserve"> на своём верхнем конце</w:t>
+      </w:r>
+      <w:r>
+        <w:t xml:space="preserve"> к полукруглому ободку</w:t>
+      </w:r>
+      <w:r>
+        <w:t xml:space="preserve"> на</w:t>
+      </w:r>
+      <w:r>
+        <w:t xml:space="preserve"> </w:t>
+      </w:r>
+      <w:r>
+        <w:t>верхнем конце</w:t>
+      </w:r>
+      <w:r>
+        <w:t xml:space="preserve"> цилиндр</w:t>
+      </w:r>
+      <w:r>
+        <w:t>а</w:t>
+      </w:r>
+      <w:r>
+        <w:t xml:space="preserve">. </w:t>
+      </w:r>
+    </w:p>
+    <w:p>
+      <w:pPr>
+        <w:pBdr>
+          <w:bottom w:val="double" w:sz="6" w:space="1" w:color="auto"/>
+        </w:pBdr>
+      </w:pPr>
+      <w:r>
+        <w:t>Эта конструкция позволяет легко вставлять монеты между верхней пластиной и ободком,</w:t>
+      </w:r>
+      <w:r>
+        <w:t xml:space="preserve"> </w:t>
+      </w:r>
+      <w:r>
+        <w:t>образовывая подпружиненный столбик, а также даже ещё легче их оттуда "выщёлкивать". Тонк</w:t>
+      </w:r>
+      <w:r>
+        <w:t>ие</w:t>
+      </w:r>
+      <w:r>
+        <w:t xml:space="preserve"> вертикальн</w:t>
+      </w:r>
+      <w:r>
+        <w:t>ые</w:t>
+      </w:r>
+      <w:r>
+        <w:t xml:space="preserve"> прорез</w:t>
+      </w:r>
+      <w:r>
+        <w:t>и</w:t>
+      </w:r>
+      <w:r>
+        <w:t xml:space="preserve"> на передней стороне</w:t>
+      </w:r>
+      <w:r>
+        <w:t xml:space="preserve"> монетника</w:t>
+      </w:r>
+      <w:r>
+        <w:t xml:space="preserve"> позволя</w:t>
+      </w:r>
+      <w:r>
+        <w:t>ю</w:t>
+      </w:r>
+      <w:r>
+        <w:t xml:space="preserve">т видеть количество содержащихся внутри монет. </w:t>
+      </w:r>
+    </w:p>
+    <w:p>
+      <w:pPr>
+        <w:pBdr>
+          <w:bottom w:val="double" w:sz="6" w:space="1" w:color="auto"/>
+        </w:pBdr>
+      </w:pPr>
+      <w:r>
+        <w:t xml:space="preserve">Монетник как правило имеет крепления для ношения на поясе или на шее. Носят его </w:t>
+      </w:r>
+      <w:r>
+        <w:t>обычно</w:t>
+      </w:r>
+      <w:r>
+        <w:t xml:space="preserve"> на виду, так как качество монетника и богатство его отделки традиционно являются индикатором социального статуса его владельца.</w:t>
+      </w:r>
+      <w:r>
+        <w:t xml:space="preserve"> Монетники, предложенные нам гномом, были довольно «богатыми» — они были сделаны из </w:t>
+      </w:r>
+      <w:r>
+        <w:t xml:space="preserve">металла </w:t>
+      </w:r>
+      <w:r>
+        <w:t>серебристого цвета</w:t>
+      </w:r>
+      <w:r>
+        <w:t xml:space="preserve"> и покрыты со всех сторон тончайшей инкрустацией</w:t>
+      </w:r>
+      <w:r>
+        <w:t xml:space="preserve"> в виде орнамента из узоров и рун. Считалось, что такой </w:t>
+      </w:r>
+      <w:r>
+        <w:t xml:space="preserve">гномий </w:t>
+      </w:r>
+      <w:r>
+        <w:t>орнамент приносит владельцу монетника богатство и удачу.</w:t>
+      </w:r>
+    </w:p>
+    <w:p>
+      <w:pPr>
+        <w:pBdr>
+          <w:bottom w:val="double" w:sz="6" w:space="1" w:color="auto"/>
+        </w:pBdr>
+      </w:pPr>
+      <w:r>
+        <w:t>Местные огнива были неким прообразом зажигалки — массивной, размером с увесистый кулак</w:t>
+      </w:r>
+      <w:r>
+        <w:t>,</w:t>
+      </w:r>
+      <w:r>
+        <w:t xml:space="preserve"> и требующей определённой сноровки в обращении. Пламя на защищённом от ветра фитиле образовывалось под действием искры, которую нужно было высекать нажатием на специальный рычажок. </w:t>
+      </w:r>
+    </w:p>
+    <w:p>
+      <w:pPr>
+        <w:pBdr>
+          <w:bottom w:val="double" w:sz="6" w:space="1" w:color="auto"/>
+        </w:pBdr>
+      </w:pPr>
+      <w:r>
+        <w:t xml:space="preserve">Огнива заправлялись специальным маслом, тоже производимом гномами, </w:t>
+      </w:r>
+      <w:r>
+        <w:t>—</w:t>
+      </w:r>
+      <w:r>
+        <w:t xml:space="preserve"> как и предлагаемый нам гномом компактный и весьма добротный на вид масляный фонарь.</w:t>
+      </w:r>
+    </w:p>
+    <w:p>
+      <w:pPr>
+        <w:pBdr>
+          <w:bottom w:val="double" w:sz="6" w:space="1" w:color="auto"/>
+        </w:pBdr>
+      </w:pPr>
+      <w:r>
+        <w:t>—</w:t>
+      </w:r>
+      <w:r>
+        <w:t xml:space="preserve"> Фонарь и огниво нам, я думаю, не помешают, </w:t>
+      </w:r>
+      <w:r>
+        <w:t>—</w:t>
+      </w:r>
+      <w:r>
+        <w:t xml:space="preserve"> услышал я в клипсе голосовое сообщение Арта. Гном, который не мог его слышать, тем не менее вдруг насторожился и оглядел нас с нескрываемым подозрением.</w:t>
+      </w:r>
+    </w:p>
+    <w:p>
+      <w:pPr>
+        <w:pBdr>
+          <w:bottom w:val="double" w:sz="6" w:space="1" w:color="auto"/>
+        </w:pBdr>
+      </w:pPr>
+      <w:r>
+        <w:t xml:space="preserve">Арт взял со стола одно из огнив </w:t>
+      </w:r>
+      <w:r>
+        <w:t>—</w:t>
+      </w:r>
+      <w:r>
+        <w:t xml:space="preserve"> по виду самое дорогое</w:t>
+      </w:r>
+      <w:r>
+        <w:t xml:space="preserve"> из трёх</w:t>
+      </w:r>
+      <w:r>
+        <w:t xml:space="preserve"> </w:t>
+      </w:r>
+      <w:r>
+        <w:t>—</w:t>
+      </w:r>
+      <w:r>
+        <w:t xml:space="preserve"> повертел его в руках и несколько раз зажёг. Огниво действовало безукори</w:t>
+      </w:r>
+      <w:r>
+        <w:t>з</w:t>
+      </w:r>
+      <w:r>
+        <w:t>нен</w:t>
+      </w:r>
+      <w:r>
+        <w:t>н</w:t>
+      </w:r>
+      <w:r>
+        <w:t>о. Арт положил огниво на стол в стороне от других предметов, придвинул к нему фонарь и вопросительно посмотрел на гнома.</w:t>
+      </w:r>
+    </w:p>
+    <w:p>
+      <w:pPr>
+        <w:pBdr>
+          <w:bottom w:val="double" w:sz="6" w:space="1" w:color="auto"/>
+        </w:pBdr>
+      </w:pPr>
+      <w:r>
+        <w:t xml:space="preserve">Гном </w:t>
+      </w:r>
+      <w:r>
+        <w:t>насупился</w:t>
+      </w:r>
+      <w:r>
+        <w:t xml:space="preserve"> и</w:t>
+      </w:r>
+      <w:r>
+        <w:t xml:space="preserve"> надулся</w:t>
+      </w:r>
+      <w:r>
+        <w:t>, стараясь принять как можно более суровый и непреклонный вид</w:t>
+      </w:r>
+      <w:r>
+        <w:t xml:space="preserve">. </w:t>
+      </w:r>
+      <w:r>
+        <w:t>Но я заметил, как в его взгляде из-под кустистых бровей</w:t>
+      </w:r>
+      <w:r>
+        <w:t xml:space="preserve"> сверкнул азартный огонёк. </w:t>
+      </w:r>
+    </w:p>
+    <w:p>
+      <w:pPr>
+        <w:pBdr>
+          <w:bottom w:val="double" w:sz="6" w:space="1" w:color="auto"/>
+        </w:pBdr>
+      </w:pPr>
+      <w:r>
+        <w:t>—</w:t>
+      </w:r>
+      <w:r>
+        <w:t xml:space="preserve"> Одна золотом и четыре серебром, </w:t>
+      </w:r>
+      <w:r>
+        <w:t>—</w:t>
+      </w:r>
+      <w:r>
+        <w:t xml:space="preserve"> произнёс гном с нарочитой уверенностью. После чего опустил взг</w:t>
+      </w:r>
+      <w:r>
+        <w:t>л</w:t>
+      </w:r>
+      <w:r>
+        <w:t>яд и несколько смущённо кашлянул в кулак.</w:t>
+      </w:r>
+    </w:p>
+    <w:p>
+      <w:pPr>
+        <w:pBdr>
+          <w:bottom w:val="double" w:sz="6" w:space="1" w:color="auto"/>
+        </w:pBdr>
+      </w:pPr>
+      <w:r>
+        <w:t>Мы, не сговариваясь, издали</w:t>
+      </w:r>
+      <w:r>
+        <w:t xml:space="preserve"> один и тот же</w:t>
+      </w:r>
+      <w:r>
+        <w:t xml:space="preserve"> насмешлив</w:t>
+      </w:r>
+      <w:r>
+        <w:t>о-удивлённый</w:t>
+      </w:r>
+      <w:r>
+        <w:t xml:space="preserve"> возглас и откинулись на спинки скамей, демонстрируя </w:t>
+      </w:r>
+      <w:r>
+        <w:t>разочарование</w:t>
+      </w:r>
+      <w:r>
+        <w:t>.</w:t>
+      </w:r>
+    </w:p>
+    <w:p>
+      <w:pPr>
+        <w:pBdr>
+          <w:bottom w:val="double" w:sz="6" w:space="1" w:color="auto"/>
+        </w:pBdr>
+      </w:pPr>
+      <w:r>
+        <w:t>Повисло напряжённое молчание. Гном, покряхтыва</w:t>
+      </w:r>
+      <w:r>
+        <w:t>я</w:t>
+      </w:r>
+      <w:r>
+        <w:t>,</w:t>
+      </w:r>
+      <w:r>
+        <w:t xml:space="preserve"> напряжённо молчал, то и дело </w:t>
+      </w:r>
+      <w:r>
+        <w:t>броса</w:t>
+      </w:r>
+      <w:r>
+        <w:t>я</w:t>
+      </w:r>
+      <w:r>
+        <w:t xml:space="preserve"> на Арта </w:t>
+      </w:r>
+      <w:r>
+        <w:t xml:space="preserve">вопросительные </w:t>
+      </w:r>
+      <w:r>
+        <w:t>взгляды исподлобья.</w:t>
+      </w:r>
+    </w:p>
+    <w:p>
+      <w:pPr>
+        <w:pBdr>
+          <w:bottom w:val="double" w:sz="6" w:space="1" w:color="auto"/>
+        </w:pBdr>
+      </w:pPr>
+      <w:r>
+        <w:t>Наконец, Арт, как будто на что-то решившись, глубоко вздохнул и пожал плечами.</w:t>
+      </w:r>
+    </w:p>
+    <w:p>
+      <w:pPr>
+        <w:pBdr>
+          <w:bottom w:val="double" w:sz="6" w:space="1" w:color="auto"/>
+        </w:pBdr>
+      </w:pPr>
+      <w:r>
+        <w:t>—</w:t>
+      </w:r>
+      <w:r>
+        <w:t xml:space="preserve"> Восемь серебром, </w:t>
+      </w:r>
+      <w:r>
+        <w:t>—</w:t>
+      </w:r>
+      <w:r>
+        <w:t xml:space="preserve"> </w:t>
+      </w:r>
+      <w:r>
+        <w:t>негромко</w:t>
+      </w:r>
+      <w:r>
+        <w:t xml:space="preserve"> и уверенно произнёс он.</w:t>
+      </w:r>
+    </w:p>
+    <w:p>
+      <w:pPr>
+        <w:pBdr>
+          <w:bottom w:val="double" w:sz="6" w:space="1" w:color="auto"/>
+        </w:pBdr>
+      </w:pPr>
+      <w:r>
+        <w:t>Гном, казалось, ждал чего-то подобного, потому что ответил почти мгновенно:</w:t>
+      </w:r>
+    </w:p>
+    <w:p>
+      <w:pPr>
+        <w:pBdr>
+          <w:bottom w:val="double" w:sz="6" w:space="1" w:color="auto"/>
+        </w:pBdr>
+      </w:pPr>
+      <w:r>
+        <w:t>—</w:t>
+      </w:r>
+      <w:r>
+        <w:t xml:space="preserve"> Одна золотом и... всё.</w:t>
+      </w:r>
+    </w:p>
+    <w:p>
+      <w:pPr>
+        <w:pBdr>
+          <w:bottom w:val="double" w:sz="6" w:space="1" w:color="auto"/>
+        </w:pBdr>
+      </w:pPr>
+      <w:r>
+        <w:t>После чего подвинул к Арту фонарь и огниво.</w:t>
+      </w:r>
+    </w:p>
+    <w:p>
+      <w:pPr>
+        <w:pBdr>
+          <w:bottom w:val="double" w:sz="6" w:space="1" w:color="auto"/>
+        </w:pBdr>
+      </w:pPr>
+      <w:r>
+        <w:lastRenderedPageBreak/>
+        <w:t>Арт ещё раз вздохнул, кивнул головой и потянулся к рюкзаку за деньгами.</w:t>
+      </w:r>
+    </w:p>
+    <w:p>
+      <w:pPr>
+        <w:pBdr>
+          <w:bottom w:val="double" w:sz="6" w:space="1" w:color="auto"/>
+        </w:pBdr>
+      </w:pPr>
+      <w:r>
+        <w:t>Гном перевёл в</w:t>
+      </w:r>
+      <w:r>
+        <w:t>згл</w:t>
+      </w:r>
+      <w:r>
+        <w:t>яд на меня.</w:t>
+      </w:r>
+    </w:p>
+    <w:p>
+      <w:pPr>
+        <w:pBdr>
+          <w:bottom w:val="double" w:sz="6" w:space="1" w:color="auto"/>
+        </w:pBdr>
+      </w:pPr>
+      <w:r>
+        <w:t xml:space="preserve">Из всего предложенного </w:t>
+      </w:r>
+      <w:r>
+        <w:t>им</w:t>
+      </w:r>
+      <w:r>
+        <w:t xml:space="preserve"> моё внимание сразу привлёк только один предмет. Это были бусы из удивительно красивого дымчатого камня серо голубого цвета. Я подумал, что эти бусы удивительно подходят </w:t>
+      </w:r>
+      <w:r>
+        <w:t xml:space="preserve">к </w:t>
+      </w:r>
+      <w:r>
+        <w:t>цвету глаз Зары.</w:t>
+      </w:r>
+    </w:p>
+    <w:p>
+      <w:pPr>
+        <w:pBdr>
+          <w:bottom w:val="double" w:sz="6" w:space="1" w:color="auto"/>
+        </w:pBdr>
+      </w:pPr>
+      <w:r>
+        <w:t>Я наклонился к столу и взял в руки бусы.</w:t>
+      </w:r>
+    </w:p>
+    <w:p>
+      <w:pPr>
+        <w:pBdr>
+          <w:bottom w:val="double" w:sz="6" w:space="1" w:color="auto"/>
+        </w:pBdr>
+      </w:pPr>
+      <w:r>
+        <w:t>В этот момент Арт положил на стол перед гномом золотую монету, но гном даже не взглянул на неё. Он напряженно и внимательно смотрел мне в глаза.</w:t>
+      </w:r>
+    </w:p>
+    <w:p>
+      <w:pPr>
+        <w:pBdr>
+          <w:bottom w:val="double" w:sz="6" w:space="1" w:color="auto"/>
+        </w:pBdr>
+      </w:pPr>
+      <w:r>
+        <w:t>М</w:t>
+      </w:r>
+      <w:r>
+        <w:t xml:space="preserve">итрит, </w:t>
+      </w:r>
+      <w:r>
+        <w:t>—</w:t>
+      </w:r>
+      <w:r>
+        <w:t xml:space="preserve"> произнёс гном. </w:t>
+      </w:r>
+      <w:r>
+        <w:t>—</w:t>
+      </w:r>
+      <w:r>
+        <w:t xml:space="preserve"> Очень чистый. Только у нас такой.</w:t>
+      </w:r>
+    </w:p>
+    <w:p>
+      <w:pPr>
+        <w:pBdr>
+          <w:bottom w:val="double" w:sz="6" w:space="1" w:color="auto"/>
+        </w:pBdr>
+      </w:pPr>
+      <w:r>
+        <w:t>Я поднёс бусы ближе к глазам, разглядывая их.</w:t>
+      </w:r>
+    </w:p>
+    <w:p>
+      <w:pPr>
+        <w:pBdr>
+          <w:bottom w:val="double" w:sz="6" w:space="1" w:color="auto"/>
+        </w:pBdr>
+      </w:pPr>
+      <w:r>
+        <w:t>Казалось, камень, из которого были сделаны бусинки, не имел поверхности. Взгляд как будто проваливался внутрь, камешки словно завораживали своей призрачной, искрящейся глубиной.</w:t>
+      </w:r>
+    </w:p>
+    <w:p>
+      <w:pPr>
+        <w:pBdr>
+          <w:bottom w:val="double" w:sz="6" w:space="1" w:color="auto"/>
+        </w:pBdr>
+      </w:pPr>
+      <w:r>
+        <w:t>Я перевёл вз</w:t>
+      </w:r>
+      <w:r>
+        <w:t>г</w:t>
+      </w:r>
+      <w:r>
+        <w:t>ляд на гнома.</w:t>
+      </w:r>
+    </w:p>
+    <w:p>
+      <w:pPr>
+        <w:pBdr>
+          <w:bottom w:val="double" w:sz="6" w:space="1" w:color="auto"/>
+        </w:pBdr>
+      </w:pPr>
+      <w:r>
+        <w:t>—</w:t>
+      </w:r>
+      <w:r>
+        <w:t xml:space="preserve"> Пять золотом, </w:t>
+      </w:r>
+      <w:r>
+        <w:t>—</w:t>
+      </w:r>
+      <w:r>
+        <w:t xml:space="preserve"> с интонацие</w:t>
+      </w:r>
+      <w:r>
+        <w:t xml:space="preserve">й </w:t>
+      </w:r>
+      <w:r>
+        <w:t>приговора произнёс он.</w:t>
+      </w:r>
+    </w:p>
+    <w:p>
+      <w:pPr>
+        <w:pBdr>
+          <w:bottom w:val="double" w:sz="6" w:space="1" w:color="auto"/>
+        </w:pBdr>
+      </w:pPr>
+      <w:r>
+        <w:t xml:space="preserve">Я воззрился на него в на этот раз искреннем изумлении. </w:t>
+      </w:r>
+    </w:p>
+    <w:p>
+      <w:pPr>
+        <w:pBdr>
+          <w:bottom w:val="double" w:sz="6" w:space="1" w:color="auto"/>
+        </w:pBdr>
+      </w:pPr>
+      <w:r>
+        <w:t>Но теперь гном не смутился. Он выдержал мой взгляд и, как будто всё этим объясняя, произнёс:</w:t>
+      </w:r>
+    </w:p>
+    <w:p>
+      <w:pPr>
+        <w:pBdr>
+          <w:bottom w:val="double" w:sz="6" w:space="1" w:color="auto"/>
+        </w:pBdr>
+      </w:pPr>
+      <w:r>
+        <w:t>—</w:t>
+      </w:r>
+      <w:r>
+        <w:t xml:space="preserve"> Настоящий митрит. Совсем чистый. Только у нас </w:t>
+      </w:r>
+      <w:r>
+        <w:t>есть</w:t>
+      </w:r>
+      <w:r>
+        <w:t>. Больше нигде.</w:t>
+      </w:r>
+    </w:p>
+    <w:p>
+      <w:pPr>
+        <w:pBdr>
+          <w:bottom w:val="double" w:sz="6" w:space="1" w:color="auto"/>
+        </w:pBdr>
+      </w:pPr>
+      <w:r>
+        <w:t xml:space="preserve">Я впервые слышал это название камня, но, основываясь на своей ложной памяти, мог вполне определённо понять его этимологию. </w:t>
+      </w:r>
+    </w:p>
+    <w:p>
+      <w:pPr>
+        <w:pBdr>
+          <w:bottom w:val="double" w:sz="6" w:space="1" w:color="auto"/>
+        </w:pBdr>
+      </w:pPr>
+      <w:r>
+        <w:t xml:space="preserve">Начальный слог названия материала у гномов означал цвет, а конечный </w:t>
+      </w:r>
+      <w:r>
+        <w:t>—</w:t>
+      </w:r>
+      <w:r>
+        <w:t xml:space="preserve"> </w:t>
+      </w:r>
+      <w:r>
+        <w:t xml:space="preserve">его </w:t>
+      </w:r>
+      <w:r>
+        <w:t>тип</w:t>
+      </w:r>
+      <w:r>
+        <w:t xml:space="preserve"> или</w:t>
+      </w:r>
+      <w:r>
+        <w:t xml:space="preserve"> природу.</w:t>
+      </w:r>
+    </w:p>
+    <w:p>
+      <w:pPr>
+        <w:pBdr>
+          <w:bottom w:val="double" w:sz="6" w:space="1" w:color="auto"/>
+        </w:pBdr>
+      </w:pPr>
+      <w:r>
+        <w:t>Напр</w:t>
+      </w:r>
+      <w:r>
+        <w:t>и</w:t>
+      </w:r>
+      <w:r>
+        <w:t xml:space="preserve">мер, начало на "ми" означало серый или синий цвет, а на "не" </w:t>
+      </w:r>
+      <w:r>
+        <w:t>—</w:t>
+      </w:r>
+      <w:r>
+        <w:t xml:space="preserve"> зелёный. В свою очередь, окончание на "ил" обозначало металл, а на "ит" </w:t>
+      </w:r>
+      <w:r>
+        <w:t>—</w:t>
+      </w:r>
+      <w:r>
+        <w:t xml:space="preserve"> камень. Поэтому полудрагоценный камень зелёного цвета гномы называли "нефрит", а их знаменитый лёгкий и прочный сплав серебристого, отливающего голубизной оттенка именовался "митрил".</w:t>
+      </w:r>
+    </w:p>
+    <w:p>
+      <w:pPr>
+        <w:pBdr>
+          <w:bottom w:val="double" w:sz="6" w:space="1" w:color="auto"/>
+        </w:pBdr>
+      </w:pPr>
+      <w:r>
+        <w:t>Я посмотрел гному в глаза. В его взгляде был не столько азарт торговца, сколько что-то</w:t>
+      </w:r>
+      <w:r>
+        <w:t xml:space="preserve"> другое</w:t>
+      </w:r>
+      <w:r>
+        <w:t>. То ли гордость от обладания таким сокровищем, то ли некое сакральное восхищение им.</w:t>
+      </w:r>
+    </w:p>
+    <w:p>
+      <w:pPr>
+        <w:pBdr>
+          <w:bottom w:val="double" w:sz="6" w:space="1" w:color="auto"/>
+        </w:pBdr>
+      </w:pPr>
+      <w:r>
+        <w:t>Вдруг мне в голову пришла одна идея.</w:t>
+      </w:r>
+    </w:p>
+    <w:p>
+      <w:pPr>
+        <w:pBdr>
+          <w:bottom w:val="double" w:sz="6" w:space="1" w:color="auto"/>
+        </w:pBdr>
+      </w:pPr>
+      <w:r>
+        <w:t>Я приоткрыл свой контур, позволяя Эссенции медленно течь сквозь меня, и посмотрел на бусы "вторым зрением".</w:t>
+      </w:r>
+    </w:p>
+    <w:p>
+      <w:pPr>
+        <w:pBdr>
+          <w:bottom w:val="double" w:sz="6" w:space="1" w:color="auto"/>
+        </w:pBdr>
+      </w:pPr>
+      <w:r>
+        <w:t xml:space="preserve">Моё неосознанное подозрение </w:t>
+      </w:r>
+      <w:r>
+        <w:t>подтвердилось</w:t>
+      </w:r>
+      <w:r>
+        <w:t>.</w:t>
+      </w:r>
+    </w:p>
+    <w:p>
+      <w:pPr>
+        <w:pBdr>
+          <w:bottom w:val="double" w:sz="6" w:space="1" w:color="auto"/>
+        </w:pBdr>
+      </w:pPr>
+      <w:r>
+        <w:t>Уровень Эссенции внутри бусинок был ненамного, квинтов на пять выше базового фона. Причём, что было особенно удивительно, этот повышенный уровень казался стабильным, я не заметил, вокруг камешков даже малейшего "свечения" выделяемой вовне Эссенции.</w:t>
+      </w:r>
+    </w:p>
+    <w:p>
+      <w:pPr>
+        <w:pBdr>
+          <w:bottom w:val="double" w:sz="6" w:space="1" w:color="auto"/>
+        </w:pBdr>
+      </w:pPr>
+      <w:r>
+        <w:t xml:space="preserve">Митрит — а может быть, только </w:t>
+      </w:r>
+      <w:r>
+        <w:t>"</w:t>
+      </w:r>
+      <w:r>
+        <w:t>н</w:t>
+      </w:r>
+      <w:r>
+        <w:t>астоящий митрит",</w:t>
+      </w:r>
+      <w:r>
+        <w:t xml:space="preserve"> —</w:t>
+      </w:r>
+      <w:r>
+        <w:t xml:space="preserve"> как я понял, отличался от </w:t>
+      </w:r>
+      <w:r>
+        <w:t>других камней</w:t>
+      </w:r>
+      <w:r>
+        <w:t xml:space="preserve"> именно этим </w:t>
+      </w:r>
+      <w:r>
+        <w:t>—</w:t>
+      </w:r>
+      <w:r>
+        <w:t xml:space="preserve"> стабильно повышенным уровнем Эссенции. Он был "страйдером" среди камней.</w:t>
+      </w:r>
+    </w:p>
+    <w:p>
+      <w:pPr>
+        <w:pBdr>
+          <w:bottom w:val="double" w:sz="6" w:space="1" w:color="auto"/>
+        </w:pBdr>
+      </w:pPr>
+      <w:r>
+        <w:t xml:space="preserve">Я достал из рюкзака свой кошелёк и аккуратно высыпал на стол его содержимое. Рассортировав монеты, я только теперь узнал, что наше денежное обеспечение </w:t>
+      </w:r>
+      <w:r>
+        <w:t>и</w:t>
+      </w:r>
+      <w:r>
+        <w:t>счислялось тремя золотыми монетами, пятью серебряными и десятью медными.</w:t>
+      </w:r>
+    </w:p>
+    <w:p>
+      <w:pPr>
+        <w:pBdr>
+          <w:bottom w:val="double" w:sz="6" w:space="1" w:color="auto"/>
+        </w:pBdr>
+      </w:pPr>
+      <w:r>
+        <w:t>Я сгрёб монеты ладонями, снова объединяя из в одну кучу и придвинул её гному.</w:t>
+      </w:r>
+    </w:p>
+    <w:p>
+      <w:pPr>
+        <w:pBdr>
+          <w:bottom w:val="double" w:sz="6" w:space="1" w:color="auto"/>
+        </w:pBdr>
+      </w:pPr>
+      <w:r>
+        <w:lastRenderedPageBreak/>
+        <w:t>—</w:t>
+      </w:r>
+      <w:r>
+        <w:t xml:space="preserve"> Это всё. Больше нет, </w:t>
+      </w:r>
+      <w:r>
+        <w:t>—</w:t>
+      </w:r>
+      <w:r>
+        <w:t xml:space="preserve"> </w:t>
+      </w:r>
+      <w:r>
+        <w:t>прокомментировал</w:t>
+      </w:r>
+      <w:r>
+        <w:t xml:space="preserve"> я.</w:t>
+      </w:r>
+    </w:p>
+    <w:p>
+      <w:pPr>
+        <w:pBdr>
+          <w:bottom w:val="double" w:sz="6" w:space="1" w:color="auto"/>
+        </w:pBdr>
+      </w:pPr>
+      <w:r>
+        <w:t>И тут гном меня удивил.</w:t>
+      </w:r>
+    </w:p>
+    <w:p>
+      <w:pPr>
+        <w:pBdr>
+          <w:bottom w:val="double" w:sz="6" w:space="1" w:color="auto"/>
+        </w:pBdr>
+      </w:pPr>
+      <w:r>
+        <w:t>Посмотрев</w:t>
+      </w:r>
+      <w:r>
+        <w:t xml:space="preserve"> </w:t>
+      </w:r>
+      <w:r>
+        <w:t>на ме</w:t>
+      </w:r>
+      <w:r>
+        <w:t>н</w:t>
+      </w:r>
+      <w:r>
+        <w:t>я очень внимательно и, как мне показалось, с неподдельным уважением, он выудил из кучи три золотые монеты, добавил к ним выданную Артом и спрятал все четыре в какой-то незаметный</w:t>
+      </w:r>
+      <w:r>
+        <w:t xml:space="preserve"> </w:t>
+      </w:r>
+      <w:r>
+        <w:t>карман</w:t>
+      </w:r>
+      <w:r>
+        <w:t xml:space="preserve"> </w:t>
+      </w:r>
+      <w:r>
+        <w:t xml:space="preserve">на поясе. Потом сгрёб оставшиеся на столе монеты и сдвинул их обратно мне. И показал глазами на бусы, давая понять, что теперь они мои. </w:t>
+      </w:r>
+    </w:p>
+    <w:p>
+      <w:pPr>
+        <w:pBdr>
+          <w:bottom w:val="double" w:sz="6" w:space="1" w:color="auto"/>
+        </w:pBdr>
+      </w:pPr>
+      <w:r>
+        <w:t>Я аккуратно взял со стола бусы и спрятал их во внутренний карман куртки. После чего я собрал монеты в кошелёк, а гном убрал обратно в мешок всё непроданное. На столе теперь оставались только фонарь и огниво. Арт, на</w:t>
+      </w:r>
+      <w:r>
+        <w:t xml:space="preserve"> </w:t>
+      </w:r>
+      <w:r>
+        <w:t xml:space="preserve">правах нового владельца, чиркнул огнивом и зажёг от него фонарь. Это было весьма кстати, так как к этому моменту </w:t>
+      </w:r>
+      <w:r>
+        <w:t xml:space="preserve">сумерки </w:t>
+      </w:r>
+      <w:r>
+        <w:t xml:space="preserve">уже сгустились. </w:t>
+      </w:r>
+    </w:p>
+    <w:p>
+      <w:pPr>
+        <w:pBdr>
+          <w:bottom w:val="double" w:sz="6" w:space="1" w:color="auto"/>
+        </w:pBdr>
+      </w:pPr>
+      <w:r>
+        <w:t>Дождь совсем стих.</w:t>
+      </w:r>
+      <w:r>
+        <w:t xml:space="preserve"> </w:t>
+      </w:r>
+      <w:r>
+        <w:t>Наступившая безветренная тишина нарушалась только</w:t>
+      </w:r>
+      <w:r>
+        <w:t xml:space="preserve"> </w:t>
+      </w:r>
+      <w:r>
+        <w:t>доносившимися до нас иногда негромкими</w:t>
+      </w:r>
+      <w:r>
+        <w:t xml:space="preserve"> голосами</w:t>
+      </w:r>
+      <w:r>
+        <w:t xml:space="preserve"> людей в соседних хижина</w:t>
+      </w:r>
+      <w:r>
+        <w:t>х</w:t>
+      </w:r>
+      <w:r>
+        <w:t xml:space="preserve"> да еле слышным журчанием недалёкой реки по камням.</w:t>
+      </w:r>
+    </w:p>
+    <w:p>
+      <w:pPr>
+        <w:pBdr>
+          <w:bottom w:val="double" w:sz="6" w:space="1" w:color="auto"/>
+        </w:pBdr>
+      </w:pPr>
+      <w:r>
+        <w:t>Собравшийся уже возвращаться к своим гном оглядел нас и, казалось, вспомнив о чём-то, произнёс:</w:t>
+      </w:r>
+    </w:p>
+    <w:p>
+      <w:pPr>
+        <w:pBdr>
+          <w:bottom w:val="double" w:sz="6" w:space="1" w:color="auto"/>
+        </w:pBdr>
+      </w:pPr>
+      <w:r>
+        <w:t>—</w:t>
+      </w:r>
+      <w:r>
+        <w:t xml:space="preserve"> Можем ещё на заказ, если надо чего.</w:t>
+      </w:r>
+    </w:p>
+    <w:p>
+      <w:pPr>
+        <w:pBdr>
+          <w:bottom w:val="double" w:sz="6" w:space="1" w:color="auto"/>
+        </w:pBdr>
+      </w:pPr>
+      <w:r>
+        <w:t>Он присмотрелся к нашей с Артом одежде и продолжил:</w:t>
+      </w:r>
+    </w:p>
+    <w:p>
+      <w:pPr>
+        <w:pBdr>
+          <w:bottom w:val="double" w:sz="6" w:space="1" w:color="auto"/>
+        </w:pBdr>
+      </w:pPr>
+      <w:r>
+        <w:t>—</w:t>
+      </w:r>
+      <w:r>
+        <w:t xml:space="preserve"> Упряжь для драконов, сёдла, балдахины делаем. Ну, и оружие, инструмент. Топоры, пилы, ножи, клинки.</w:t>
+      </w:r>
+    </w:p>
+    <w:p>
+      <w:pPr>
+        <w:pBdr>
+          <w:bottom w:val="double" w:sz="6" w:space="1" w:color="auto"/>
+        </w:pBdr>
+      </w:pPr>
+      <w:r>
+        <w:t>Он взглянул почему-то на меня.</w:t>
+      </w:r>
+    </w:p>
+    <w:p>
+      <w:pPr>
+        <w:pBdr>
+          <w:bottom w:val="double" w:sz="6" w:space="1" w:color="auto"/>
+        </w:pBdr>
+      </w:pPr>
+      <w:r>
+        <w:t xml:space="preserve">И тут </w:t>
+      </w:r>
+      <w:r>
+        <w:t>у меня в голове всплыло</w:t>
+      </w:r>
+      <w:r>
+        <w:t xml:space="preserve"> одно из моих ложных воспоминаний. О том, что знакомый гном рассказывал мне когда-то по большому секрету о колдовских "изумрудных глазах", которые они, гномы, якобы мастерят по заказу колдунов.</w:t>
+      </w:r>
+    </w:p>
+    <w:p>
+      <w:pPr>
+        <w:pBdr>
+          <w:bottom w:val="double" w:sz="6" w:space="1" w:color="auto"/>
+        </w:pBdr>
+      </w:pPr>
+      <w:r>
+        <w:t>—</w:t>
+      </w:r>
+      <w:r>
+        <w:t xml:space="preserve"> А "изумрудный глаз" можно заказать? </w:t>
+      </w:r>
+      <w:r>
+        <w:t>—</w:t>
+      </w:r>
+      <w:r>
+        <w:t xml:space="preserve"> обратился я к гному.</w:t>
+      </w:r>
+    </w:p>
+    <w:p>
+      <w:pPr>
+        <w:pBdr>
+          <w:bottom w:val="double" w:sz="6" w:space="1" w:color="auto"/>
+        </w:pBdr>
+      </w:pPr>
+      <w:r>
+        <w:t>Я увидел, как он заметно вздрогнул, вжал голову в плечи и покосился на меня со страхом и явным неодобрением, почти со злостью. После чего он, не говоря больше ни слова, подхватил свой мешок и, проворно направился к своей беседке. По пути он пару раз опасливо</w:t>
+      </w:r>
+      <w:r>
+        <w:t xml:space="preserve"> </w:t>
+      </w:r>
+      <w:r>
+        <w:t>оглянулся.</w:t>
+      </w:r>
+    </w:p>
+    <w:p>
+      <w:pPr>
+        <w:pBdr>
+          <w:bottom w:val="double" w:sz="6" w:space="1" w:color="auto"/>
+        </w:pBdr>
+      </w:pPr>
+      <w:r>
+        <w:t>—</w:t>
+      </w:r>
+      <w:r>
+        <w:t xml:space="preserve"> Чего это он? </w:t>
+      </w:r>
+      <w:r>
+        <w:t>—</w:t>
+      </w:r>
+      <w:r>
+        <w:t xml:space="preserve"> спросил я Арта. </w:t>
+      </w:r>
+      <w:r>
+        <w:t>—</w:t>
+      </w:r>
+      <w:r>
+        <w:t xml:space="preserve"> Обиделся, что</w:t>
+      </w:r>
+      <w:r>
+        <w:t xml:space="preserve"> </w:t>
+      </w:r>
+      <w:r>
+        <w:t>ли?</w:t>
+      </w:r>
+    </w:p>
+    <w:p>
+      <w:pPr>
+        <w:pBdr>
+          <w:bottom w:val="double" w:sz="6" w:space="1" w:color="auto"/>
+        </w:pBdr>
+      </w:pPr>
+      <w:r>
+        <w:t xml:space="preserve">— </w:t>
+      </w:r>
+      <w:r>
+        <w:t xml:space="preserve">Не то, чтобы обиделся, </w:t>
+      </w:r>
+      <w:r>
+        <w:t>—</w:t>
+      </w:r>
+      <w:r>
+        <w:t xml:space="preserve"> ответил Арт. Его происшедшая сцена явно позабавила. </w:t>
+      </w:r>
+      <w:r>
+        <w:t>—</w:t>
+      </w:r>
+      <w:r>
+        <w:t xml:space="preserve"> Просто обо всём, что связано с колдовством не принято говорить с малознакомыми людьми. Колдунов и ведьм люди в основном побаиваются, а поэтому недолюбливают. И это же отношение может</w:t>
+      </w:r>
+      <w:r>
+        <w:t xml:space="preserve"> </w:t>
+      </w:r>
+      <w:r>
+        <w:t>распространяться на тех, кто имеет с ними дело.</w:t>
+      </w:r>
+    </w:p>
+    <w:p>
+      <w:pPr>
+        <w:pBdr>
+          <w:bottom w:val="double" w:sz="6" w:space="1" w:color="auto"/>
+        </w:pBdr>
+      </w:pPr>
+      <w:r>
+        <w:t xml:space="preserve">Он </w:t>
+      </w:r>
+      <w:r>
+        <w:t xml:space="preserve">заговорщически </w:t>
+      </w:r>
+      <w:r>
+        <w:t>улыбнулся и продолжил:</w:t>
+      </w:r>
+    </w:p>
+    <w:p>
+      <w:pPr>
+        <w:pBdr>
+          <w:bottom w:val="double" w:sz="6" w:space="1" w:color="auto"/>
+        </w:pBdr>
+      </w:pPr>
+      <w:r>
+        <w:t>—</w:t>
+      </w:r>
+      <w:r>
+        <w:t xml:space="preserve"> Что, впрочем, не мешает нашему Аугусто поддерживать с местным колдуном довольно дружеские и уж точно взаимовыгодные отношения. А может, и не с ним одним.</w:t>
+      </w:r>
+    </w:p>
+    <w:p>
+      <w:pPr>
+        <w:pBdr>
+          <w:bottom w:val="double" w:sz="6" w:space="1" w:color="auto"/>
+        </w:pBdr>
+      </w:pPr>
+      <w:r>
+        <w:t>Он махнул рукой.</w:t>
+      </w:r>
+    </w:p>
+    <w:p>
+      <w:pPr>
+        <w:pBdr>
+          <w:bottom w:val="double" w:sz="6" w:space="1" w:color="auto"/>
+        </w:pBdr>
+      </w:pPr>
+      <w:r>
+        <w:t>—</w:t>
+      </w:r>
+      <w:r>
+        <w:t xml:space="preserve"> Ну да ладно. По-моему, о делах на сегодня достаточно. Как насчёт того, чтобы попробовать мес</w:t>
+      </w:r>
+      <w:r>
+        <w:t>тную кухню</w:t>
+      </w:r>
+      <w:r>
+        <w:t>? Чувствуешь запах?</w:t>
+      </w:r>
+    </w:p>
+    <w:p>
+      <w:pPr>
+        <w:pBdr>
+          <w:bottom w:val="double" w:sz="6" w:space="1" w:color="auto"/>
+        </w:pBdr>
+      </w:pPr>
+      <w:r>
+        <w:t>Тут я действительно</w:t>
+      </w:r>
+      <w:r>
+        <w:t xml:space="preserve"> </w:t>
+      </w:r>
+      <w:r>
+        <w:t>уловил в воздухе очень аппетитный аромат жареного на</w:t>
+      </w:r>
+      <w:r>
+        <w:t xml:space="preserve"> </w:t>
+      </w:r>
+      <w:r>
+        <w:t xml:space="preserve">открытом огне мяса </w:t>
+      </w:r>
+      <w:r>
+        <w:t>со специями</w:t>
+      </w:r>
+      <w:r>
+        <w:t>, доносившийся, как я понял, из центрального здания лоджа.</w:t>
+      </w:r>
+    </w:p>
+    <w:p>
+      <w:pPr>
+        <w:pBdr>
+          <w:bottom w:val="double" w:sz="6" w:space="1" w:color="auto"/>
+        </w:pBdr>
+      </w:pPr>
+      <w:r>
+        <w:t>—</w:t>
+      </w:r>
+      <w:r>
+        <w:t xml:space="preserve"> М-м-м! </w:t>
+      </w:r>
+      <w:r>
+        <w:t>—</w:t>
+      </w:r>
+      <w:r>
+        <w:t xml:space="preserve"> прокомментировал я. Не моё пастушье рагу, конечно, но тоже</w:t>
+      </w:r>
+      <w:r>
+        <w:t xml:space="preserve">, </w:t>
+      </w:r>
+      <w:r>
+        <w:t>вроде бы</w:t>
+      </w:r>
+      <w:r>
+        <w:t>,</w:t>
+      </w:r>
+      <w:r>
+        <w:t xml:space="preserve"> неплохо.</w:t>
+      </w:r>
+    </w:p>
+    <w:p>
+      <w:pPr>
+        <w:pBdr>
+          <w:bottom w:val="double" w:sz="6" w:space="1" w:color="auto"/>
+        </w:pBdr>
+      </w:pPr>
+      <w:r>
+        <w:lastRenderedPageBreak/>
+        <w:t>Арт рассмеялся.</w:t>
+      </w:r>
+    </w:p>
+    <w:p>
+      <w:pPr>
+        <w:pBdr>
+          <w:bottom w:val="double" w:sz="6" w:space="1" w:color="auto"/>
+        </w:pBdr>
+      </w:pPr>
+      <w:r>
+        <w:t>- Ну разумеется. Я даже и не думал сравнивать.</w:t>
+      </w:r>
+    </w:p>
+    <w:p>
+      <w:pPr>
+        <w:pBdr>
+          <w:bottom w:val="double" w:sz="6" w:space="1" w:color="auto"/>
+        </w:pBdr>
+      </w:pPr>
+      <w:r>
+        <w:t xml:space="preserve">Чтобы </w:t>
+      </w:r>
+      <w:r>
+        <w:t xml:space="preserve">не </w:t>
+      </w:r>
+      <w:r>
+        <w:t>привлекать к себе лишнего внимания, мы решили оставить рюкзаки здесь, в хижин</w:t>
+      </w:r>
+      <w:r>
+        <w:t>е</w:t>
+      </w:r>
+      <w:r>
+        <w:t xml:space="preserve">. Несмотря на то, что воровство практически отсутствовало здесь как явление, мы решили на всякий случай перед тем, как пройти в лодж, </w:t>
+      </w:r>
+      <w:r>
+        <w:t xml:space="preserve">всё же </w:t>
+      </w:r>
+      <w:r>
+        <w:t xml:space="preserve">активировать </w:t>
+      </w:r>
+      <w:r>
+        <w:t>на рюкзаках</w:t>
+      </w:r>
+      <w:r>
+        <w:t xml:space="preserve"> охранный режим. Помимо </w:t>
+      </w:r>
+      <w:r>
+        <w:t>обычной</w:t>
+      </w:r>
+      <w:r>
+        <w:t xml:space="preserve"> сигнализации,</w:t>
+      </w:r>
+      <w:r>
+        <w:t xml:space="preserve"> передающей в клипсу сигнал о приближении постороннего,</w:t>
+      </w:r>
+      <w:r>
+        <w:t xml:space="preserve"> этот режим включал в себя </w:t>
+      </w:r>
+      <w:r>
+        <w:t xml:space="preserve">ещё и </w:t>
+      </w:r>
+      <w:r>
+        <w:t xml:space="preserve">лёгкое безвредное e2n воздействие, устраняющее у всех находящихся в радиусе нескольких метров всякое желание приближаться к охраняемому объекту. </w:t>
+      </w:r>
+    </w:p>
+    <w:p>
+      <w:pPr>
+        <w:pBdr>
+          <w:bottom w:val="double" w:sz="6" w:space="1" w:color="auto"/>
+        </w:pBdr>
+      </w:pPr>
+      <w:r>
+        <w:t>Активировав</w:t>
+      </w:r>
+      <w:r>
+        <w:t xml:space="preserve"> режим, мы</w:t>
+      </w:r>
+      <w:r>
+        <w:t xml:space="preserve"> </w:t>
+      </w:r>
+      <w:r>
+        <w:t>направились к вход</w:t>
+      </w:r>
+      <w:r>
+        <w:t>у</w:t>
+      </w:r>
+      <w:r>
+        <w:t xml:space="preserve"> в лодж. Его окна приветливо светились, а доносящийся из него аппетитный запах заметно усилился.</w:t>
+      </w:r>
+    </w:p>
+    <w:p>
+      <w:pPr>
+        <w:pBdr>
+          <w:bottom w:val="double" w:sz="6" w:space="1" w:color="auto"/>
+        </w:pBdr>
+      </w:pPr>
+      <w:r>
+        <w:t>В тот момент, когда Арт, шедший первым, открыл входную дверь</w:t>
+      </w:r>
+      <w:r>
+        <w:t>,</w:t>
+      </w:r>
+      <w:r>
+        <w:t xml:space="preserve"> в</w:t>
+      </w:r>
+      <w:r>
+        <w:t xml:space="preserve"> </w:t>
+      </w:r>
+      <w:r>
+        <w:t>ней появился быстро выходящий из лоджа человек.</w:t>
+      </w:r>
+    </w:p>
+    <w:p>
+      <w:pPr>
+        <w:pBdr>
+          <w:bottom w:val="double" w:sz="6" w:space="1" w:color="auto"/>
+        </w:pBdr>
+      </w:pPr>
+      <w:r>
+        <w:t xml:space="preserve">Почти столкнувшись с Артом лбами, он отшатнулся и произнёс несколько слов на незнакомом наречии явно нелицеприятного содержания. </w:t>
+      </w:r>
+    </w:p>
+    <w:p>
+      <w:pPr>
+        <w:pBdr>
+          <w:bottom w:val="double" w:sz="6" w:space="1" w:color="auto"/>
+        </w:pBdr>
+      </w:pPr>
+      <w:r>
+        <w:t xml:space="preserve">Мужчина обладал </w:t>
+      </w:r>
+      <w:r>
+        <w:t>необычной и выразительной</w:t>
+      </w:r>
+      <w:r>
+        <w:t xml:space="preserve"> внешностью</w:t>
+      </w:r>
+      <w:r>
+        <w:t>.</w:t>
+      </w:r>
+      <w:r>
+        <w:t xml:space="preserve"> </w:t>
+      </w:r>
+      <w:r>
+        <w:t>Д</w:t>
+      </w:r>
+      <w:r>
+        <w:t>линные светлые волосы ниже плеч</w:t>
+      </w:r>
+      <w:r>
+        <w:t xml:space="preserve"> были </w:t>
+      </w:r>
+      <w:r>
+        <w:t>схвачен</w:t>
+      </w:r>
+      <w:r>
+        <w:t>ы</w:t>
+      </w:r>
+      <w:r>
+        <w:t xml:space="preserve"> на лбу тонким резным серебряным обручем, украшенным крупным камнем </w:t>
+      </w:r>
+      <w:r>
+        <w:t>зелёного</w:t>
+      </w:r>
+      <w:r>
+        <w:t xml:space="preserve"> цвета</w:t>
+      </w:r>
+      <w:r>
+        <w:t>.</w:t>
+      </w:r>
+      <w:r>
+        <w:t xml:space="preserve"> </w:t>
+      </w:r>
+      <w:r>
+        <w:t>Т</w:t>
+      </w:r>
+      <w:r>
+        <w:t>онкое</w:t>
+      </w:r>
+      <w:r>
+        <w:t>, изящное</w:t>
+      </w:r>
+      <w:r>
+        <w:t xml:space="preserve"> лицо </w:t>
+      </w:r>
+      <w:r>
+        <w:t>выражало</w:t>
+      </w:r>
+      <w:r>
+        <w:t xml:space="preserve"> </w:t>
+      </w:r>
+      <w:r>
+        <w:t xml:space="preserve">уверенность и </w:t>
+      </w:r>
+      <w:r>
+        <w:t>надменн</w:t>
+      </w:r>
+      <w:r>
+        <w:t>ое превосходство. Мужчина был</w:t>
+      </w:r>
+      <w:r>
+        <w:t xml:space="preserve"> невысо</w:t>
+      </w:r>
+      <w:r>
+        <w:t>кого роста</w:t>
+      </w:r>
+      <w:r>
+        <w:t xml:space="preserve"> и</w:t>
+      </w:r>
+      <w:r>
+        <w:t xml:space="preserve"> обладал</w:t>
+      </w:r>
+      <w:r>
+        <w:t xml:space="preserve"> очень</w:t>
+      </w:r>
+      <w:r>
+        <w:t xml:space="preserve"> стройной,</w:t>
+      </w:r>
+      <w:r>
+        <w:t xml:space="preserve"> худощав</w:t>
+      </w:r>
+      <w:r>
+        <w:t>ой</w:t>
+      </w:r>
+      <w:r>
+        <w:t xml:space="preserve"> комплекци</w:t>
+      </w:r>
+      <w:r>
+        <w:t>ей</w:t>
+      </w:r>
+      <w:r>
+        <w:t>.</w:t>
+      </w:r>
+    </w:p>
+    <w:p>
+      <w:pPr>
+        <w:pBdr>
+          <w:bottom w:val="double" w:sz="6" w:space="1" w:color="auto"/>
+        </w:pBdr>
+      </w:pPr>
+      <w:r>
+        <w:t xml:space="preserve">Это был эльф </w:t>
+      </w:r>
+      <w:r>
+        <w:t>—</w:t>
+      </w:r>
+      <w:r>
+        <w:t xml:space="preserve"> представитель одного из племён</w:t>
+      </w:r>
+      <w:r>
+        <w:t xml:space="preserve"> этой народности</w:t>
+      </w:r>
+      <w:r>
+        <w:t>, кочевавших в окрестных лесах и предгорьях. Эльфы занимались в основном охотой и собирательством, а также</w:t>
+      </w:r>
+      <w:r>
+        <w:t xml:space="preserve"> промышляли</w:t>
+      </w:r>
+      <w:r>
+        <w:t xml:space="preserve"> некоторыми традиционными ремёслами. </w:t>
+      </w:r>
+    </w:p>
+    <w:p>
+      <w:pPr>
+        <w:pBdr>
+          <w:bottom w:val="double" w:sz="6" w:space="1" w:color="auto"/>
+        </w:pBdr>
+      </w:pPr>
+      <w:r>
+        <w:t>Арт отстранился, давая эльфу дорогу</w:t>
+      </w:r>
+      <w:r>
+        <w:t>,</w:t>
+      </w:r>
+      <w:r>
+        <w:t xml:space="preserve"> и </w:t>
+      </w:r>
+      <w:r>
+        <w:t>обезоруживающе</w:t>
+      </w:r>
+      <w:r>
+        <w:t>, с выражением вежливого извинения,</w:t>
+      </w:r>
+      <w:r>
+        <w:t xml:space="preserve"> улыбнулся</w:t>
+      </w:r>
+      <w:r>
+        <w:t>.</w:t>
+      </w:r>
+    </w:p>
+    <w:p>
+      <w:pPr>
+        <w:pBdr>
+          <w:bottom w:val="double" w:sz="6" w:space="1" w:color="auto"/>
+        </w:pBdr>
+      </w:pPr>
+      <w:r>
+        <w:t>Это не очень успокоило мужчину</w:t>
+      </w:r>
+      <w:r>
+        <w:t xml:space="preserve"> —</w:t>
+      </w:r>
+      <w:r>
+        <w:t xml:space="preserve"> пройдя пару шагов, он обернулся и произнёс на</w:t>
+      </w:r>
+      <w:r>
+        <w:t xml:space="preserve"> </w:t>
+      </w:r>
+      <w:r>
+        <w:t>ходу ещё несколько явно</w:t>
+      </w:r>
+      <w:r>
+        <w:t xml:space="preserve"> </w:t>
+      </w:r>
+      <w:r>
+        <w:t>недобрых слов.</w:t>
+      </w:r>
+    </w:p>
+    <w:p>
+      <w:pPr>
+        <w:pBdr>
+          <w:bottom w:val="double" w:sz="6" w:space="1" w:color="auto"/>
+        </w:pBdr>
+      </w:pPr>
+      <w:r>
+        <w:t xml:space="preserve">Следом за мужчиной из лоджа вышла </w:t>
+      </w:r>
+      <w:r>
+        <w:t xml:space="preserve">молодая </w:t>
+      </w:r>
+      <w:r>
+        <w:t xml:space="preserve">женщина </w:t>
+      </w:r>
+      <w:r>
+        <w:t>—</w:t>
+      </w:r>
+      <w:r>
+        <w:t xml:space="preserve"> представительница того же племени. Её можно было бы назвать красивой, если бы не надменное и презрительное выражение, застывшее у неё на лице. </w:t>
+      </w:r>
+    </w:p>
+    <w:p>
+      <w:pPr>
+        <w:pBdr>
+          <w:bottom w:val="double" w:sz="6" w:space="1" w:color="auto"/>
+        </w:pBdr>
+      </w:pPr>
+      <w:r>
+        <w:t>Эльфы считали себя высшим народом и относились ко всем чужакам с нескрываемым пренебрежением.</w:t>
+      </w:r>
+    </w:p>
+    <w:p>
+      <w:pPr>
+        <w:pBdr>
+          <w:bottom w:val="double" w:sz="6" w:space="1" w:color="auto"/>
+        </w:pBdr>
+      </w:pPr>
+      <w:r>
+        <w:t>Услышав слова мужчины, эльфийка обдала нас с Артом полным презрения взглядом</w:t>
+      </w:r>
+      <w:r>
+        <w:t xml:space="preserve"> и последовала за своим спутником. Я обратил внимание, что за спинами у обоих </w:t>
+      </w:r>
+      <w:r>
+        <w:t>висели</w:t>
+      </w:r>
+      <w:r>
+        <w:t xml:space="preserve"> массивные</w:t>
+      </w:r>
+      <w:r>
+        <w:t>, причудливо</w:t>
+      </w:r>
+      <w:r>
+        <w:t xml:space="preserve"> изогнутые луки</w:t>
+      </w:r>
+      <w:r>
+        <w:t xml:space="preserve">. </w:t>
+      </w:r>
+    </w:p>
+    <w:p>
+      <w:pPr>
+        <w:pBdr>
+          <w:bottom w:val="double" w:sz="6" w:space="1" w:color="auto"/>
+        </w:pBdr>
+      </w:pPr>
+      <w:r>
+        <w:t>Недалеко от входа в</w:t>
+      </w:r>
+      <w:r>
+        <w:t xml:space="preserve"> </w:t>
+      </w:r>
+      <w:r>
+        <w:t>лодж эльфов поджидали их лошади светло-серой масти. Присмотревшись, я поправился: это были не лошади, а</w:t>
+      </w:r>
+      <w:r>
+        <w:t xml:space="preserve"> </w:t>
+      </w:r>
+      <w:r>
+        <w:t xml:space="preserve">единороги </w:t>
+      </w:r>
+      <w:r>
+        <w:t>—</w:t>
+      </w:r>
+      <w:r>
+        <w:t xml:space="preserve"> животные, похожие на лошадей, но более крупные, длинноногие и с одним длинным прямым рогом, росшим у них в середине лба. Единороги отличались резвостью, быстроходностью, и при этом непокорным, норовистым нравом, </w:t>
+      </w:r>
+      <w:r>
+        <w:t>так что</w:t>
+      </w:r>
+      <w:r>
+        <w:t xml:space="preserve"> управлять ими было под силу только ловким и опытным наездникам.</w:t>
+      </w:r>
+    </w:p>
+    <w:p>
+      <w:pPr>
+        <w:pBdr>
+          <w:bottom w:val="double" w:sz="6" w:space="1" w:color="auto"/>
+        </w:pBdr>
+      </w:pPr>
+      <w:r>
+        <w:t>Приблизившись к единорогам, эльфы изящно, почти без помощи рук буквально взлетели в сёдла и, сорвавшись с места, стремительно исчезли в темноте.</w:t>
+      </w:r>
+      <w:r>
+        <w:t xml:space="preserve"> </w:t>
+      </w:r>
+    </w:p>
+    <w:p>
+      <w:pPr>
+        <w:pBdr>
+          <w:bottom w:val="double" w:sz="6" w:space="1" w:color="auto"/>
+        </w:pBdr>
+      </w:pPr>
+      <w:r>
+        <w:t>Проводив их взгляд</w:t>
+      </w:r>
+      <w:r>
+        <w:t>ом, Арт задумчиво произнёс:</w:t>
+      </w:r>
+    </w:p>
+    <w:p>
+      <w:pPr>
+        <w:pBdr>
+          <w:bottom w:val="double" w:sz="6" w:space="1" w:color="auto"/>
+        </w:pBdr>
+      </w:pPr>
+      <w:r>
+        <w:t xml:space="preserve">— Поневоле задумаешься </w:t>
+      </w:r>
+      <w:r>
+        <w:t>о</w:t>
+      </w:r>
+      <w:r>
+        <w:t xml:space="preserve"> связ</w:t>
+      </w:r>
+      <w:r>
+        <w:t>и</w:t>
+      </w:r>
+      <w:r>
+        <w:t xml:space="preserve"> между хорошими манерами и способностью к выживанию. </w:t>
+      </w:r>
+    </w:p>
+    <w:p>
+      <w:pPr>
+        <w:pBdr>
+          <w:bottom w:val="double" w:sz="6" w:space="1" w:color="auto"/>
+        </w:pBdr>
+      </w:pPr>
+      <w:r>
+        <w:lastRenderedPageBreak/>
+        <w:t xml:space="preserve">Мы вошли в лодж. </w:t>
+      </w:r>
+    </w:p>
+    <w:p>
+      <w:pPr>
+        <w:pBdr>
+          <w:bottom w:val="double" w:sz="6" w:space="1" w:color="auto"/>
+        </w:pBdr>
+      </w:pPr>
+      <w:r>
+        <w:t xml:space="preserve">И тут же из темноты, тишины и холода </w:t>
+      </w:r>
+      <w:r>
+        <w:t>попали</w:t>
+      </w:r>
+      <w:r>
+        <w:t xml:space="preserve"> в совершенно друг</w:t>
+      </w:r>
+      <w:r>
+        <w:t>ую</w:t>
+      </w:r>
+      <w:r>
+        <w:t xml:space="preserve"> атмосфер</w:t>
+      </w:r>
+      <w:r>
+        <w:t>у</w:t>
+      </w:r>
+      <w:r>
+        <w:t xml:space="preserve"> — </w:t>
+      </w:r>
+      <w:r>
+        <w:t xml:space="preserve">ауру </w:t>
+      </w:r>
+      <w:r>
+        <w:t>блаженного тепла, уютного, ни с чем не сравнимого запаха горящих живым пламенем дров, а также размеренного, неспешного гомона множества голосов.</w:t>
+      </w:r>
+    </w:p>
+    <w:p>
+      <w:pPr>
+        <w:pBdr>
+          <w:bottom w:val="double" w:sz="6" w:space="1" w:color="auto"/>
+        </w:pBdr>
+      </w:pPr>
+      <w:r>
+        <w:t xml:space="preserve">В помещении было довольно многолюдно, но не до такой степени, чтобы создавалось ощущение толпы. </w:t>
+      </w:r>
+    </w:p>
+    <w:p>
+      <w:pPr>
+        <w:pBdr>
+          <w:bottom w:val="double" w:sz="6" w:space="1" w:color="auto"/>
+        </w:pBdr>
+      </w:pPr>
+      <w:r>
+        <w:t xml:space="preserve">Почти за всеми столами, в основном в компаниях по два-три человека, сидели люди, занятые ужином и негромкими разговорами. </w:t>
+      </w:r>
+    </w:p>
+    <w:p>
+      <w:pPr>
+        <w:pBdr>
+          <w:bottom w:val="double" w:sz="6" w:space="1" w:color="auto"/>
+        </w:pBdr>
+      </w:pPr>
+      <w:r>
+        <w:t xml:space="preserve">Столами и стульями здесь служили </w:t>
+      </w:r>
+      <w:r>
+        <w:t xml:space="preserve">обычные </w:t>
+      </w:r>
+      <w:r>
+        <w:t>деревянные</w:t>
+      </w:r>
+      <w:r>
+        <w:t xml:space="preserve"> пни и</w:t>
+      </w:r>
+      <w:r>
+        <w:t xml:space="preserve"> колоды разной высоты. Сделано это было намеренно. Обстановка не должна была создавать слишком комфортные условия, чтобы</w:t>
+      </w:r>
+      <w:r>
+        <w:t>,</w:t>
+      </w:r>
+      <w:r>
+        <w:t xml:space="preserve"> </w:t>
+      </w:r>
+      <w:r>
+        <w:t>в условиях ограниченного свободного места, у находящихся в лодже не возникало</w:t>
+      </w:r>
+      <w:r>
+        <w:t xml:space="preserve"> желания оставаться здесь слишком надолго, в частности, располагаться на ночь. Для ночлега служили хижины. </w:t>
+      </w:r>
+    </w:p>
+    <w:p>
+      <w:pPr>
+        <w:pBdr>
+          <w:bottom w:val="double" w:sz="6" w:space="1" w:color="auto"/>
+        </w:pBdr>
+      </w:pPr>
+      <w:r>
+        <w:t xml:space="preserve">Разумеется, исключением были суровые </w:t>
+      </w:r>
+      <w:r>
+        <w:t xml:space="preserve">морозные </w:t>
+      </w:r>
+      <w:r>
+        <w:t>зимние ночи с метелью и пронизывающим ветром. Тогда, согласно неписанным правилам, в лодже можно было оста</w:t>
+      </w:r>
+      <w:r>
+        <w:t>ва</w:t>
+      </w:r>
+      <w:r>
+        <w:t>ться на ночлег, укладываясь спать прямо на полу.</w:t>
+      </w:r>
+    </w:p>
+    <w:p>
+      <w:pPr>
+        <w:pBdr>
+          <w:bottom w:val="double" w:sz="6" w:space="1" w:color="auto"/>
+        </w:pBdr>
+      </w:pPr>
+      <w:r>
+        <w:t>Мы с Артом присоединились к нескольким людям</w:t>
+      </w:r>
+      <w:r>
+        <w:t>,</w:t>
+      </w:r>
+      <w:r>
+        <w:t xml:space="preserve"> гревшимся у</w:t>
+      </w:r>
+      <w:r>
+        <w:t xml:space="preserve"> расположенного в центре обширного, открытого со всех сторон каменного очага, в котором потрескивали массивные поленья.</w:t>
+      </w:r>
+    </w:p>
+    <w:p>
+      <w:pPr>
+        <w:pBdr>
+          <w:bottom w:val="double" w:sz="6" w:space="1" w:color="auto"/>
+        </w:pBdr>
+      </w:pPr>
+      <w:r>
+        <w:t>Одна сторона очага была накрыта решёткой, на которой дв</w:t>
+      </w:r>
+      <w:r>
+        <w:t>ое мужчин, по-видимому, местных пастухов</w:t>
+      </w:r>
+      <w:r>
+        <w:t xml:space="preserve">, ловко орудуя «наречёнными», переворачивали жарящиеся </w:t>
+      </w:r>
+      <w:r>
+        <w:t xml:space="preserve">над углями </w:t>
+      </w:r>
+      <w:r>
+        <w:t>куски мяса</w:t>
+      </w:r>
+      <w:r>
+        <w:t xml:space="preserve"> и овощей</w:t>
+      </w:r>
+      <w:r>
+        <w:t xml:space="preserve">. </w:t>
+      </w:r>
+    </w:p>
+    <w:p>
+      <w:pPr>
+        <w:pBdr>
+          <w:bottom w:val="double" w:sz="6" w:space="1" w:color="auto"/>
+        </w:pBdr>
+      </w:pPr>
+      <w:r>
+        <w:t>Я обратил внимание</w:t>
+      </w:r>
+      <w:r>
+        <w:t xml:space="preserve"> на решётку. Это </w:t>
+      </w:r>
+      <w:r>
+        <w:t xml:space="preserve">была традиционная, гномьей работы, </w:t>
+      </w:r>
+      <w:r>
+        <w:t xml:space="preserve">так называемая «паутинка» — </w:t>
+      </w:r>
+      <w:r>
+        <w:t xml:space="preserve">лёгкая </w:t>
+      </w:r>
+      <w:r>
+        <w:t>решётка с небольшими ячейками</w:t>
+      </w:r>
+      <w:r>
+        <w:t>,</w:t>
+      </w:r>
+      <w:r>
+        <w:t xml:space="preserve"> сделанная не из прутьев, а из специальных желобков, по которым жир и сок стекал</w:t>
+      </w:r>
+      <w:r>
+        <w:t>и</w:t>
+      </w:r>
+      <w:r>
+        <w:t xml:space="preserve"> в расположенную </w:t>
+      </w:r>
+      <w:r>
+        <w:t xml:space="preserve">сбоку </w:t>
+      </w:r>
+      <w:r>
+        <w:t>на особой подставке глиняную плошку</w:t>
+      </w:r>
+      <w:r>
+        <w:t xml:space="preserve">. </w:t>
+      </w:r>
+      <w:r>
+        <w:t xml:space="preserve">Время от времени один из пастухов, вооружившись пучком </w:t>
+      </w:r>
+      <w:r>
+        <w:t xml:space="preserve">сухих </w:t>
+      </w:r>
+      <w:r>
+        <w:t>трав, обмазывал содержимым плошки</w:t>
+      </w:r>
+      <w:r>
+        <w:t xml:space="preserve">, </w:t>
+      </w:r>
+      <w:r>
+        <w:t xml:space="preserve">— </w:t>
+      </w:r>
+      <w:r>
+        <w:t>куда также, судя по запаху, были добавлены специи,</w:t>
+      </w:r>
+      <w:r>
+        <w:t xml:space="preserve"> —</w:t>
+      </w:r>
+      <w:r>
+        <w:t xml:space="preserve"> жарящ</w:t>
+      </w:r>
+      <w:r>
+        <w:t>е</w:t>
+      </w:r>
+      <w:r>
+        <w:t xml:space="preserve">еся </w:t>
+      </w:r>
+      <w:r>
+        <w:t>мясо и овощи</w:t>
+      </w:r>
+      <w:r>
+        <w:t>. Это</w:t>
+      </w:r>
+      <w:r>
+        <w:t xml:space="preserve"> ещё более усиливало висевший в воздухе и без того головокружительный аромат</w:t>
+      </w:r>
+      <w:r>
+        <w:t xml:space="preserve">. </w:t>
+      </w:r>
+    </w:p>
+    <w:p>
+      <w:pPr>
+        <w:pBdr>
+          <w:bottom w:val="double" w:sz="6" w:space="1" w:color="auto"/>
+        </w:pBdr>
+      </w:pPr>
+      <w:r>
+        <w:t>На другой стороне решётки стояли два котла для нагревания воды вместимостью по ведру каждый. По мере того, как вода в одном из них нагревалась, черпать воду кружками следовало из другого, уже кипящего.</w:t>
+      </w:r>
+    </w:p>
+    <w:p>
+      <w:pPr>
+        <w:pBdr>
+          <w:bottom w:val="double" w:sz="6" w:space="1" w:color="auto"/>
+        </w:pBdr>
+      </w:pPr>
+      <w:r>
+        <w:t xml:space="preserve">Не столько в стремлении сэкономить свои </w:t>
+      </w:r>
+      <w:r>
+        <w:t xml:space="preserve">съестные </w:t>
+      </w:r>
+      <w:r>
+        <w:t>припасы, сколько под воздействием непередаваемого аромата, мы уплатили пастухам по три медные монеты и</w:t>
+      </w:r>
+      <w:r>
+        <w:t>,</w:t>
+      </w:r>
+      <w:r>
+        <w:t xml:space="preserve"> подставив свои миски, получили по порции сочного и ароматного гриля</w:t>
+      </w:r>
+      <w:r>
+        <w:t>, а также по разогретой на «паутинке» лепёшке</w:t>
+      </w:r>
+      <w:r>
+        <w:t xml:space="preserve"> и по кружке заваренного пастухами в отдельном котелке великолепного травяного чая. </w:t>
+      </w:r>
+      <w:r>
+        <w:t>Мы с Артом заняли</w:t>
+      </w:r>
+      <w:r>
+        <w:t xml:space="preserve"> </w:t>
+      </w:r>
+      <w:r>
+        <w:t>«стол», находящийся</w:t>
+      </w:r>
+      <w:r>
+        <w:t xml:space="preserve"> рядом с огромной поленницей дров</w:t>
+      </w:r>
+      <w:r>
+        <w:t xml:space="preserve"> у одной из стен. Используя «наречённых» в качестве </w:t>
+      </w:r>
+      <w:r>
+        <w:t xml:space="preserve">столового </w:t>
+      </w:r>
+      <w:r>
+        <w:t>ножа и вилки,</w:t>
+      </w:r>
+      <w:r>
+        <w:t xml:space="preserve"> мы принялись за еду. </w:t>
+      </w:r>
+    </w:p>
+    <w:p>
+      <w:pPr>
+        <w:pBdr>
+          <w:bottom w:val="double" w:sz="6" w:space="1" w:color="auto"/>
+        </w:pBdr>
+      </w:pPr>
+      <w:r>
+        <w:t xml:space="preserve">Какое-то время, поглощённый </w:t>
+      </w:r>
+      <w:r>
+        <w:t xml:space="preserve">вкусом </w:t>
+      </w:r>
+      <w:r>
+        <w:t>прекрасно прожаренн</w:t>
+      </w:r>
+      <w:r>
+        <w:t>ого</w:t>
+      </w:r>
+      <w:r>
+        <w:t xml:space="preserve"> мяс</w:t>
+      </w:r>
+      <w:r>
+        <w:t>а</w:t>
+      </w:r>
+      <w:r>
+        <w:t>, пахнущими дымком и специями овощами и пропитанным</w:t>
+      </w:r>
+      <w:r>
+        <w:t>и</w:t>
+      </w:r>
+      <w:r>
+        <w:t xml:space="preserve"> ароматным мясным соком </w:t>
+      </w:r>
+      <w:r>
+        <w:t xml:space="preserve">кусками </w:t>
+      </w:r>
+      <w:r>
+        <w:t>лепёшк</w:t>
+      </w:r>
+      <w:r>
+        <w:t>и</w:t>
+      </w:r>
+      <w:r>
+        <w:t>, я не мог думать ни о чём другом.</w:t>
+      </w:r>
+      <w:r>
+        <w:t xml:space="preserve"> Когда же всё это великолепие подошло к концу</w:t>
+      </w:r>
+      <w:r>
+        <w:t xml:space="preserve"> </w:t>
+      </w:r>
+      <w:r>
+        <w:t xml:space="preserve">— на удивление быстро — я, взяв в руку кружку с чаем и сделав пару обжигающих глотков, огляделся. </w:t>
+      </w:r>
+    </w:p>
+    <w:p>
+      <w:pPr>
+        <w:pBdr>
+          <w:bottom w:val="double" w:sz="6" w:space="1" w:color="auto"/>
+        </w:pBdr>
+      </w:pPr>
+      <w:r>
+        <w:t>Я обратил внимание, что гомон голосов вокруг как будто бы стал стихать. Люди за столами и у очага, не сговариваясь, поворачивались в сторону сидящего у противоположной от нас стены человека.</w:t>
+      </w:r>
+    </w:p>
+    <w:p>
+      <w:pPr>
+        <w:pBdr>
+          <w:bottom w:val="double" w:sz="6" w:space="1" w:color="auto"/>
+        </w:pBdr>
+      </w:pPr>
+      <w:r>
+        <w:t>Это был молодой человек</w:t>
+      </w:r>
+      <w:r>
+        <w:t xml:space="preserve"> с длинными</w:t>
+      </w:r>
+      <w:r>
+        <w:t xml:space="preserve"> </w:t>
+      </w:r>
+      <w:r>
+        <w:t>волосами</w:t>
+      </w:r>
+      <w:r>
+        <w:t xml:space="preserve">, схваченными сзади на затылке и спускающимися спереди </w:t>
+      </w:r>
+      <w:r>
+        <w:t>на лицо</w:t>
+      </w:r>
+      <w:r>
+        <w:t xml:space="preserve"> </w:t>
+      </w:r>
+      <w:r>
+        <w:t>длинными локонами</w:t>
+      </w:r>
+      <w:r>
+        <w:t>.</w:t>
+      </w:r>
+      <w:r>
+        <w:t xml:space="preserve"> </w:t>
+      </w:r>
+      <w:r>
+        <w:t>Он сидел на высоком «табурете»</w:t>
+      </w:r>
+      <w:r>
+        <w:t xml:space="preserve">, </w:t>
+      </w:r>
+      <w:r>
+        <w:t>опустив голову и держа в руках</w:t>
+      </w:r>
+      <w:r>
+        <w:t xml:space="preserve"> лютню — пожалуй, наиболее популярный </w:t>
+      </w:r>
+      <w:r>
+        <w:t>в здешних местах</w:t>
+      </w:r>
+      <w:r>
+        <w:t xml:space="preserve"> струнный музыкальный инструмент. </w:t>
+      </w:r>
+      <w:r>
+        <w:t xml:space="preserve">Перед ним на земле лежала </w:t>
+      </w:r>
+      <w:r>
+        <w:t xml:space="preserve">повёрнутая открытой стороной вверх шапка с </w:t>
+      </w:r>
+      <w:r>
+        <w:t>узкими</w:t>
+      </w:r>
+      <w:r>
+        <w:t xml:space="preserve"> </w:t>
+      </w:r>
+      <w:r>
+        <w:lastRenderedPageBreak/>
+        <w:t xml:space="preserve">полями, украшенная пером какой-то птицы. </w:t>
+      </w:r>
+      <w:r>
+        <w:t xml:space="preserve">Судя по </w:t>
+      </w:r>
+      <w:r>
+        <w:t xml:space="preserve">этой шапке, </w:t>
+      </w:r>
+      <w:r>
+        <w:t>лютне, а также по несколько более изысканной, чем у всех окружающих</w:t>
+      </w:r>
+      <w:r>
+        <w:t>,</w:t>
+      </w:r>
+      <w:r>
+        <w:t xml:space="preserve"> одежде, молодой человек был бардом — </w:t>
+      </w:r>
+      <w:r>
+        <w:t>странствующим</w:t>
+      </w:r>
+      <w:r>
+        <w:t xml:space="preserve"> музыкантом, певцом и поэтом. </w:t>
+      </w:r>
+    </w:p>
+    <w:p>
+      <w:pPr>
+        <w:pBdr>
+          <w:bottom w:val="double" w:sz="6" w:space="1" w:color="auto"/>
+        </w:pBdr>
+      </w:pPr>
+      <w:r>
+        <w:t xml:space="preserve">По мере того, как голоса стихали, стали различимыми звуки перебираемых бардом струн. </w:t>
+      </w:r>
+      <w:r>
+        <w:t xml:space="preserve">Потом, без всякого вступления, бард запел — или, вернее, заговорил, подхватывая слова переборами струн: </w:t>
+      </w:r>
+    </w:p>
+    <w:p>
+      <w:pPr>
+        <w:pBdr>
+          <w:bottom w:val="double" w:sz="6" w:space="1" w:color="auto"/>
+        </w:pBdr>
+      </w:pPr>
+      <w:r>
+        <w:t>«Кто в Омут раз вошёл, назад уж не вернётся никогда.</w:t>
+      </w:r>
+    </w:p>
+    <w:p>
+      <w:pPr>
+        <w:pBdr>
+          <w:bottom w:val="double" w:sz="6" w:space="1" w:color="auto"/>
+        </w:pBdr>
+      </w:pPr>
+      <w:r>
+        <w:t>И не найти уж здесь того, кто как-то смог попасть туда…»</w:t>
+      </w:r>
+    </w:p>
+    <w:p>
+      <w:pPr>
+        <w:pBdr>
+          <w:bottom w:val="double" w:sz="6" w:space="1" w:color="auto"/>
+        </w:pBdr>
+      </w:pPr>
+      <w:r>
+        <w:t>Я вздрогнул и удивлённо</w:t>
+      </w:r>
+      <w:r>
+        <w:t>-вопросительно</w:t>
+      </w:r>
+      <w:r>
+        <w:t xml:space="preserve"> посмотрел на Арта. </w:t>
+      </w:r>
+    </w:p>
+    <w:p>
+      <w:pPr>
+        <w:pBdr>
+          <w:bottom w:val="double" w:sz="6" w:space="1" w:color="auto"/>
+        </w:pBdr>
+      </w:pPr>
+      <w:r>
+        <w:t xml:space="preserve">Омутами здесь называли Врата. </w:t>
+      </w:r>
+    </w:p>
+    <w:p>
+      <w:pPr>
+        <w:pBdr>
+          <w:bottom w:val="double" w:sz="6" w:space="1" w:color="auto"/>
+        </w:pBdr>
+      </w:pPr>
+      <w:r>
+        <w:t>Баллада барда явно была посвящена нам — страйдерам.</w:t>
+      </w:r>
+    </w:p>
+    <w:p>
+      <w:pPr>
+        <w:pBdr>
+          <w:bottom w:val="double" w:sz="6" w:space="1" w:color="auto"/>
+        </w:pBdr>
+      </w:pPr>
+      <w:r>
+        <w:t>Арт</w:t>
+      </w:r>
+      <w:r>
+        <w:t>, вид которого сразу стал очень серьёзным,</w:t>
+      </w:r>
+      <w:r>
+        <w:t xml:space="preserve"> </w:t>
+      </w:r>
+      <w:r>
+        <w:t xml:space="preserve">посмотрел на меня, </w:t>
+      </w:r>
+      <w:r>
+        <w:t xml:space="preserve">едва заметно пожал плечом и </w:t>
+      </w:r>
+      <w:r>
+        <w:t xml:space="preserve">вновь сосредоточил всё внимание на барде. Я последовал его примеру. </w:t>
+      </w:r>
+    </w:p>
+    <w:p>
+      <w:pPr>
+        <w:pBdr>
+          <w:bottom w:val="double" w:sz="6" w:space="1" w:color="auto"/>
+        </w:pBdr>
+      </w:pPr>
+      <w:r>
+        <w:t xml:space="preserve">Эта баллада, как и многие другие, была посвящена возлюбленной лирического героя. Она, как следовало из текста, всегда была </w:t>
+      </w:r>
+      <w:r>
+        <w:t xml:space="preserve">«весёлой и шальной», ничего не боялась и </w:t>
+      </w:r>
+      <w:r>
+        <w:t xml:space="preserve">всегда искала приключений. </w:t>
+      </w:r>
+    </w:p>
+    <w:p>
+      <w:pPr>
+        <w:pBdr>
+          <w:bottom w:val="double" w:sz="6" w:space="1" w:color="auto"/>
+        </w:pBdr>
+      </w:pPr>
+      <w:r>
+        <w:t>И вот однажды, она попала в Метель в горах и стала ощущать «зов Омута». И как ни отговаривали её родители, а также влюблённый в неё поэт, однажды ночью она сбежала из дома, и больше никто и никогда её не видел.</w:t>
+      </w:r>
+    </w:p>
+    <w:p>
+      <w:pPr>
+        <w:pBdr>
+          <w:bottom w:val="double" w:sz="6" w:space="1" w:color="auto"/>
+        </w:pBdr>
+      </w:pPr>
+      <w:r>
+        <w:t>— Кто в Омут раз вошёл, — бард вдруг поднял голову и через весь зал посмотрел вдруг на нас с Артом, — назад уж не вернётся никогда.</w:t>
+      </w:r>
+    </w:p>
+    <w:p>
+      <w:pPr>
+        <w:pBdr>
+          <w:bottom w:val="double" w:sz="6" w:space="1" w:color="auto"/>
+        </w:pBdr>
+      </w:pPr>
+      <w:r>
+        <w:t>Он снова опустил голову, казалось, в безнадёжном отчаянии, тронул струны и закончил:</w:t>
+      </w:r>
+    </w:p>
+    <w:p>
+      <w:pPr>
+        <w:pBdr>
+          <w:bottom w:val="double" w:sz="6" w:space="1" w:color="auto"/>
+        </w:pBdr>
+      </w:pPr>
+      <w:r>
+        <w:t>— И не найти уж здесь её, которая смогла попасть туда.</w:t>
+      </w:r>
+    </w:p>
+    <w:p>
+      <w:pPr>
+        <w:pBdr>
+          <w:bottom w:val="double" w:sz="6" w:space="1" w:color="auto"/>
+        </w:pBdr>
+      </w:pPr>
+      <w:r>
+        <w:t xml:space="preserve">На несколько мгновений в лодже повисла абсолютная тишина. А потом слушатели разразились восторженными возгласами и аплодисментами. </w:t>
+      </w:r>
+    </w:p>
+    <w:p>
+      <w:pPr>
+        <w:pBdr>
+          <w:bottom w:val="double" w:sz="6" w:space="1" w:color="auto"/>
+        </w:pBdr>
+      </w:pPr>
+      <w:r>
+        <w:t>Многие начали подходить к поэту и опускать в лежащую перед ним шапку монеты. Я вопросительно посмотрел на Арта. Он пожал плечами, внимательно озираясь по сторонам и, как мне показалось, присматриваясь к окружающим людям.</w:t>
+      </w:r>
+    </w:p>
+    <w:p>
+      <w:pPr>
+        <w:pBdr>
+          <w:bottom w:val="double" w:sz="6" w:space="1" w:color="auto"/>
+        </w:pBdr>
+      </w:pPr>
+      <w:r>
+        <w:t xml:space="preserve">Я достал из кошелька серебряную монету, встал и, подойдя к тому месту, где сидел бард, опустил </w:t>
+      </w:r>
+      <w:r>
+        <w:t>монету в шапку.</w:t>
+      </w:r>
+    </w:p>
+    <w:p>
+      <w:pPr>
+        <w:pBdr>
+          <w:bottom w:val="double" w:sz="6" w:space="1" w:color="auto"/>
+        </w:pBdr>
+      </w:pPr>
+      <w:r>
+        <w:t xml:space="preserve">Поэт никак не отреагировал на мои действия. Он по прежнему сидел на своём импровизированном табурете, опустив голову и спрятав лицо за свисающими локонами и обнимая свою лютню. Казалось, он о чём-то глубоко задумался. </w:t>
+      </w:r>
+    </w:p>
+    <w:p>
+      <w:pPr>
+        <w:pBdr>
+          <w:bottom w:val="double" w:sz="6" w:space="1" w:color="auto"/>
+        </w:pBdr>
+      </w:pPr>
+      <w:r>
+        <w:t>Я повернулся и пошёл к своему месту. Подойдя к своему столу, я опустился на свой стул и снова посмотрел туда, где сидел бард.</w:t>
+      </w:r>
+    </w:p>
+    <w:p>
+      <w:pPr>
+        <w:pBdr>
+          <w:bottom w:val="double" w:sz="6" w:space="1" w:color="auto"/>
+        </w:pBdr>
+      </w:pPr>
+      <w:r>
+        <w:t>И увидел только опустевшую колоду-табурет. Я вопросительно-встревоженно посмотрел на Арта.</w:t>
+      </w:r>
+    </w:p>
+    <w:p>
+      <w:pPr>
+        <w:pBdr>
+          <w:bottom w:val="double" w:sz="6" w:space="1" w:color="auto"/>
+        </w:pBdr>
+      </w:pPr>
+      <w:r>
+        <w:t>— Он ушёл. — ответил Арт на мой незаданный вопрос. — Как только ты отвернулся и пошёл обратно, он встал, забрал свой заработок и вышел вон в ту дверь.</w:t>
+      </w:r>
+    </w:p>
+    <w:p>
+      <w:pPr>
+        <w:pBdr>
+          <w:bottom w:val="double" w:sz="6" w:space="1" w:color="auto"/>
+        </w:pBdr>
+      </w:pPr>
+      <w:r>
+        <w:t xml:space="preserve">Арт указал глазами. Я проследовал за его взглядом. </w:t>
+      </w:r>
+    </w:p>
+    <w:p>
+      <w:pPr>
+        <w:pBdr>
+          <w:bottom w:val="double" w:sz="6" w:space="1" w:color="auto"/>
+        </w:pBdr>
+      </w:pPr>
+      <w:r>
+        <w:t xml:space="preserve">Дверь была закрыта. </w:t>
+      </w:r>
+    </w:p>
+    <w:p>
+      <w:pPr>
+        <w:pBdr>
+          <w:bottom w:val="double" w:sz="6" w:space="1" w:color="auto"/>
+        </w:pBdr>
+      </w:pPr>
+      <w:r>
+        <w:t>Мне вдруг захотелось выбежать наружу и посмотреть, куда направился бард. Но я сдержался.</w:t>
+      </w:r>
+    </w:p>
+    <w:p>
+      <w:pPr>
+        <w:pBdr>
+          <w:bottom w:val="double" w:sz="6" w:space="1" w:color="auto"/>
+        </w:pBdr>
+      </w:pPr>
+      <w:r>
+        <w:lastRenderedPageBreak/>
+        <w:t>В этот момент я вдруг увидел появившуюся в маске пиктограмку-конверт. Присмотревшись, я увидел, что это было сообщение от… Саны. Оно было адресовано нам с Артом. Я открыл окно сообщения.</w:t>
+      </w:r>
+    </w:p>
+    <w:p>
+      <w:pPr>
+        <w:pBdr>
+          <w:bottom w:val="double" w:sz="6" w:space="1" w:color="auto"/>
+        </w:pBdr>
+      </w:pPr>
+      <w:r>
+        <w:t>«Привет, мальчики. Как я понимаю, вы остановились на ночь в лодже у моста. Я тут неподалёку. Можно я утром наведаюсь</w:t>
+      </w:r>
+      <w:r>
+        <w:t>?</w:t>
+      </w:r>
+      <w:r>
+        <w:t xml:space="preserve"> </w:t>
+      </w:r>
+      <w:r>
+        <w:t>Х</w:t>
+      </w:r>
+      <w:r>
+        <w:t>очу поговорить с Маком</w:t>
+      </w:r>
+      <w:r>
+        <w:t xml:space="preserve"> —</w:t>
+      </w:r>
+      <w:r>
+        <w:t xml:space="preserve"> думаю, вам понятно, на какую тему.</w:t>
+      </w:r>
+      <w:r>
+        <w:t xml:space="preserve"> Арт, тебя не буду тревожить, </w:t>
+      </w:r>
+      <w:r>
+        <w:t>сможешь хорошо выспаться. Ладно?</w:t>
+      </w:r>
+      <w:r>
+        <w:t>»</w:t>
+      </w:r>
+    </w:p>
+    <w:p>
+      <w:pPr>
+        <w:pBdr>
+          <w:bottom w:val="double" w:sz="6" w:space="1" w:color="auto"/>
+        </w:pBdr>
+      </w:pPr>
+      <w:r>
+        <w:t xml:space="preserve">Я посмотрел на Арта удивлённо и вопросительно. Он, казалось, удивлён не был. </w:t>
+      </w:r>
+    </w:p>
+    <w:p>
+      <w:pPr>
+        <w:pBdr>
+          <w:bottom w:val="double" w:sz="6" w:space="1" w:color="auto"/>
+        </w:pBdr>
+      </w:pPr>
+      <w:r>
+        <w:t>Под сообщением Саны, всё ещё висевшим у меня в маске, появился ответ Арта.</w:t>
+      </w:r>
+    </w:p>
+    <w:p>
+      <w:pPr>
+        <w:pBdr>
+          <w:bottom w:val="double" w:sz="6" w:space="1" w:color="auto"/>
+        </w:pBdr>
+      </w:pPr>
+      <w:r>
+        <w:t>«Привет, Сана. Да пожалуйста, если вам не спится по утрам, я тут ни при чём. Мак меня разбудит, когда вы закончите секретничать.»</w:t>
+      </w:r>
+    </w:p>
+    <w:p>
+      <w:pPr>
+        <w:pBdr>
+          <w:bottom w:val="double" w:sz="6" w:space="1" w:color="auto"/>
+        </w:pBdr>
+      </w:pPr>
+      <w:r>
+        <w:t>Внизу тут же появились два смайлика — обозначающие улыбку и поцелуй. Окно чата исчезло.</w:t>
+      </w:r>
+    </w:p>
+    <w:p>
+      <w:pPr>
+        <w:pBdr>
+          <w:bottom w:val="double" w:sz="6" w:space="1" w:color="auto"/>
+        </w:pBdr>
+      </w:pPr>
+      <w:r>
+        <w:t xml:space="preserve">Я посмотрел на Арта. </w:t>
+      </w:r>
+      <w:r>
+        <w:t>Он безмятежно махнул рукой.</w:t>
+      </w:r>
+    </w:p>
+    <w:p>
+      <w:pPr>
+        <w:pBdr>
+          <w:bottom w:val="double" w:sz="6" w:space="1" w:color="auto"/>
+        </w:pBdr>
+      </w:pPr>
+      <w:r>
+        <w:t xml:space="preserve">— Завтра всё поймёшь. Давай уже укладываться. </w:t>
+      </w:r>
+    </w:p>
+    <w:p>
+      <w:pPr>
+        <w:pBdr>
+          <w:bottom w:val="double" w:sz="6" w:space="1" w:color="auto"/>
+        </w:pBdr>
+      </w:pPr>
+      <w:r>
+        <w:t>По традиции мы, зачерпнув кружкой воды из уже не кипящего котла над очагом, вышли наружу, ополоснули из кружки свои миски, выплеснули воду на траву и направились к своей хижине.</w:t>
+      </w:r>
+    </w:p>
+    <w:p>
+      <w:pPr>
+        <w:pBdr>
+          <w:bottom w:val="double" w:sz="6" w:space="1" w:color="auto"/>
+        </w:pBdr>
+      </w:pPr>
+      <w:r>
+        <w:t>Идя позади Арта, я увидел, что его куртка начинает преобразовываться в длинный плащ. Я понял, что он создаёт себе импровизированное одеяло, которое не будет выглядеть подозрительно и согреет во время сна. Это было далеко не лишним, учитывая, что здесь, в южном полушарии был самый конец осени</w:t>
+      </w:r>
+      <w:r>
+        <w:t>,</w:t>
+      </w:r>
+      <w:r>
+        <w:t xml:space="preserve"> и ночи были довольно холодными. Поэтому я последовал его примеру и ввёл в </w:t>
+      </w:r>
+      <w:r>
         <w:rPr>
-          <w:lang w:val="ru-RU"/>
+          <w:lang w:val="en-US"/>
         </w:rPr>
-      </w:pPr>
-    </w:p>
-    <w:p>
-      <w:pPr>
+        <w:t>n</w:t>
+      </w:r>
+      <w:r>
+        <w:t>2</w:t>
+      </w:r>
+      <w:r>
         <w:rPr>
-          <w:lang w:val="ru-RU"/>
+          <w:lang w:val="en-US"/>
         </w:rPr>
-      </w:pPr>
-      <w:r>
+        <w:t>e</w:t>
+      </w:r>
+      <w:r>
+        <w:t xml:space="preserve"> интерфейс соответствующий</w:t>
+      </w:r>
+      <w:r>
+        <w:t xml:space="preserve"> </w:t>
+      </w:r>
+      <w:r>
+        <w:t>запрос.</w:t>
+      </w:r>
+    </w:p>
+    <w:p>
+      <w:pPr>
+        <w:pBdr>
+          <w:bottom w:val="double" w:sz="6" w:space="1" w:color="auto"/>
+        </w:pBdr>
+      </w:pPr>
+      <w:r>
+        <w:t xml:space="preserve">Мы с Артом улеглись на скамейки, подложив рюкзаки под головы и укрывшись плащами. </w:t>
+      </w:r>
+    </w:p>
+    <w:p>
+      <w:pPr>
+        <w:pBdr>
+          <w:bottom w:val="double" w:sz="6" w:space="1" w:color="auto"/>
+        </w:pBdr>
+      </w:pPr>
+      <w:r>
+        <w:t>— Режим угроз, — произнёс Арт сонным голосом. — Спокойной ночи.</w:t>
+      </w:r>
+    </w:p>
+    <w:p>
+      <w:pPr>
+        <w:pBdr>
+          <w:bottom w:val="double" w:sz="6" w:space="1" w:color="auto"/>
+        </w:pBdr>
+      </w:pPr>
+      <w:r>
+        <w:t xml:space="preserve">— Спокойной ночи, — ответил я, </w:t>
+      </w:r>
+      <w:r>
+        <w:t xml:space="preserve">тоже </w:t>
+      </w:r>
+      <w:r>
+        <w:t xml:space="preserve">чувствуя, что уже засыпаю. Сегодняшний день был, мягко говоря, утомительным. Сделав усилие, чтобы ещё на секунду задержать сон, я активировал режим угроз </w:t>
+      </w:r>
+      <w:r>
+        <w:t xml:space="preserve">— </w:t>
+      </w:r>
+      <w:r>
+        <w:t>и тут же отключился.</w:t>
+      </w:r>
+      <w:r>
+        <w:t xml:space="preserve"> </w:t>
+      </w:r>
+    </w:p>
+    <w:p>
+      <w:pPr>
+        <w:pBdr>
+          <w:bottom w:val="double" w:sz="6" w:space="1" w:color="auto"/>
+        </w:pBdr>
+      </w:pPr>
+    </w:p>
+    <w:p>
+      <w:pPr>
+        <w:pBdr>
+          <w:bottom w:val="double" w:sz="6" w:space="1" w:color="auto"/>
+        </w:pBdr>
+      </w:pPr>
+    </w:p>
+    <w:p/>
+    <w:p>
+      <w:pPr>
+        <w:pBdr>
+          <w:bottom w:val="double" w:sz="6" w:space="1" w:color="auto"/>
+        </w:pBdr>
+      </w:pPr>
+      <w:r>
+        <w:t xml:space="preserve">В хижине, которая находилась на опушке леса, располагались трое необычно стройных и худощавых молодых людей с длинными, ниже плеч, вьющимися светлыми волосами. Это были эльфы — представители одного из одноимённых племён, которые кочевали по окрестным лесам, занимаясь охотой, собирательством и традиционными ремёслами.  </w:t>
+      </w:r>
+    </w:p>
+    <w:p>
+      <w:pPr>
+        <w:pBdr>
+          <w:bottom w:val="double" w:sz="6" w:space="1" w:color="auto"/>
+        </w:pBdr>
+      </w:pPr>
+    </w:p>
+    <w:p/>
+    <w:p>
+      <w:r>
+        <w:t xml:space="preserve">— Понимаешь, с Полем тут по-другому. В нём можно видеть не только то, на что смотришь. А вернее… Можно смотреть по-другому. Не на какую-то точку или область. А попытаться увидеть что-то, что, как ты знаешь </w:t>
+      </w:r>
+      <w:r>
+        <w:softHyphen/>
+        <w:t xml:space="preserve"> — или догадываешься — где-то существует. Так вот, ты представляешь себе что-то и пытаешься это увидеть. И вдруг видишь. Как будто ты посылаешь в Поле вопрос и получаешь ответ. Это очень похоже на поиск в Сети. Отправляешь запрос и получаешь результат запроса. Нужно только чётко знать и правильно представлять, что ты хочешь найти, что увидеть. </w:t>
+      </w:r>
+    </w:p>
+    <w:p>
+      <w:r>
+        <w:t xml:space="preserve">Я поднял взгляд на Арта. Он смотрел на меня с весёлым изумлением. </w:t>
+      </w:r>
+    </w:p>
+    <w:p>
+      <w:r>
+        <w:lastRenderedPageBreak/>
+        <w:t>— Ты что же, хочешь сказать, что наша реальность, весь наш мир — это тоже своего рода Сеть? — осторожно спросил Арт.</w:t>
+      </w:r>
+    </w:p>
+    <w:p>
+      <w:r>
+        <w:t>Я поморщился и вздохнул.</w:t>
+      </w:r>
+    </w:p>
+    <w:p>
+      <w:r>
+        <w:t>— Н-не знаю. Мне пока очень трудно всё это понять, во всём разобраться. Не забывай, ещё вчера я обо всём этом вообще не имел представления.</w:t>
+      </w:r>
+    </w:p>
+    <w:p>
+      <w:r>
+        <w:t>Он поднял руки в примирительно-извиняющемся жесте.</w:t>
+      </w:r>
+    </w:p>
+    <w:p>
+      <w:r>
+        <w:t>— Конечно-конечно. Извини. Это я так, не сдержался.</w:t>
+      </w:r>
+    </w:p>
+    <w:p>
+      <w:r>
+        <w:t>Я махнул рукой.</w:t>
+      </w:r>
+    </w:p>
+    <w:p>
+      <w:r>
+        <w:t>— Да всё нормально.</w:t>
+      </w:r>
+    </w:p>
+    <w:p>
+      <w:r>
+        <w:t>Так вот, возвращаясь к самородкам. Я могу «пройтись мысленным взором» по какой-то территории, и рассмотреть на ней самородки. Или я могу представить себе какой-то определённый самородок и попытаться его найти, увидеть. И, с какой-то вероятностью увижу. С какой — не могу сказать сейчас. Я только попытался всё это делать, и у меня плохо получается. Кстати, тогда, со Свадебным Тортом, у меня, я думаю, получилось случайно. Или… — Я попытался сформулировать мысль, но у меня не получилось. Я махнул рукой. — Короче, не знаю.</w:t>
+      </w:r>
+    </w:p>
+    <w:p>
+      <w:pPr>
+        <w:pBdr>
+          <w:bottom w:val="double" w:sz="6" w:space="1" w:color="auto"/>
+        </w:pBdr>
+      </w:pPr>
+      <w:r>
+        <w:t>Я посмотрел на Арта. Он кивнул.</w:t>
+      </w:r>
+    </w:p>
+    <w:p>
+      <w:pPr>
+        <w:pBdr>
+          <w:bottom w:val="double" w:sz="6" w:space="1" w:color="auto"/>
+        </w:pBdr>
+      </w:pPr>
+    </w:p>
+    <w:p>
+      <w:pPr>
         <w:rPr>
-          <w:lang w:val="ru-RU"/>
+          <w:lang w:val="en-US"/>
         </w:rPr>
-        <w:t>В тот момент, когда я понял что у этого нет ничего общего со зрением, я, не знаю почему, решил его для себя его всё-таки «зрением» называть. Но не просто зрением, а вторым зрением.</w:t>
-      </w:r>
-    </w:p>
-    <w:p>
-      <w:pPr>
-        <w:rPr>
-          <w:lang w:val="ru-RU"/>
-        </w:rPr>
-      </w:pPr>
-      <w:r>
-        <w:rPr>
-          <w:lang w:val="ru-RU"/>
-        </w:rPr>
-        <w:t>— Получается, что ты можешь сразу увидеть все самородки?</w:t>
-      </w:r>
-    </w:p>
-    <w:p>
-      <w:pPr>
-        <w:rPr>
-          <w:lang w:val="ru-RU"/>
-        </w:rPr>
-      </w:pPr>
-      <w:r>
-        <w:rPr>
-          <w:lang w:val="ru-RU"/>
-        </w:rPr>
-        <w:t>— Не совсем. Ограничением тут является не способность видеть, а способность уделять внимание. Проводя параллель с «первым» зрением, можно сказать, что нельзя увидеть то, на что не смотришь. А чтобы смотреть, как я уже сказал, нужно тратить Эссенцию. Поэтому, да, я могу «пройтись мысленным взором» по какой-то территории и обозначить на ней самородки, но в результате это будет ненамного быстрее, чем пройти по этой территории и увидеть их непосредственно.</w:t>
-      </w:r>
+      </w:pPr>
     </w:p>
     <w:sectPr>
       <w:pgSz w:w="11906" w:h="16838"/>
@@ -89,6 +4298,163 @@
     </w:sectPr>
   </w:body>
 </w:document>
+</file>
+
+<file path=word/numbering.xml><?xml version="1.0" encoding="utf-8"?>
+<w:numbering xmlns:wpc="http://schemas.microsoft.com/office/word/2010/wordprocessingCanvas" xmlns:cx="http://schemas.microsoft.com/office/drawing/2014/chartex" xmlns:cx1="http://schemas.microsoft.com/office/drawing/2015/9/8/chartex" xmlns:cx2="http://schemas.microsoft.com/office/drawing/2015/10/21/chartex" xmlns:cx3="http://schemas.microsoft.com/office/drawing/2016/5/9/chartex" xmlns:cx4="http://schemas.microsoft.com/office/drawing/2016/5/10/chartex" xmlns:cx5="http://schemas.microsoft.com/office/drawing/2016/5/11/chartex" xmlns:cx6="http://schemas.microsoft.com/office/drawing/2016/5/12/chartex" xmlns:cx7="http://schemas.microsoft.com/office/drawing/2016/5/13/chartex" xmlns:cx8="http://schemas.microsoft.com/office/drawing/2016/5/14/chartex" xmlns:mc="http://schemas.openxmlformats.org/markup-compatibility/2006" xmlns:aink="http://schemas.microsoft.com/office/drawing/2016/ink" xmlns:am3d="http://schemas.microsoft.com/office/drawing/2017/model3d" xmlns:o="urn:schemas-microsoft-com:office:office" xmlns:oel="http://schemas.microsoft.com/office/2019/extlst" xmlns:r="http://schemas.openxmlformats.org/officeDocument/2006/relationships" xmlns:m="http://schemas.openxmlformats.org/officeDocument/2006/math" xmlns:v="urn:schemas-microsoft-com:vml" xmlns:wp14="http://schemas.microsoft.com/office/word/2010/wordprocessingDrawing" xmlns:wp="http://schemas.openxmlformats.org/drawingml/2006/wordprocessingDrawing" xmlns:w10="urn:schemas-microsoft-com:office:word" xmlns:w="http://schemas.openxmlformats.org/wordprocessingml/2006/main" xmlns:w14="http://schemas.microsoft.com/office/word/2010/wordml" xmlns:w15="http://schemas.microsoft.com/office/word/2012/wordml" xmlns:w16cex="http://schemas.microsoft.com/office/word/2018/wordml/cex" xmlns:w16cid="http://schemas.microsoft.com/office/word/2016/wordml/cid" xmlns:w16="http://schemas.microsoft.com/office/word/2018/wordml" xmlns:w16du="http://schemas.microsoft.com/office/word/2023/wordml/word16du" xmlns:w16sdtdh="http://schemas.microsoft.com/office/word/2020/wordml/sdtdatahash" xmlns:w16sdtfl="http://schemas.microsoft.com/office/word/2024/wordml/sdtformatlock" xmlns:w16se="http://schemas.microsoft.com/office/word/2015/wordml/symex" xmlns:wpg="http://schemas.microsoft.com/office/word/2010/wordprocessingGroup" xmlns:wpi="http://schemas.microsoft.com/office/word/2010/wordprocessingInk" xmlns:wne="http://schemas.microsoft.com/office/word/2006/wordml" xmlns:wps="http://schemas.microsoft.com/office/word/2010/wordprocessingShape" mc:Ignorable="w14 w15 w16se w16cid w16 w16cex w16sdtdh w16sdtfl w16du wp14">
+  <w:abstractNum w:abstractNumId="0" w15:restartNumberingAfterBreak="0">
+    <w:nsid w:val="74D96EE5"/>
+    <w:multiLevelType w:val="multilevel"/>
+    <w:tmpl w:val="1D267F08"/>
+    <w:lvl w:ilvl="0">
+      <w:start w:val="1"/>
+      <w:numFmt w:val="bullet"/>
+      <w:lvlText w:val=""/>
+      <w:lvlJc w:val="left"/>
+      <w:pPr>
+        <w:tabs>
+          <w:tab w:val="num" w:pos="720"/>
+        </w:tabs>
+        <w:ind w:left="720" w:hanging="360"/>
+      </w:pPr>
+      <w:rPr>
+        <w:rFonts w:ascii="Symbol" w:hAnsi="Symbol" w:hint="default"/>
+        <w:sz w:val="20"/>
+      </w:rPr>
+    </w:lvl>
+    <w:lvl w:ilvl="1" w:tentative="1">
+      <w:start w:val="1"/>
+      <w:numFmt w:val="bullet"/>
+      <w:lvlText w:val="o"/>
+      <w:lvlJc w:val="left"/>
+      <w:pPr>
+        <w:tabs>
+          <w:tab w:val="num" w:pos="1440"/>
+        </w:tabs>
+        <w:ind w:left="1440" w:hanging="360"/>
+      </w:pPr>
+      <w:rPr>
+        <w:rFonts w:ascii="Courier New" w:hAnsi="Courier New" w:hint="default"/>
+        <w:sz w:val="20"/>
+      </w:rPr>
+    </w:lvl>
+    <w:lvl w:ilvl="2" w:tentative="1">
+      <w:start w:val="1"/>
+      <w:numFmt w:val="bullet"/>
+      <w:lvlText w:val=""/>
+      <w:lvlJc w:val="left"/>
+      <w:pPr>
+        <w:tabs>
+          <w:tab w:val="num" w:pos="2160"/>
+        </w:tabs>
+        <w:ind w:left="2160" w:hanging="360"/>
+      </w:pPr>
+      <w:rPr>
+        <w:rFonts w:ascii="Wingdings" w:hAnsi="Wingdings" w:hint="default"/>
+        <w:sz w:val="20"/>
+      </w:rPr>
+    </w:lvl>
+    <w:lvl w:ilvl="3" w:tentative="1">
+      <w:start w:val="1"/>
+      <w:numFmt w:val="bullet"/>
+      <w:lvlText w:val=""/>
+      <w:lvlJc w:val="left"/>
+      <w:pPr>
+        <w:tabs>
+          <w:tab w:val="num" w:pos="2880"/>
+        </w:tabs>
+        <w:ind w:left="2880" w:hanging="360"/>
+      </w:pPr>
+      <w:rPr>
+        <w:rFonts w:ascii="Wingdings" w:hAnsi="Wingdings" w:hint="default"/>
+        <w:sz w:val="20"/>
+      </w:rPr>
+    </w:lvl>
+    <w:lvl w:ilvl="4" w:tentative="1">
+      <w:start w:val="1"/>
+      <w:numFmt w:val="bullet"/>
+      <w:lvlText w:val=""/>
+      <w:lvlJc w:val="left"/>
+      <w:pPr>
+        <w:tabs>
+          <w:tab w:val="num" w:pos="3600"/>
+        </w:tabs>
+        <w:ind w:left="3600" w:hanging="360"/>
+      </w:pPr>
+      <w:rPr>
+        <w:rFonts w:ascii="Wingdings" w:hAnsi="Wingdings" w:hint="default"/>
+        <w:sz w:val="20"/>
+      </w:rPr>
+    </w:lvl>
+    <w:lvl w:ilvl="5" w:tentative="1">
+      <w:start w:val="1"/>
+      <w:numFmt w:val="bullet"/>
+      <w:lvlText w:val=""/>
+      <w:lvlJc w:val="left"/>
+      <w:pPr>
+        <w:tabs>
+          <w:tab w:val="num" w:pos="4320"/>
+        </w:tabs>
+        <w:ind w:left="4320" w:hanging="360"/>
+      </w:pPr>
+      <w:rPr>
+        <w:rFonts w:ascii="Wingdings" w:hAnsi="Wingdings" w:hint="default"/>
+        <w:sz w:val="20"/>
+      </w:rPr>
+    </w:lvl>
+    <w:lvl w:ilvl="6" w:tentative="1">
+      <w:start w:val="1"/>
+      <w:numFmt w:val="bullet"/>
+      <w:lvlText w:val=""/>
+      <w:lvlJc w:val="left"/>
+      <w:pPr>
+        <w:tabs>
+          <w:tab w:val="num" w:pos="5040"/>
+        </w:tabs>
+        <w:ind w:left="5040" w:hanging="360"/>
+      </w:pPr>
+      <w:rPr>
+        <w:rFonts w:ascii="Wingdings" w:hAnsi="Wingdings" w:hint="default"/>
+        <w:sz w:val="20"/>
+      </w:rPr>
+    </w:lvl>
+    <w:lvl w:ilvl="7" w:tentative="1">
+      <w:start w:val="1"/>
+      <w:numFmt w:val="bullet"/>
+      <w:lvlText w:val=""/>
+      <w:lvlJc w:val="left"/>
+      <w:pPr>
+        <w:tabs>
+          <w:tab w:val="num" w:pos="5760"/>
+        </w:tabs>
+        <w:ind w:left="5760" w:hanging="360"/>
+      </w:pPr>
+      <w:rPr>
+        <w:rFonts w:ascii="Wingdings" w:hAnsi="Wingdings" w:hint="default"/>
+        <w:sz w:val="20"/>
+      </w:rPr>
+    </w:lvl>
+    <w:lvl w:ilvl="8" w:tentative="1">
+      <w:start w:val="1"/>
+      <w:numFmt w:val="bullet"/>
+      <w:lvlText w:val=""/>
+      <w:lvlJc w:val="left"/>
+      <w:pPr>
+        <w:tabs>
+          <w:tab w:val="num" w:pos="6480"/>
+        </w:tabs>
+        <w:ind w:left="6480" w:hanging="360"/>
+      </w:pPr>
+      <w:rPr>
+        <w:rFonts w:ascii="Wingdings" w:hAnsi="Wingdings" w:hint="default"/>
+        <w:sz w:val="20"/>
+      </w:rPr>
+    </w:lvl>
+  </w:abstractNum>
+  <w:num w:numId="1" w16cid:durableId="1801537932">
+    <w:abstractNumId w:val="0"/>
+  </w:num>
+</w:numbering>
 </file>
 
 <file path=word/styles.xml><?xml version="1.0" encoding="utf-8"?>
@@ -492,7 +4858,7 @@
     <w:name w:val="Normal"/>
     <w:qFormat/>
     <w:rPr>
-      <w:lang w:val="en-CA"/>
+      <w:lang w:val="ru-RU"/>
     </w:rPr>
   </w:style>
   <w:style w:type="paragraph" w:styleId="Heading1">

--- a/text/part1/04Lodge.docx
+++ b/text/part1/04Lodge.docx
@@ -1179,7 +1179,13 @@
         </w:numPr>
       </w:pPr>
       <w:r>
-        <w:t>Безоружный контроль — 3 (+0)</w:t>
+        <w:t xml:space="preserve">Безоружный </w:t>
+      </w:r>
+      <w:r>
+        <w:t>К</w:t>
+      </w:r>
+      <w:r>
+        <w:t>онтроль — 3 (+0)</w:t>
       </w:r>
     </w:p>
     <w:p>
@@ -2859,1418 +2865,183 @@
         <w:t>Активировав</w:t>
       </w:r>
       <w:r>
-        <w:t xml:space="preserve"> режим, мы</w:t>
-      </w:r>
-      <w:r>
-        <w:t xml:space="preserve"> </w:t>
-      </w:r>
-      <w:r>
-        <w:t>направились к вход</w:t>
-      </w:r>
-      <w:r>
-        <w:t>у</w:t>
-      </w:r>
-      <w:r>
-        <w:t xml:space="preserve"> в лодж. Его окна приветливо светились, а доносящийся из него аппетитный запах заметно усилился.</w:t>
-      </w:r>
-    </w:p>
-    <w:p>
-      <w:pPr>
-        <w:pBdr>
-          <w:bottom w:val="double" w:sz="6" w:space="1" w:color="auto"/>
-        </w:pBdr>
-      </w:pPr>
-      <w:r>
-        <w:t>В тот момент, когда Арт, шедший первым, открыл входную дверь</w:t>
+        <w:t xml:space="preserve"> режим,</w:t>
+      </w:r>
+      <w:r>
+        <w:t xml:space="preserve"> я поставил рюкзак на скамейку</w:t>
+      </w:r>
+      <w:r>
+        <w:t>, поднялся</w:t>
+      </w:r>
+      <w:r>
+        <w:t xml:space="preserve"> и</w:t>
       </w:r>
       <w:r>
         <w:t>,</w:t>
       </w:r>
       <w:r>
-        <w:t xml:space="preserve"> в</w:t>
-      </w:r>
-      <w:r>
-        <w:t xml:space="preserve"> </w:t>
-      </w:r>
-      <w:r>
-        <w:t>ней появился быстро выходящий из лоджа человек.</w:t>
-      </w:r>
-    </w:p>
-    <w:p>
-      <w:pPr>
-        <w:pBdr>
-          <w:bottom w:val="double" w:sz="6" w:space="1" w:color="auto"/>
-        </w:pBdr>
-      </w:pPr>
-      <w:r>
-        <w:t xml:space="preserve">Почти столкнувшись с Артом лбами, он отшатнулся и произнёс несколько слов на незнакомом наречии явно нелицеприятного содержания. </w:t>
-      </w:r>
-    </w:p>
-    <w:p>
-      <w:pPr>
-        <w:pBdr>
-          <w:bottom w:val="double" w:sz="6" w:space="1" w:color="auto"/>
-        </w:pBdr>
-      </w:pPr>
-      <w:r>
-        <w:t xml:space="preserve">Мужчина обладал </w:t>
-      </w:r>
-      <w:r>
-        <w:t>необычной и выразительной</w:t>
-      </w:r>
-      <w:r>
-        <w:t xml:space="preserve"> внешностью</w:t>
-      </w:r>
-      <w:r>
-        <w:t>.</w:t>
-      </w:r>
-      <w:r>
-        <w:t xml:space="preserve"> </w:t>
-      </w:r>
-      <w:r>
-        <w:t>Д</w:t>
-      </w:r>
-      <w:r>
-        <w:t>линные светлые волосы ниже плеч</w:t>
-      </w:r>
-      <w:r>
-        <w:t xml:space="preserve"> были </w:t>
-      </w:r>
-      <w:r>
-        <w:t>схвачен</w:t>
-      </w:r>
-      <w:r>
-        <w:t>ы</w:t>
-      </w:r>
-      <w:r>
-        <w:t xml:space="preserve"> на лбу тонким резным серебряным обручем, украшенным крупным камнем </w:t>
-      </w:r>
-      <w:r>
-        <w:t>зелёного</w:t>
-      </w:r>
-      <w:r>
-        <w:t xml:space="preserve"> цвета</w:t>
-      </w:r>
-      <w:r>
-        <w:t>.</w:t>
-      </w:r>
-      <w:r>
-        <w:t xml:space="preserve"> </w:t>
-      </w:r>
-      <w:r>
-        <w:t>Т</w:t>
-      </w:r>
-      <w:r>
-        <w:t>онкое</w:t>
-      </w:r>
-      <w:r>
-        <w:t>, изящное</w:t>
-      </w:r>
-      <w:r>
-        <w:t xml:space="preserve"> лицо </w:t>
-      </w:r>
-      <w:r>
-        <w:t>выражало</w:t>
-      </w:r>
-      <w:r>
-        <w:t xml:space="preserve"> </w:t>
-      </w:r>
-      <w:r>
-        <w:t xml:space="preserve">уверенность и </w:t>
-      </w:r>
-      <w:r>
-        <w:t>надменн</w:t>
-      </w:r>
-      <w:r>
-        <w:t>ое превосходство. Мужчина был</w:t>
-      </w:r>
-      <w:r>
-        <w:t xml:space="preserve"> невысо</w:t>
-      </w:r>
-      <w:r>
-        <w:t>кого роста</w:t>
-      </w:r>
-      <w:r>
-        <w:t xml:space="preserve"> и</w:t>
-      </w:r>
-      <w:r>
-        <w:t xml:space="preserve"> обладал</w:t>
-      </w:r>
-      <w:r>
-        <w:t xml:space="preserve"> очень</w:t>
-      </w:r>
-      <w:r>
-        <w:t xml:space="preserve"> стройной,</w:t>
-      </w:r>
-      <w:r>
-        <w:t xml:space="preserve"> худощав</w:t>
-      </w:r>
-      <w:r>
-        <w:t>ой</w:t>
-      </w:r>
-      <w:r>
-        <w:t xml:space="preserve"> комплекци</w:t>
-      </w:r>
-      <w:r>
-        <w:t>ей</w:t>
-      </w:r>
-      <w:r>
-        <w:t>.</w:t>
-      </w:r>
-    </w:p>
-    <w:p>
-      <w:pPr>
-        <w:pBdr>
-          <w:bottom w:val="double" w:sz="6" w:space="1" w:color="auto"/>
-        </w:pBdr>
-      </w:pPr>
-      <w:r>
-        <w:t xml:space="preserve">Это был эльф </w:t>
-      </w:r>
-      <w:r>
-        <w:t>—</w:t>
-      </w:r>
-      <w:r>
-        <w:t xml:space="preserve"> представитель одного из племён</w:t>
-      </w:r>
-      <w:r>
-        <w:t xml:space="preserve"> этой народности</w:t>
-      </w:r>
-      <w:r>
-        <w:t>, кочевавших в окрестных лесах и предгорьях. Эльфы занимались в основном охотой и собирательством, а также</w:t>
-      </w:r>
-      <w:r>
-        <w:t xml:space="preserve"> промышляли</w:t>
-      </w:r>
-      <w:r>
-        <w:t xml:space="preserve"> некоторыми традиционными ремёслами. </w:t>
-      </w:r>
-    </w:p>
-    <w:p>
-      <w:pPr>
-        <w:pBdr>
-          <w:bottom w:val="double" w:sz="6" w:space="1" w:color="auto"/>
-        </w:pBdr>
-      </w:pPr>
-      <w:r>
-        <w:t>Арт отстранился, давая эльфу дорогу</w:t>
-      </w:r>
-      <w:r>
-        <w:t>,</w:t>
-      </w:r>
-      <w:r>
-        <w:t xml:space="preserve"> и </w:t>
-      </w:r>
-      <w:r>
-        <w:t>обезоруживающе</w:t>
-      </w:r>
-      <w:r>
-        <w:t>, с выражением вежливого извинения,</w:t>
-      </w:r>
-      <w:r>
-        <w:t xml:space="preserve"> улыбнулся</w:t>
-      </w:r>
-      <w:r>
-        <w:t>.</w:t>
-      </w:r>
-    </w:p>
-    <w:p>
-      <w:pPr>
-        <w:pBdr>
-          <w:bottom w:val="double" w:sz="6" w:space="1" w:color="auto"/>
-        </w:pBdr>
-      </w:pPr>
-      <w:r>
-        <w:t>Это не очень успокоило мужчину</w:t>
-      </w:r>
-      <w:r>
-        <w:t xml:space="preserve"> —</w:t>
-      </w:r>
-      <w:r>
-        <w:t xml:space="preserve"> пройдя пару шагов, он обернулся и произнёс на</w:t>
-      </w:r>
-      <w:r>
-        <w:t xml:space="preserve"> </w:t>
-      </w:r>
-      <w:r>
-        <w:t>ходу ещё несколько явно</w:t>
-      </w:r>
-      <w:r>
-        <w:t xml:space="preserve"> </w:t>
-      </w:r>
-      <w:r>
-        <w:t>недобрых слов.</w:t>
-      </w:r>
-    </w:p>
-    <w:p>
-      <w:pPr>
-        <w:pBdr>
-          <w:bottom w:val="double" w:sz="6" w:space="1" w:color="auto"/>
-        </w:pBdr>
-      </w:pPr>
-      <w:r>
-        <w:t xml:space="preserve">Следом за мужчиной из лоджа вышла </w:t>
-      </w:r>
-      <w:r>
-        <w:t xml:space="preserve">молодая </w:t>
-      </w:r>
-      <w:r>
-        <w:t xml:space="preserve">женщина </w:t>
-      </w:r>
-      <w:r>
-        <w:t>—</w:t>
-      </w:r>
-      <w:r>
-        <w:t xml:space="preserve"> представительница того же племени. Её можно было бы назвать красивой, если бы не надменное и презрительное выражение, застывшее у неё на лице. </w:t>
-      </w:r>
-    </w:p>
-    <w:p>
-      <w:pPr>
-        <w:pBdr>
-          <w:bottom w:val="double" w:sz="6" w:space="1" w:color="auto"/>
-        </w:pBdr>
-      </w:pPr>
-      <w:r>
-        <w:t>Эльфы считали себя высшим народом и относились ко всем чужакам с нескрываемым пренебрежением.</w:t>
-      </w:r>
-    </w:p>
-    <w:p>
-      <w:pPr>
-        <w:pBdr>
-          <w:bottom w:val="double" w:sz="6" w:space="1" w:color="auto"/>
-        </w:pBdr>
-      </w:pPr>
-      <w:r>
-        <w:t>Услышав слова мужчины, эльфийка обдала нас с Артом полным презрения взглядом</w:t>
-      </w:r>
-      <w:r>
-        <w:t xml:space="preserve"> и последовала за своим спутником. Я обратил внимание, что за спинами у обоих </w:t>
-      </w:r>
-      <w:r>
-        <w:t>висели</w:t>
-      </w:r>
-      <w:r>
-        <w:t xml:space="preserve"> массивные</w:t>
-      </w:r>
-      <w:r>
-        <w:t>, причудливо</w:t>
-      </w:r>
-      <w:r>
-        <w:t xml:space="preserve"> изогнутые луки</w:t>
-      </w:r>
-      <w:r>
-        <w:t xml:space="preserve">. </w:t>
-      </w:r>
-    </w:p>
-    <w:p>
-      <w:pPr>
-        <w:pBdr>
-          <w:bottom w:val="double" w:sz="6" w:space="1" w:color="auto"/>
-        </w:pBdr>
-      </w:pPr>
-      <w:r>
-        <w:t>Недалеко от входа в</w:t>
-      </w:r>
-      <w:r>
-        <w:t xml:space="preserve"> </w:t>
-      </w:r>
-      <w:r>
-        <w:t>лодж эльфов поджидали их лошади светло-серой масти. Присмотревшись, я поправился: это были не лошади, а</w:t>
-      </w:r>
-      <w:r>
-        <w:t xml:space="preserve"> </w:t>
-      </w:r>
-      <w:r>
-        <w:t xml:space="preserve">единороги </w:t>
-      </w:r>
-      <w:r>
-        <w:t>—</w:t>
-      </w:r>
-      <w:r>
-        <w:t xml:space="preserve"> животные, похожие на лошадей, но более крупные, длинноногие и с одним длинным прямым рогом, росшим у них в середине лба. Единороги отличались резвостью, быстроходностью, и при этом непокорным, норовистым нравом, </w:t>
-      </w:r>
-      <w:r>
-        <w:t>так что</w:t>
-      </w:r>
-      <w:r>
-        <w:t xml:space="preserve"> управлять ими было под силу только ловким и опытным наездникам.</w:t>
-      </w:r>
-    </w:p>
-    <w:p>
-      <w:pPr>
-        <w:pBdr>
-          <w:bottom w:val="double" w:sz="6" w:space="1" w:color="auto"/>
-        </w:pBdr>
-      </w:pPr>
-      <w:r>
-        <w:t>Приблизившись к единорогам, эльфы изящно, почти без помощи рук буквально взлетели в сёдла и, сорвавшись с места, стремительно исчезли в темноте.</w:t>
-      </w:r>
-      <w:r>
-        <w:t xml:space="preserve"> </w:t>
-      </w:r>
-    </w:p>
-    <w:p>
-      <w:pPr>
-        <w:pBdr>
-          <w:bottom w:val="double" w:sz="6" w:space="1" w:color="auto"/>
-        </w:pBdr>
-      </w:pPr>
-      <w:r>
-        <w:t>Проводив их взгляд</w:t>
-      </w:r>
-      <w:r>
-        <w:t>ом, Арт задумчиво произнёс:</w:t>
-      </w:r>
-    </w:p>
-    <w:p>
-      <w:pPr>
-        <w:pBdr>
-          <w:bottom w:val="double" w:sz="6" w:space="1" w:color="auto"/>
-        </w:pBdr>
-      </w:pPr>
-      <w:r>
-        <w:t xml:space="preserve">— Поневоле задумаешься </w:t>
-      </w:r>
-      <w:r>
-        <w:t>о</w:t>
-      </w:r>
-      <w:r>
-        <w:t xml:space="preserve"> связ</w:t>
-      </w:r>
-      <w:r>
-        <w:t>и</w:t>
-      </w:r>
-      <w:r>
-        <w:t xml:space="preserve"> между хорошими манерами и способностью к выживанию. </w:t>
-      </w:r>
-    </w:p>
-    <w:p>
-      <w:pPr>
-        <w:pBdr>
-          <w:bottom w:val="double" w:sz="6" w:space="1" w:color="auto"/>
-        </w:pBdr>
-      </w:pPr>
+        <w:t xml:space="preserve"> перед тем, как выйти из хижины, оглядел её взглядом. </w:t>
+      </w:r>
+    </w:p>
+    <w:p>
+      <w:pPr>
+        <w:pBdr>
+          <w:bottom w:val="double" w:sz="6" w:space="1" w:color="auto"/>
+        </w:pBdr>
+      </w:pPr>
+      <w:r>
+        <w:t xml:space="preserve">Когда я посмотрел вверх, я обратил внимание, что под самым потолком на ниточке паутины покачивается </w:t>
+      </w:r>
+      <w:r>
+        <w:t>маленький</w:t>
+      </w:r>
+      <w:r>
+        <w:t xml:space="preserve"> паучок. Я уже </w:t>
+      </w:r>
+      <w:r>
+        <w:t xml:space="preserve">начал </w:t>
+      </w:r>
+      <w:r>
+        <w:t xml:space="preserve">было </w:t>
+      </w:r>
+      <w:r>
+        <w:t>протягивать</w:t>
+      </w:r>
+      <w:r>
+        <w:t xml:space="preserve"> руку, чтобы снять его вместе с паутинкой </w:t>
+      </w:r>
+      <w:r>
+        <w:t>и отбросить в траву, но моя рука вдруг как будто сама собой замерла в воздухе.</w:t>
+      </w:r>
+    </w:p>
+    <w:p>
+      <w:pPr>
+        <w:pBdr>
+          <w:bottom w:val="double" w:sz="6" w:space="1" w:color="auto"/>
+        </w:pBdr>
+      </w:pPr>
+      <w:r>
+        <w:t>Я тут же понял, что произойдёт дальше. И не ошибся.</w:t>
+      </w:r>
+    </w:p>
+    <w:p>
+      <w:pPr>
+        <w:pBdr>
+          <w:bottom w:val="double" w:sz="6" w:space="1" w:color="auto"/>
+        </w:pBdr>
+      </w:pPr>
+      <w:r>
+        <w:t>— Крошечный Паучок, — представилось Существо.</w:t>
+      </w:r>
+    </w:p>
+    <w:p>
+      <w:pPr>
+        <w:pBdr>
+          <w:bottom w:val="double" w:sz="6" w:space="1" w:color="auto"/>
+        </w:pBdr>
+      </w:pPr>
+      <w:r>
+        <w:t>И тут же, проворно вскарабкавшись по нитке паутины к потолку, исчезло в щели между досками.</w:t>
+      </w:r>
+    </w:p>
+    <w:p>
+      <w:pPr>
+        <w:pBdr>
+          <w:bottom w:val="double" w:sz="6" w:space="1" w:color="auto"/>
+        </w:pBdr>
+      </w:pPr>
+      <w:r>
+        <w:t xml:space="preserve">Я посмотрел на Арта. Он воздержался от комментариев, только пожав плечами.  </w:t>
+      </w:r>
+    </w:p>
+    <w:p>
+      <w:pPr>
+        <w:pBdr>
+          <w:bottom w:val="double" w:sz="6" w:space="1" w:color="auto"/>
+        </w:pBdr>
+      </w:pPr>
+    </w:p>
+    <w:p>
+      <w:pPr>
+        <w:pBdr>
+          <w:bottom w:val="double" w:sz="6" w:space="1" w:color="auto"/>
+        </w:pBdr>
+      </w:pPr>
+    </w:p>
+    <w:p>
+      <w:pPr>
+        <w:pBdr>
+          <w:bottom w:val="double" w:sz="6" w:space="1" w:color="auto"/>
+        </w:pBdr>
+      </w:pPr>
+    </w:p>
+    <w:p/>
+    <w:p>
+      <w:r>
+        <w:t xml:space="preserve">— Понимаешь, с Полем тут по-другому. В нём можно видеть не только то, на что смотришь. А вернее… Можно смотреть по-другому. Не на какую-то точку или область. А попытаться увидеть что-то, что, как ты знаешь </w:t>
+      </w:r>
+      <w:r>
+        <w:softHyphen/>
+        <w:t xml:space="preserve"> — или догадываешься — где-то существует. Так вот, ты представляешь себе что-то и пытаешься это увидеть. И вдруг видишь. Как будто ты посылаешь в Поле вопрос и получаешь ответ. Это очень похоже на поиск в Сети. Отправляешь запрос и получаешь результат запроса. Нужно только чётко знать и правильно представлять, что ты хочешь найти, что увидеть. </w:t>
+      </w:r>
+    </w:p>
+    <w:p>
+      <w:r>
+        <w:t xml:space="preserve">Я поднял взгляд на Арта. Он смотрел на меня с весёлым изумлением. </w:t>
+      </w:r>
+    </w:p>
+    <w:p>
+      <w:r>
+        <w:t>— Ты что же, хочешь сказать, что наша реальность, весь наш мир — это тоже своего рода Сеть? — осторожно спросил Арт.</w:t>
+      </w:r>
+    </w:p>
+    <w:p>
+      <w:r>
+        <w:t>Я поморщился и вздохнул.</w:t>
+      </w:r>
+    </w:p>
+    <w:p>
+      <w:r>
+        <w:t>— Н-не знаю. Мне пока очень трудно всё это понять, во всём разобраться. Не забывай, ещё вчера я обо всём этом вообще не имел представления.</w:t>
+      </w:r>
+    </w:p>
+    <w:p>
+      <w:r>
+        <w:t>Он поднял руки в примирительно-извиняющемся жесте.</w:t>
+      </w:r>
+    </w:p>
+    <w:p>
+      <w:r>
+        <w:t>— Конечно-конечно. Извини. Это я так, не сдержался.</w:t>
+      </w:r>
+    </w:p>
+    <w:p>
+      <w:r>
+        <w:t>Я махнул рукой.</w:t>
+      </w:r>
+    </w:p>
+    <w:p>
+      <w:r>
+        <w:t>— Да всё нормально.</w:t>
+      </w:r>
+    </w:p>
+    <w:p>
+      <w:r>
+        <w:t xml:space="preserve">Так вот, возвращаясь к самородкам. Я могу «пройтись мысленным взором» по какой-то территории, и рассмотреть на ней самородки. Или я могу представить себе какой-то определённый самородок и </w:t>
+      </w:r>
       <w:r>
         <w:lastRenderedPageBreak/>
-        <w:t xml:space="preserve">Мы вошли в лодж. </w:t>
-      </w:r>
-    </w:p>
-    <w:p>
-      <w:pPr>
-        <w:pBdr>
-          <w:bottom w:val="double" w:sz="6" w:space="1" w:color="auto"/>
-        </w:pBdr>
-      </w:pPr>
-      <w:r>
-        <w:t xml:space="preserve">И тут же из темноты, тишины и холода </w:t>
-      </w:r>
-      <w:r>
-        <w:t>попали</w:t>
-      </w:r>
-      <w:r>
-        <w:t xml:space="preserve"> в совершенно друг</w:t>
-      </w:r>
-      <w:r>
-        <w:t>ую</w:t>
-      </w:r>
-      <w:r>
-        <w:t xml:space="preserve"> атмосфер</w:t>
-      </w:r>
-      <w:r>
-        <w:t>у</w:t>
-      </w:r>
-      <w:r>
-        <w:t xml:space="preserve"> — </w:t>
-      </w:r>
-      <w:r>
-        <w:t xml:space="preserve">ауру </w:t>
-      </w:r>
-      <w:r>
-        <w:t>блаженного тепла, уютного, ни с чем не сравнимого запаха горящих живым пламенем дров, а также размеренного, неспешного гомона множества голосов.</w:t>
-      </w:r>
-    </w:p>
-    <w:p>
-      <w:pPr>
-        <w:pBdr>
-          <w:bottom w:val="double" w:sz="6" w:space="1" w:color="auto"/>
-        </w:pBdr>
-      </w:pPr>
-      <w:r>
-        <w:t xml:space="preserve">В помещении было довольно многолюдно, но не до такой степени, чтобы создавалось ощущение толпы. </w:t>
-      </w:r>
-    </w:p>
-    <w:p>
-      <w:pPr>
-        <w:pBdr>
-          <w:bottom w:val="double" w:sz="6" w:space="1" w:color="auto"/>
-        </w:pBdr>
-      </w:pPr>
-      <w:r>
-        <w:t xml:space="preserve">Почти за всеми столами, в основном в компаниях по два-три человека, сидели люди, занятые ужином и негромкими разговорами. </w:t>
-      </w:r>
-    </w:p>
-    <w:p>
-      <w:pPr>
-        <w:pBdr>
-          <w:bottom w:val="double" w:sz="6" w:space="1" w:color="auto"/>
-        </w:pBdr>
-      </w:pPr>
-      <w:r>
-        <w:t xml:space="preserve">Столами и стульями здесь служили </w:t>
-      </w:r>
-      <w:r>
-        <w:t xml:space="preserve">обычные </w:t>
-      </w:r>
-      <w:r>
-        <w:t>деревянные</w:t>
-      </w:r>
-      <w:r>
-        <w:t xml:space="preserve"> пни и</w:t>
-      </w:r>
-      <w:r>
-        <w:t xml:space="preserve"> колоды разной высоты. Сделано это было намеренно. Обстановка не должна была создавать слишком комфортные условия, чтобы</w:t>
-      </w:r>
-      <w:r>
-        <w:t>,</w:t>
-      </w:r>
-      <w:r>
-        <w:t xml:space="preserve"> </w:t>
-      </w:r>
-      <w:r>
-        <w:t>в условиях ограниченного свободного места, у находящихся в лодже не возникало</w:t>
-      </w:r>
-      <w:r>
-        <w:t xml:space="preserve"> желания оставаться здесь слишком надолго, в частности, располагаться на ночь. Для ночлега служили хижины. </w:t>
-      </w:r>
-    </w:p>
-    <w:p>
-      <w:pPr>
-        <w:pBdr>
-          <w:bottom w:val="double" w:sz="6" w:space="1" w:color="auto"/>
-        </w:pBdr>
-      </w:pPr>
-      <w:r>
-        <w:t xml:space="preserve">Разумеется, исключением были суровые </w:t>
-      </w:r>
-      <w:r>
-        <w:t xml:space="preserve">морозные </w:t>
-      </w:r>
-      <w:r>
-        <w:t>зимние ночи с метелью и пронизывающим ветром. Тогда, согласно неписанным правилам, в лодже можно было оста</w:t>
-      </w:r>
-      <w:r>
-        <w:t>ва</w:t>
-      </w:r>
-      <w:r>
-        <w:t>ться на ночлег, укладываясь спать прямо на полу.</w:t>
-      </w:r>
-    </w:p>
-    <w:p>
-      <w:pPr>
-        <w:pBdr>
-          <w:bottom w:val="double" w:sz="6" w:space="1" w:color="auto"/>
-        </w:pBdr>
-      </w:pPr>
-      <w:r>
-        <w:t>Мы с Артом присоединились к нескольким людям</w:t>
-      </w:r>
-      <w:r>
-        <w:t>,</w:t>
-      </w:r>
-      <w:r>
-        <w:t xml:space="preserve"> гревшимся у</w:t>
-      </w:r>
-      <w:r>
-        <w:t xml:space="preserve"> расположенного в центре обширного, открытого со всех сторон каменного очага, в котором потрескивали массивные поленья.</w:t>
-      </w:r>
-    </w:p>
-    <w:p>
-      <w:pPr>
-        <w:pBdr>
-          <w:bottom w:val="double" w:sz="6" w:space="1" w:color="auto"/>
-        </w:pBdr>
-      </w:pPr>
-      <w:r>
-        <w:t>Одна сторона очага была накрыта решёткой, на которой дв</w:t>
-      </w:r>
-      <w:r>
-        <w:t>ое мужчин, по-видимому, местных пастухов</w:t>
-      </w:r>
-      <w:r>
-        <w:t xml:space="preserve">, ловко орудуя «наречёнными», переворачивали жарящиеся </w:t>
-      </w:r>
-      <w:r>
-        <w:t xml:space="preserve">над углями </w:t>
-      </w:r>
-      <w:r>
-        <w:t>куски мяса</w:t>
-      </w:r>
-      <w:r>
-        <w:t xml:space="preserve"> и овощей</w:t>
-      </w:r>
-      <w:r>
-        <w:t xml:space="preserve">. </w:t>
-      </w:r>
-    </w:p>
-    <w:p>
-      <w:pPr>
-        <w:pBdr>
-          <w:bottom w:val="double" w:sz="6" w:space="1" w:color="auto"/>
-        </w:pBdr>
-      </w:pPr>
-      <w:r>
-        <w:t>Я обратил внимание</w:t>
-      </w:r>
-      <w:r>
-        <w:t xml:space="preserve"> на решётку. Это </w:t>
-      </w:r>
-      <w:r>
-        <w:t xml:space="preserve">была традиционная, гномьей работы, </w:t>
-      </w:r>
-      <w:r>
-        <w:t xml:space="preserve">так называемая «паутинка» — </w:t>
-      </w:r>
-      <w:r>
-        <w:t xml:space="preserve">лёгкая </w:t>
-      </w:r>
-      <w:r>
-        <w:t>решётка с небольшими ячейками</w:t>
-      </w:r>
-      <w:r>
-        <w:t>,</w:t>
-      </w:r>
-      <w:r>
-        <w:t xml:space="preserve"> сделанная не из прутьев, а из специальных желобков, по которым жир и сок стекал</w:t>
-      </w:r>
-      <w:r>
-        <w:t>и</w:t>
-      </w:r>
-      <w:r>
-        <w:t xml:space="preserve"> в расположенную </w:t>
-      </w:r>
-      <w:r>
-        <w:t xml:space="preserve">сбоку </w:t>
-      </w:r>
-      <w:r>
-        <w:t>на особой подставке глиняную плошку</w:t>
-      </w:r>
-      <w:r>
-        <w:t xml:space="preserve">. </w:t>
-      </w:r>
-      <w:r>
-        <w:t xml:space="preserve">Время от времени один из пастухов, вооружившись пучком </w:t>
-      </w:r>
-      <w:r>
-        <w:t xml:space="preserve">сухих </w:t>
-      </w:r>
-      <w:r>
-        <w:t>трав, обмазывал содержимым плошки</w:t>
-      </w:r>
-      <w:r>
-        <w:t xml:space="preserve">, </w:t>
-      </w:r>
-      <w:r>
-        <w:t xml:space="preserve">— </w:t>
-      </w:r>
-      <w:r>
-        <w:t>куда также, судя по запаху, были добавлены специи,</w:t>
-      </w:r>
-      <w:r>
-        <w:t xml:space="preserve"> —</w:t>
-      </w:r>
-      <w:r>
-        <w:t xml:space="preserve"> жарящ</w:t>
-      </w:r>
-      <w:r>
-        <w:t>е</w:t>
-      </w:r>
-      <w:r>
-        <w:t xml:space="preserve">еся </w:t>
-      </w:r>
-      <w:r>
-        <w:t>мясо и овощи</w:t>
-      </w:r>
-      <w:r>
-        <w:t>. Это</w:t>
-      </w:r>
-      <w:r>
-        <w:t xml:space="preserve"> ещё более усиливало висевший в воздухе и без того головокружительный аромат</w:t>
-      </w:r>
-      <w:r>
-        <w:t xml:space="preserve">. </w:t>
-      </w:r>
-    </w:p>
-    <w:p>
-      <w:pPr>
-        <w:pBdr>
-          <w:bottom w:val="double" w:sz="6" w:space="1" w:color="auto"/>
-        </w:pBdr>
-      </w:pPr>
-      <w:r>
-        <w:t>На другой стороне решётки стояли два котла для нагревания воды вместимостью по ведру каждый. По мере того, как вода в одном из них нагревалась, черпать воду кружками следовало из другого, уже кипящего.</w:t>
-      </w:r>
-    </w:p>
-    <w:p>
-      <w:pPr>
-        <w:pBdr>
-          <w:bottom w:val="double" w:sz="6" w:space="1" w:color="auto"/>
-        </w:pBdr>
-      </w:pPr>
-      <w:r>
-        <w:t xml:space="preserve">Не столько в стремлении сэкономить свои </w:t>
-      </w:r>
-      <w:r>
-        <w:t xml:space="preserve">съестные </w:t>
-      </w:r>
-      <w:r>
-        <w:t>припасы, сколько под воздействием непередаваемого аромата, мы уплатили пастухам по три медные монеты и</w:t>
-      </w:r>
-      <w:r>
-        <w:t>,</w:t>
-      </w:r>
-      <w:r>
-        <w:t xml:space="preserve"> подставив свои миски, получили по порции сочного и ароматного гриля</w:t>
-      </w:r>
-      <w:r>
-        <w:t>, а также по разогретой на «паутинке» лепёшке</w:t>
-      </w:r>
-      <w:r>
-        <w:t xml:space="preserve"> и по кружке заваренного пастухами в отдельном котелке великолепного травяного чая. </w:t>
-      </w:r>
-      <w:r>
-        <w:t>Мы с Артом заняли</w:t>
-      </w:r>
-      <w:r>
-        <w:t xml:space="preserve"> </w:t>
-      </w:r>
-      <w:r>
-        <w:t>«стол», находящийся</w:t>
-      </w:r>
-      <w:r>
-        <w:t xml:space="preserve"> рядом с огромной поленницей дров</w:t>
-      </w:r>
-      <w:r>
-        <w:t xml:space="preserve"> у одной из стен. Используя «наречённых» в качестве </w:t>
-      </w:r>
-      <w:r>
-        <w:t xml:space="preserve">столового </w:t>
-      </w:r>
-      <w:r>
-        <w:t>ножа и вилки,</w:t>
-      </w:r>
-      <w:r>
-        <w:t xml:space="preserve"> мы принялись за еду. </w:t>
-      </w:r>
-    </w:p>
-    <w:p>
-      <w:pPr>
-        <w:pBdr>
-          <w:bottom w:val="double" w:sz="6" w:space="1" w:color="auto"/>
-        </w:pBdr>
-      </w:pPr>
-      <w:r>
-        <w:t xml:space="preserve">Какое-то время, поглощённый </w:t>
-      </w:r>
-      <w:r>
-        <w:t xml:space="preserve">вкусом </w:t>
-      </w:r>
-      <w:r>
-        <w:t>прекрасно прожаренн</w:t>
-      </w:r>
-      <w:r>
-        <w:t>ого</w:t>
-      </w:r>
-      <w:r>
-        <w:t xml:space="preserve"> мяс</w:t>
-      </w:r>
-      <w:r>
-        <w:t>а</w:t>
-      </w:r>
-      <w:r>
-        <w:t>, пахнущими дымком и специями овощами и пропитанным</w:t>
-      </w:r>
-      <w:r>
-        <w:t>и</w:t>
-      </w:r>
-      <w:r>
-        <w:t xml:space="preserve"> ароматным мясным соком </w:t>
-      </w:r>
-      <w:r>
-        <w:t xml:space="preserve">кусками </w:t>
-      </w:r>
-      <w:r>
-        <w:t>лепёшк</w:t>
-      </w:r>
-      <w:r>
-        <w:t>и</w:t>
-      </w:r>
-      <w:r>
-        <w:t>, я не мог думать ни о чём другом.</w:t>
-      </w:r>
-      <w:r>
-        <w:t xml:space="preserve"> Когда же всё это великолепие подошло к концу</w:t>
-      </w:r>
-      <w:r>
-        <w:t xml:space="preserve"> </w:t>
-      </w:r>
-      <w:r>
-        <w:t xml:space="preserve">— на удивление быстро — я, взяв в руку кружку с чаем и сделав пару обжигающих глотков, огляделся. </w:t>
-      </w:r>
-    </w:p>
-    <w:p>
-      <w:pPr>
-        <w:pBdr>
-          <w:bottom w:val="double" w:sz="6" w:space="1" w:color="auto"/>
-        </w:pBdr>
-      </w:pPr>
-      <w:r>
-        <w:t>Я обратил внимание, что гомон голосов вокруг как будто бы стал стихать. Люди за столами и у очага, не сговариваясь, поворачивались в сторону сидящего у противоположной от нас стены человека.</w:t>
-      </w:r>
-    </w:p>
-    <w:p>
-      <w:pPr>
-        <w:pBdr>
-          <w:bottom w:val="double" w:sz="6" w:space="1" w:color="auto"/>
-        </w:pBdr>
-      </w:pPr>
-      <w:r>
-        <w:t>Это был молодой человек</w:t>
-      </w:r>
-      <w:r>
-        <w:t xml:space="preserve"> с длинными</w:t>
-      </w:r>
-      <w:r>
-        <w:t xml:space="preserve"> </w:t>
-      </w:r>
-      <w:r>
-        <w:t>волосами</w:t>
-      </w:r>
-      <w:r>
-        <w:t xml:space="preserve">, схваченными сзади на затылке и спускающимися спереди </w:t>
-      </w:r>
-      <w:r>
-        <w:t>на лицо</w:t>
-      </w:r>
-      <w:r>
-        <w:t xml:space="preserve"> </w:t>
-      </w:r>
-      <w:r>
-        <w:t>длинными локонами</w:t>
-      </w:r>
-      <w:r>
-        <w:t>.</w:t>
-      </w:r>
-      <w:r>
-        <w:t xml:space="preserve"> </w:t>
-      </w:r>
-      <w:r>
-        <w:t>Он сидел на высоком «табурете»</w:t>
-      </w:r>
-      <w:r>
-        <w:t xml:space="preserve">, </w:t>
-      </w:r>
-      <w:r>
-        <w:t>опустив голову и держа в руках</w:t>
-      </w:r>
-      <w:r>
-        <w:t xml:space="preserve"> лютню — пожалуй, наиболее популярный </w:t>
-      </w:r>
-      <w:r>
-        <w:t>в здешних местах</w:t>
-      </w:r>
-      <w:r>
-        <w:t xml:space="preserve"> струнный музыкальный инструмент. </w:t>
-      </w:r>
-      <w:r>
-        <w:t xml:space="preserve">Перед ним на земле лежала </w:t>
-      </w:r>
-      <w:r>
-        <w:t xml:space="preserve">повёрнутая открытой стороной вверх шапка с </w:t>
-      </w:r>
-      <w:r>
-        <w:t>узкими</w:t>
-      </w:r>
-      <w:r>
-        <w:t xml:space="preserve"> </w:t>
-      </w:r>
-      <w:r>
-        <w:lastRenderedPageBreak/>
-        <w:t xml:space="preserve">полями, украшенная пером какой-то птицы. </w:t>
-      </w:r>
-      <w:r>
-        <w:t xml:space="preserve">Судя по </w:t>
-      </w:r>
-      <w:r>
-        <w:t xml:space="preserve">этой шапке, </w:t>
-      </w:r>
-      <w:r>
-        <w:t>лютне, а также по несколько более изысканной, чем у всех окружающих</w:t>
-      </w:r>
-      <w:r>
-        <w:t>,</w:t>
-      </w:r>
-      <w:r>
-        <w:t xml:space="preserve"> одежде, молодой человек был бардом — </w:t>
-      </w:r>
-      <w:r>
-        <w:t>странствующим</w:t>
-      </w:r>
-      <w:r>
-        <w:t xml:space="preserve"> музыкантом, певцом и поэтом. </w:t>
-      </w:r>
-    </w:p>
-    <w:p>
-      <w:pPr>
-        <w:pBdr>
-          <w:bottom w:val="double" w:sz="6" w:space="1" w:color="auto"/>
-        </w:pBdr>
-      </w:pPr>
-      <w:r>
-        <w:t xml:space="preserve">По мере того, как голоса стихали, стали различимыми звуки перебираемых бардом струн. </w:t>
-      </w:r>
-      <w:r>
-        <w:t xml:space="preserve">Потом, без всякого вступления, бард запел — или, вернее, заговорил, подхватывая слова переборами струн: </w:t>
-      </w:r>
-    </w:p>
-    <w:p>
-      <w:pPr>
-        <w:pBdr>
-          <w:bottom w:val="double" w:sz="6" w:space="1" w:color="auto"/>
-        </w:pBdr>
-      </w:pPr>
-      <w:r>
-        <w:t>«Кто в Омут раз вошёл, назад уж не вернётся никогда.</w:t>
-      </w:r>
-    </w:p>
-    <w:p>
-      <w:pPr>
-        <w:pBdr>
-          <w:bottom w:val="double" w:sz="6" w:space="1" w:color="auto"/>
-        </w:pBdr>
-      </w:pPr>
-      <w:r>
-        <w:t>И не найти уж здесь того, кто как-то смог попасть туда…»</w:t>
-      </w:r>
-    </w:p>
-    <w:p>
-      <w:pPr>
-        <w:pBdr>
-          <w:bottom w:val="double" w:sz="6" w:space="1" w:color="auto"/>
-        </w:pBdr>
-      </w:pPr>
-      <w:r>
-        <w:t>Я вздрогнул и удивлённо</w:t>
-      </w:r>
-      <w:r>
-        <w:t>-вопросительно</w:t>
-      </w:r>
-      <w:r>
-        <w:t xml:space="preserve"> посмотрел на Арта. </w:t>
-      </w:r>
-    </w:p>
-    <w:p>
-      <w:pPr>
-        <w:pBdr>
-          <w:bottom w:val="double" w:sz="6" w:space="1" w:color="auto"/>
-        </w:pBdr>
-      </w:pPr>
-      <w:r>
-        <w:t xml:space="preserve">Омутами здесь называли Врата. </w:t>
-      </w:r>
-    </w:p>
-    <w:p>
-      <w:pPr>
-        <w:pBdr>
-          <w:bottom w:val="double" w:sz="6" w:space="1" w:color="auto"/>
-        </w:pBdr>
-      </w:pPr>
-      <w:r>
-        <w:t>Баллада барда явно была посвящена нам — страйдерам.</w:t>
-      </w:r>
-    </w:p>
-    <w:p>
-      <w:pPr>
-        <w:pBdr>
-          <w:bottom w:val="double" w:sz="6" w:space="1" w:color="auto"/>
-        </w:pBdr>
-      </w:pPr>
-      <w:r>
-        <w:t>Арт</w:t>
-      </w:r>
-      <w:r>
-        <w:t>, вид которого сразу стал очень серьёзным,</w:t>
-      </w:r>
-      <w:r>
-        <w:t xml:space="preserve"> </w:t>
-      </w:r>
-      <w:r>
-        <w:t xml:space="preserve">посмотрел на меня, </w:t>
-      </w:r>
-      <w:r>
-        <w:t xml:space="preserve">едва заметно пожал плечом и </w:t>
-      </w:r>
-      <w:r>
-        <w:t xml:space="preserve">вновь сосредоточил всё внимание на барде. Я последовал его примеру. </w:t>
-      </w:r>
-    </w:p>
-    <w:p>
-      <w:pPr>
-        <w:pBdr>
-          <w:bottom w:val="double" w:sz="6" w:space="1" w:color="auto"/>
-        </w:pBdr>
-      </w:pPr>
-      <w:r>
-        <w:t xml:space="preserve">Эта баллада, как и многие другие, была посвящена возлюбленной лирического героя. Она, как следовало из текста, всегда была </w:t>
-      </w:r>
-      <w:r>
-        <w:t xml:space="preserve">«весёлой и шальной», ничего не боялась и </w:t>
-      </w:r>
-      <w:r>
-        <w:t xml:space="preserve">всегда искала приключений. </w:t>
-      </w:r>
-    </w:p>
-    <w:p>
-      <w:pPr>
-        <w:pBdr>
-          <w:bottom w:val="double" w:sz="6" w:space="1" w:color="auto"/>
-        </w:pBdr>
-      </w:pPr>
-      <w:r>
-        <w:t>И вот однажды, она попала в Метель в горах и стала ощущать «зов Омута». И как ни отговаривали её родители, а также влюблённый в неё поэт, однажды ночью она сбежала из дома, и больше никто и никогда её не видел.</w:t>
-      </w:r>
-    </w:p>
-    <w:p>
-      <w:pPr>
-        <w:pBdr>
-          <w:bottom w:val="double" w:sz="6" w:space="1" w:color="auto"/>
-        </w:pBdr>
-      </w:pPr>
-      <w:r>
-        <w:t>— Кто в Омут раз вошёл, — бард вдруг поднял голову и через весь зал посмотрел вдруг на нас с Артом, — назад уж не вернётся никогда.</w:t>
-      </w:r>
-    </w:p>
-    <w:p>
-      <w:pPr>
-        <w:pBdr>
-          <w:bottom w:val="double" w:sz="6" w:space="1" w:color="auto"/>
-        </w:pBdr>
-      </w:pPr>
-      <w:r>
-        <w:t>Он снова опустил голову, казалось, в безнадёжном отчаянии, тронул струны и закончил:</w:t>
-      </w:r>
-    </w:p>
-    <w:p>
-      <w:pPr>
-        <w:pBdr>
-          <w:bottom w:val="double" w:sz="6" w:space="1" w:color="auto"/>
-        </w:pBdr>
-      </w:pPr>
-      <w:r>
-        <w:t>— И не найти уж здесь её, которая смогла попасть туда.</w:t>
-      </w:r>
-    </w:p>
-    <w:p>
-      <w:pPr>
-        <w:pBdr>
-          <w:bottom w:val="double" w:sz="6" w:space="1" w:color="auto"/>
-        </w:pBdr>
-      </w:pPr>
-      <w:r>
-        <w:t xml:space="preserve">На несколько мгновений в лодже повисла абсолютная тишина. А потом слушатели разразились восторженными возгласами и аплодисментами. </w:t>
-      </w:r>
-    </w:p>
-    <w:p>
-      <w:pPr>
-        <w:pBdr>
-          <w:bottom w:val="double" w:sz="6" w:space="1" w:color="auto"/>
-        </w:pBdr>
-      </w:pPr>
-      <w:r>
-        <w:t>Многие начали подходить к поэту и опускать в лежащую перед ним шапку монеты. Я вопросительно посмотрел на Арта. Он пожал плечами, внимательно озираясь по сторонам и, как мне показалось, присматриваясь к окружающим людям.</w:t>
-      </w:r>
-    </w:p>
-    <w:p>
-      <w:pPr>
-        <w:pBdr>
-          <w:bottom w:val="double" w:sz="6" w:space="1" w:color="auto"/>
-        </w:pBdr>
-      </w:pPr>
-      <w:r>
-        <w:t xml:space="preserve">Я достал из кошелька серебряную монету, встал и, подойдя к тому месту, где сидел бард, опустил </w:t>
-      </w:r>
-      <w:r>
-        <w:t>монету в шапку.</w:t>
-      </w:r>
-    </w:p>
-    <w:p>
-      <w:pPr>
-        <w:pBdr>
-          <w:bottom w:val="double" w:sz="6" w:space="1" w:color="auto"/>
-        </w:pBdr>
-      </w:pPr>
-      <w:r>
-        <w:t xml:space="preserve">Поэт никак не отреагировал на мои действия. Он по прежнему сидел на своём импровизированном табурете, опустив голову и спрятав лицо за свисающими локонами и обнимая свою лютню. Казалось, он о чём-то глубоко задумался. </w:t>
-      </w:r>
-    </w:p>
-    <w:p>
-      <w:pPr>
-        <w:pBdr>
-          <w:bottom w:val="double" w:sz="6" w:space="1" w:color="auto"/>
-        </w:pBdr>
-      </w:pPr>
-      <w:r>
-        <w:t>Я повернулся и пошёл к своему месту. Подойдя к своему столу, я опустился на свой стул и снова посмотрел туда, где сидел бард.</w:t>
-      </w:r>
-    </w:p>
-    <w:p>
-      <w:pPr>
-        <w:pBdr>
-          <w:bottom w:val="double" w:sz="6" w:space="1" w:color="auto"/>
-        </w:pBdr>
-      </w:pPr>
-      <w:r>
-        <w:t>И увидел только опустевшую колоду-табурет. Я вопросительно-встревоженно посмотрел на Арта.</w:t>
-      </w:r>
-    </w:p>
-    <w:p>
-      <w:pPr>
-        <w:pBdr>
-          <w:bottom w:val="double" w:sz="6" w:space="1" w:color="auto"/>
-        </w:pBdr>
-      </w:pPr>
-      <w:r>
-        <w:t>— Он ушёл. — ответил Арт на мой незаданный вопрос. — Как только ты отвернулся и пошёл обратно, он встал, забрал свой заработок и вышел вон в ту дверь.</w:t>
-      </w:r>
-    </w:p>
-    <w:p>
-      <w:pPr>
-        <w:pBdr>
-          <w:bottom w:val="double" w:sz="6" w:space="1" w:color="auto"/>
-        </w:pBdr>
-      </w:pPr>
-      <w:r>
-        <w:t xml:space="preserve">Арт указал глазами. Я проследовал за его взглядом. </w:t>
-      </w:r>
-    </w:p>
-    <w:p>
-      <w:pPr>
-        <w:pBdr>
-          <w:bottom w:val="double" w:sz="6" w:space="1" w:color="auto"/>
-        </w:pBdr>
-      </w:pPr>
-      <w:r>
-        <w:t xml:space="preserve">Дверь была закрыта. </w:t>
-      </w:r>
-    </w:p>
-    <w:p>
-      <w:pPr>
-        <w:pBdr>
-          <w:bottom w:val="double" w:sz="6" w:space="1" w:color="auto"/>
-        </w:pBdr>
-      </w:pPr>
-      <w:r>
-        <w:t>Мне вдруг захотелось выбежать наружу и посмотреть, куда направился бард. Но я сдержался.</w:t>
-      </w:r>
-    </w:p>
-    <w:p>
-      <w:pPr>
-        <w:pBdr>
-          <w:bottom w:val="double" w:sz="6" w:space="1" w:color="auto"/>
-        </w:pBdr>
-      </w:pPr>
-      <w:r>
-        <w:lastRenderedPageBreak/>
-        <w:t>В этот момент я вдруг увидел появившуюся в маске пиктограмку-конверт. Присмотревшись, я увидел, что это было сообщение от… Саны. Оно было адресовано нам с Артом. Я открыл окно сообщения.</w:t>
-      </w:r>
-    </w:p>
-    <w:p>
-      <w:pPr>
-        <w:pBdr>
-          <w:bottom w:val="double" w:sz="6" w:space="1" w:color="auto"/>
-        </w:pBdr>
-      </w:pPr>
-      <w:r>
-        <w:t>«Привет, мальчики. Как я понимаю, вы остановились на ночь в лодже у моста. Я тут неподалёку. Можно я утром наведаюсь</w:t>
-      </w:r>
-      <w:r>
-        <w:t>?</w:t>
-      </w:r>
-      <w:r>
-        <w:t xml:space="preserve"> </w:t>
-      </w:r>
-      <w:r>
-        <w:t>Х</w:t>
-      </w:r>
-      <w:r>
-        <w:t>очу поговорить с Маком</w:t>
-      </w:r>
-      <w:r>
-        <w:t xml:space="preserve"> —</w:t>
-      </w:r>
-      <w:r>
-        <w:t xml:space="preserve"> думаю, вам понятно, на какую тему.</w:t>
-      </w:r>
-      <w:r>
-        <w:t xml:space="preserve"> Арт, тебя не буду тревожить, </w:t>
-      </w:r>
-      <w:r>
-        <w:t>сможешь хорошо выспаться. Ладно?</w:t>
-      </w:r>
-      <w:r>
-        <w:t>»</w:t>
-      </w:r>
-    </w:p>
-    <w:p>
-      <w:pPr>
-        <w:pBdr>
-          <w:bottom w:val="double" w:sz="6" w:space="1" w:color="auto"/>
-        </w:pBdr>
-      </w:pPr>
-      <w:r>
-        <w:t xml:space="preserve">Я посмотрел на Арта удивлённо и вопросительно. Он, казалось, удивлён не был. </w:t>
-      </w:r>
-    </w:p>
-    <w:p>
-      <w:pPr>
-        <w:pBdr>
-          <w:bottom w:val="double" w:sz="6" w:space="1" w:color="auto"/>
-        </w:pBdr>
-      </w:pPr>
-      <w:r>
-        <w:t>Под сообщением Саны, всё ещё висевшим у меня в маске, появился ответ Арта.</w:t>
-      </w:r>
-    </w:p>
-    <w:p>
-      <w:pPr>
-        <w:pBdr>
-          <w:bottom w:val="double" w:sz="6" w:space="1" w:color="auto"/>
-        </w:pBdr>
-      </w:pPr>
-      <w:r>
-        <w:t>«Привет, Сана. Да пожалуйста, если вам не спится по утрам, я тут ни при чём. Мак меня разбудит, когда вы закончите секретничать.»</w:t>
-      </w:r>
-    </w:p>
-    <w:p>
-      <w:pPr>
-        <w:pBdr>
-          <w:bottom w:val="double" w:sz="6" w:space="1" w:color="auto"/>
-        </w:pBdr>
-      </w:pPr>
-      <w:r>
-        <w:t>Внизу тут же появились два смайлика — обозначающие улыбку и поцелуй. Окно чата исчезло.</w:t>
-      </w:r>
-    </w:p>
-    <w:p>
-      <w:pPr>
-        <w:pBdr>
-          <w:bottom w:val="double" w:sz="6" w:space="1" w:color="auto"/>
-        </w:pBdr>
-      </w:pPr>
-      <w:r>
-        <w:t xml:space="preserve">Я посмотрел на Арта. </w:t>
-      </w:r>
-      <w:r>
-        <w:t>Он безмятежно махнул рукой.</w:t>
-      </w:r>
-    </w:p>
-    <w:p>
-      <w:pPr>
-        <w:pBdr>
-          <w:bottom w:val="double" w:sz="6" w:space="1" w:color="auto"/>
-        </w:pBdr>
-      </w:pPr>
-      <w:r>
-        <w:t xml:space="preserve">— Завтра всё поймёшь. Давай уже укладываться. </w:t>
-      </w:r>
-    </w:p>
-    <w:p>
-      <w:pPr>
-        <w:pBdr>
-          <w:bottom w:val="double" w:sz="6" w:space="1" w:color="auto"/>
-        </w:pBdr>
-      </w:pPr>
-      <w:r>
-        <w:t>По традиции мы, зачерпнув кружкой воды из уже не кипящего котла над очагом, вышли наружу, ополоснули из кружки свои миски, выплеснули воду на траву и направились к своей хижине.</w:t>
-      </w:r>
-    </w:p>
-    <w:p>
-      <w:pPr>
-        <w:pBdr>
-          <w:bottom w:val="double" w:sz="6" w:space="1" w:color="auto"/>
-        </w:pBdr>
-      </w:pPr>
-      <w:r>
-        <w:t>Идя позади Арта, я увидел, что его куртка начинает преобразовываться в длинный плащ. Я понял, что он создаёт себе импровизированное одеяло, которое не будет выглядеть подозрительно и согреет во время сна. Это было далеко не лишним, учитывая, что здесь, в южном полушарии был самый конец осени</w:t>
-      </w:r>
-      <w:r>
-        <w:t>,</w:t>
-      </w:r>
-      <w:r>
-        <w:t xml:space="preserve"> и ночи были довольно холодными. Поэтому я последовал его примеру и ввёл в </w:t>
-      </w:r>
-      <w:r>
+        <w:t>попытаться его найти, увидеть. И, с какой-то вероятностью увижу. С какой — не могу сказать сейчас. Я только попытался всё это делать, и у меня плохо получается. Кстати, тогда, со Свадебным Тортом, у меня, я думаю, получилось случайно. Или… — Я попытался сформулировать мысль, но у меня не получилось. Я махнул рукой. — Короче, не знаю.</w:t>
+      </w:r>
+    </w:p>
+    <w:p>
+      <w:pPr>
+        <w:pBdr>
+          <w:bottom w:val="double" w:sz="6" w:space="1" w:color="auto"/>
+        </w:pBdr>
         <w:rPr>
           <w:lang w:val="en-US"/>
         </w:rPr>
-        <w:t>n</w:t>
-      </w:r>
-      <w:r>
-        <w:t>2</w:t>
-      </w:r>
-      <w:r>
-        <w:rPr>
-          <w:lang w:val="en-US"/>
-        </w:rPr>
-        <w:t>e</w:t>
-      </w:r>
-      <w:r>
-        <w:t xml:space="preserve"> интерфейс соответствующий</w:t>
-      </w:r>
-      <w:r>
-        <w:t xml:space="preserve"> </w:t>
-      </w:r>
-      <w:r>
-        <w:t>запрос.</w:t>
-      </w:r>
-    </w:p>
-    <w:p>
-      <w:pPr>
-        <w:pBdr>
-          <w:bottom w:val="double" w:sz="6" w:space="1" w:color="auto"/>
-        </w:pBdr>
-      </w:pPr>
-      <w:r>
-        <w:t xml:space="preserve">Мы с Артом улеглись на скамейки, подложив рюкзаки под головы и укрывшись плащами. </w:t>
-      </w:r>
-    </w:p>
-    <w:p>
-      <w:pPr>
-        <w:pBdr>
-          <w:bottom w:val="double" w:sz="6" w:space="1" w:color="auto"/>
-        </w:pBdr>
-      </w:pPr>
-      <w:r>
-        <w:t>— Режим угроз, — произнёс Арт сонным голосом. — Спокойной ночи.</w:t>
-      </w:r>
-    </w:p>
-    <w:p>
-      <w:pPr>
-        <w:pBdr>
-          <w:bottom w:val="double" w:sz="6" w:space="1" w:color="auto"/>
-        </w:pBdr>
-      </w:pPr>
-      <w:r>
-        <w:t xml:space="preserve">— Спокойной ночи, — ответил я, </w:t>
-      </w:r>
-      <w:r>
-        <w:t xml:space="preserve">тоже </w:t>
-      </w:r>
-      <w:r>
-        <w:t xml:space="preserve">чувствуя, что уже засыпаю. Сегодняшний день был, мягко говоря, утомительным. Сделав усилие, чтобы ещё на секунду задержать сон, я активировал режим угроз </w:t>
-      </w:r>
-      <w:r>
-        <w:t xml:space="preserve">— </w:t>
-      </w:r>
-      <w:r>
-        <w:t>и тут же отключился.</w:t>
-      </w:r>
-      <w:r>
-        <w:t xml:space="preserve"> </w:t>
-      </w:r>
-    </w:p>
-    <w:p>
-      <w:pPr>
-        <w:pBdr>
-          <w:bottom w:val="double" w:sz="6" w:space="1" w:color="auto"/>
-        </w:pBdr>
-      </w:pPr>
-    </w:p>
-    <w:p>
-      <w:pPr>
-        <w:pBdr>
-          <w:bottom w:val="double" w:sz="6" w:space="1" w:color="auto"/>
-        </w:pBdr>
-      </w:pPr>
-    </w:p>
-    <w:p/>
-    <w:p>
-      <w:pPr>
-        <w:pBdr>
-          <w:bottom w:val="double" w:sz="6" w:space="1" w:color="auto"/>
-        </w:pBdr>
-      </w:pPr>
-      <w:r>
-        <w:t xml:space="preserve">В хижине, которая находилась на опушке леса, располагались трое необычно стройных и худощавых молодых людей с длинными, ниже плеч, вьющимися светлыми волосами. Это были эльфы — представители одного из одноимённых племён, которые кочевали по окрестным лесам, занимаясь охотой, собирательством и традиционными ремёслами.  </w:t>
-      </w:r>
-    </w:p>
-    <w:p>
-      <w:pPr>
-        <w:pBdr>
-          <w:bottom w:val="double" w:sz="6" w:space="1" w:color="auto"/>
-        </w:pBdr>
-      </w:pPr>
-    </w:p>
-    <w:p/>
-    <w:p>
-      <w:r>
-        <w:t xml:space="preserve">— Понимаешь, с Полем тут по-другому. В нём можно видеть не только то, на что смотришь. А вернее… Можно смотреть по-другому. Не на какую-то точку или область. А попытаться увидеть что-то, что, как ты знаешь </w:t>
-      </w:r>
-      <w:r>
-        <w:softHyphen/>
-        <w:t xml:space="preserve"> — или догадываешься — где-то существует. Так вот, ты представляешь себе что-то и пытаешься это увидеть. И вдруг видишь. Как будто ты посылаешь в Поле вопрос и получаешь ответ. Это очень похоже на поиск в Сети. Отправляешь запрос и получаешь результат запроса. Нужно только чётко знать и правильно представлять, что ты хочешь найти, что увидеть. </w:t>
-      </w:r>
-    </w:p>
-    <w:p>
-      <w:r>
-        <w:t xml:space="preserve">Я поднял взгляд на Арта. Он смотрел на меня с весёлым изумлением. </w:t>
-      </w:r>
-    </w:p>
-    <w:p>
-      <w:r>
-        <w:lastRenderedPageBreak/>
-        <w:t>— Ты что же, хочешь сказать, что наша реальность, весь наш мир — это тоже своего рода Сеть? — осторожно спросил Арт.</w:t>
-      </w:r>
-    </w:p>
-    <w:p>
-      <w:r>
-        <w:t>Я поморщился и вздохнул.</w:t>
-      </w:r>
-    </w:p>
-    <w:p>
-      <w:r>
-        <w:t>— Н-не знаю. Мне пока очень трудно всё это понять, во всём разобраться. Не забывай, ещё вчера я обо всём этом вообще не имел представления.</w:t>
-      </w:r>
-    </w:p>
-    <w:p>
-      <w:r>
-        <w:t>Он поднял руки в примирительно-извиняющемся жесте.</w:t>
-      </w:r>
-    </w:p>
-    <w:p>
-      <w:r>
-        <w:t>— Конечно-конечно. Извини. Это я так, не сдержался.</w:t>
-      </w:r>
-    </w:p>
-    <w:p>
-      <w:r>
-        <w:t>Я махнул рукой.</w:t>
-      </w:r>
-    </w:p>
-    <w:p>
-      <w:r>
-        <w:t>— Да всё нормально.</w:t>
-      </w:r>
-    </w:p>
-    <w:p>
-      <w:r>
-        <w:t>Так вот, возвращаясь к самородкам. Я могу «пройтись мысленным взором» по какой-то территории, и рассмотреть на ней самородки. Или я могу представить себе какой-то определённый самородок и попытаться его найти, увидеть. И, с какой-то вероятностью увижу. С какой — не могу сказать сейчас. Я только попытался всё это делать, и у меня плохо получается. Кстати, тогда, со Свадебным Тортом, у меня, я думаю, получилось случайно. Или… — Я попытался сформулировать мысль, но у меня не получилось. Я махнул рукой. — Короче, не знаю.</w:t>
-      </w:r>
-    </w:p>
-    <w:p>
-      <w:pPr>
-        <w:pBdr>
-          <w:bottom w:val="double" w:sz="6" w:space="1" w:color="auto"/>
-        </w:pBdr>
       </w:pPr>
       <w:r>
         <w:t>Я посмотрел на Арта. Он кивнул.</w:t>
@@ -4281,10 +3052,6 @@
         <w:pBdr>
           <w:bottom w:val="double" w:sz="6" w:space="1" w:color="auto"/>
         </w:pBdr>
-      </w:pPr>
-    </w:p>
-    <w:p>
-      <w:pPr>
         <w:rPr>
           <w:lang w:val="en-US"/>
         </w:rPr>

--- a/text/part1/04Lodge.docx
+++ b/text/part1/04Lodge.docx
@@ -19,10 +19,19 @@
     </w:p>
     <w:p>
       <w:r>
-        <w:t xml:space="preserve">В полном соответствии с прогнозом Аугусто дождь начался, когда уже </w:t>
-      </w:r>
-      <w:r>
-        <w:t>начало темнеть</w:t>
+        <w:t>В полном соответствии с прогнозом Аугусто</w:t>
+      </w:r>
+      <w:r>
+        <w:t>,</w:t>
+      </w:r>
+      <w:r>
+        <w:t xml:space="preserve"> дождь начался, когда уже </w:t>
+      </w:r>
+      <w:r>
+        <w:t>стало</w:t>
+      </w:r>
+      <w:r>
+        <w:t xml:space="preserve"> темнеть</w:t>
       </w:r>
       <w:r>
         <w:t>.</w:t>
@@ -402,7 +411,13 @@
         <w:t xml:space="preserve"> </w:t>
       </w:r>
       <w:r>
-        <w:t xml:space="preserve">Центральная часть крыши была двойной, что </w:t>
+        <w:t xml:space="preserve">Центральная часть крыши была </w:t>
+      </w:r>
+      <w:r>
+        <w:t>как бы двухслойной</w:t>
+      </w:r>
+      <w:r>
+        <w:t xml:space="preserve">, что </w:t>
       </w:r>
       <w:r>
         <w:t>создавало</w:t>
@@ -1363,13 +1378,77 @@
         </w:pBdr>
       </w:pPr>
       <w:r>
-        <w:t>Некоторые люди</w:t>
+        <w:t xml:space="preserve">Мне бросилось в глаза пёстрое этническое разнообразие находившихся здесь людей. Неподалёку от нас распрягали лошадей двое торговцев — видимо, братья, или, как минимум, родственники — с кожей очень тёмного цвета и иссине-чёрными курчавыми волосами. В одной из хижин неподалёку </w:t>
+      </w:r>
+      <w:r>
+        <w:t>расположилась</w:t>
+      </w:r>
+      <w:r>
+        <w:t>, супружеская пара.</w:t>
+      </w:r>
+      <w:r>
+        <w:t xml:space="preserve"> Она — бледнокожая и рыжеволосая молодая женщина, он — мужчина средних лет с лицом, отливающим медью и</w:t>
+      </w:r>
+      <w:r>
+        <w:t>ли</w:t>
+      </w:r>
+      <w:r>
+        <w:t xml:space="preserve"> бронзой. У троих пастухов, вышедших из центрального здания, были спутанные, слегка вьющиеся тёмные волосы, а лица всех троих по цвету напоминали кофе с молоком. </w:t>
+      </w:r>
+    </w:p>
+    <w:p>
+      <w:pPr>
+        <w:pBdr>
+          <w:bottom w:val="double" w:sz="6" w:space="1" w:color="auto"/>
+        </w:pBdr>
+      </w:pPr>
+      <w:r>
+        <w:t xml:space="preserve">Тут я припомнил, что у Вариантов Дельты в этом отношении была одна общая черта. Люди в них отличались удивительным разнообразием внешности и происхождения. Во многих местах привычная мне связь между внешностью человека и географией почти не работала: древние миграции, видимо, шли здесь совсем иными путями, и за столетия разные народы и этнические группы успели широко расселиться и перемешаться. </w:t>
+      </w:r>
+    </w:p>
+    <w:p>
+      <w:pPr>
+        <w:pBdr>
+          <w:bottom w:val="double" w:sz="6" w:space="1" w:color="auto"/>
+        </w:pBdr>
+      </w:pPr>
+      <w:r>
+        <w:t xml:space="preserve">Была и ещё одна общая особенность. Английский язык присутствовал повсюду. Его формы могли заметно различаться, существовали местные диалекты и акценты, но в каждом Варианте он, по меньшей мере, служил вторым языком — своего рода универсальным средством общения между разными народами. </w:t>
+      </w:r>
+    </w:p>
+    <w:p>
+      <w:pPr>
+        <w:pBdr>
+          <w:bottom w:val="double" w:sz="6" w:space="1" w:color="auto"/>
+        </w:pBdr>
+      </w:pPr>
+      <w:r>
+        <w:t>Не было ли это, подумал я, одним из критериев, по которым тот, кто создавал Дельту, решал, какие Варианты можно в неё включить?</w:t>
+      </w:r>
+    </w:p>
+    <w:p>
+      <w:pPr>
+        <w:pBdr>
+          <w:bottom w:val="double" w:sz="6" w:space="1" w:color="auto"/>
+        </w:pBdr>
+      </w:pPr>
+      <w:r>
+        <w:t>А ещё, н</w:t>
+      </w:r>
+      <w:r>
+        <w:t>екоторые люди</w:t>
       </w:r>
       <w:r>
         <w:t>, находящиеся в хижинах,</w:t>
       </w:r>
       <w:r>
-        <w:t xml:space="preserve"> обладали внешностью, отлича</w:t>
+        <w:t xml:space="preserve"> обладали внешностью, </w:t>
+      </w:r>
+      <w:r>
+        <w:t xml:space="preserve">явно </w:t>
+      </w:r>
+      <w:r>
+        <w:t>отлича</w:t>
       </w:r>
       <w:r>
         <w:t>вш</w:t>
@@ -1400,7 +1479,10 @@
         <w:t>Так например, в хижине, расположенной неподалёку от нашей, ближе к центральному зданию</w:t>
       </w:r>
       <w:r>
-        <w:t xml:space="preserve">, на скамьях сидели четверо гномов — низкорослых, очень коренастых мужчин с длинными густыми бородами. </w:t>
+        <w:t>, на скамьях сидели четверо гномов — низкорослых, очень коренастых мужчин с длинными густыми бородами.</w:t>
+      </w:r>
+      <w:r>
+        <w:t xml:space="preserve"> </w:t>
       </w:r>
     </w:p>
     <w:p>
@@ -1433,6 +1515,7 @@
         </w:pBdr>
       </w:pPr>
       <w:r>
+        <w:lastRenderedPageBreak/>
         <w:t>Эт</w:t>
       </w:r>
       <w:r>
@@ -1554,280 +1637,975 @@
         <w:t xml:space="preserve"> медным</w:t>
       </w:r>
       <w:r>
-        <w:t xml:space="preserve"> соответственно. Размер у всех трёх монет был одинаковым, отличались </w:t>
-      </w:r>
+        <w:t xml:space="preserve"> соответственно. Размер у всех трёх монет был одинаковым, отличались они только материалом, из которого были изготовлены, и </w:t>
+      </w:r>
+      <w:r>
+        <w:t>вычеканенным</w:t>
+      </w:r>
+      <w:r>
+        <w:t xml:space="preserve"> на них изображением. В последнем, впрочем, я не уверен </w:t>
+      </w:r>
+      <w:r>
+        <w:t>—</w:t>
+      </w:r>
+      <w:r>
+        <w:t xml:space="preserve"> никогда не обращал внимания.</w:t>
+      </w:r>
+    </w:p>
+    <w:p>
+      <w:pPr>
+        <w:pBdr>
+          <w:bottom w:val="double" w:sz="6" w:space="1" w:color="auto"/>
+        </w:pBdr>
+      </w:pPr>
+      <w:r>
+        <w:t>Так вот, повсеместно используемый здесь монетник позволяет хранить и носить с собой запас монет в удобном и упорядоченном виде. Он состоит из трёх металлических цилиндр</w:t>
+      </w:r>
+      <w:r>
+        <w:t>ов</w:t>
+      </w:r>
+      <w:r>
+        <w:t xml:space="preserve"> диаметром чуть больше монеты каждый, заключённых в металлический корпус в форме фляги без г</w:t>
+      </w:r>
+      <w:r>
+        <w:t>о</w:t>
+      </w:r>
+      <w:r>
+        <w:t>рлышка. Внутри каждого цилиндрика находится пружина, ко</w:t>
+      </w:r>
+      <w:r>
+        <w:t>т</w:t>
+      </w:r>
+      <w:r>
+        <w:t>орая прижимает круглую пластинку</w:t>
+      </w:r>
+      <w:r>
+        <w:t xml:space="preserve"> на своём верхнем конце</w:t>
+      </w:r>
+      <w:r>
+        <w:t xml:space="preserve"> к полукруглому ободку</w:t>
+      </w:r>
+      <w:r>
+        <w:t xml:space="preserve"> на</w:t>
+      </w:r>
+      <w:r>
+        <w:t xml:space="preserve"> </w:t>
+      </w:r>
+      <w:r>
+        <w:t>верхнем конце</w:t>
+      </w:r>
+      <w:r>
+        <w:t xml:space="preserve"> цилиндр</w:t>
+      </w:r>
+      <w:r>
+        <w:t>а</w:t>
+      </w:r>
+      <w:r>
+        <w:t xml:space="preserve">. </w:t>
+      </w:r>
+    </w:p>
+    <w:p>
+      <w:pPr>
+        <w:pBdr>
+          <w:bottom w:val="double" w:sz="6" w:space="1" w:color="auto"/>
+        </w:pBdr>
+      </w:pPr>
+      <w:r>
+        <w:t>Эта конструкция позволяет легко вставлять монеты между верхней пластиной и ободком,</w:t>
+      </w:r>
+      <w:r>
+        <w:t xml:space="preserve"> </w:t>
+      </w:r>
+      <w:r>
+        <w:t>образовывая подпружиненный столбик, а также даже ещё легче их оттуда "выщёлкивать". Тонк</w:t>
+      </w:r>
+      <w:r>
+        <w:t>ие</w:t>
+      </w:r>
+      <w:r>
+        <w:t xml:space="preserve"> вертикальн</w:t>
+      </w:r>
+      <w:r>
+        <w:t>ые</w:t>
+      </w:r>
+      <w:r>
+        <w:t xml:space="preserve"> прорез</w:t>
+      </w:r>
+      <w:r>
+        <w:t>и</w:t>
+      </w:r>
+      <w:r>
+        <w:t xml:space="preserve"> на передней стороне</w:t>
+      </w:r>
+      <w:r>
+        <w:t xml:space="preserve"> монетника</w:t>
+      </w:r>
+      <w:r>
+        <w:t xml:space="preserve"> позволя</w:t>
+      </w:r>
+      <w:r>
+        <w:t>ю</w:t>
+      </w:r>
+      <w:r>
+        <w:t xml:space="preserve">т видеть количество содержащихся внутри монет. </w:t>
+      </w:r>
+    </w:p>
+    <w:p>
+      <w:pPr>
+        <w:pBdr>
+          <w:bottom w:val="double" w:sz="6" w:space="1" w:color="auto"/>
+        </w:pBdr>
+      </w:pPr>
+      <w:r>
+        <w:t xml:space="preserve">Монетник как правило имеет крепления для ношения на поясе или на шее. Носят его </w:t>
+      </w:r>
+      <w:r>
+        <w:t>обычно</w:t>
+      </w:r>
+      <w:r>
+        <w:t xml:space="preserve"> на виду, так как качество монетника и богатство его отделки традиционно являются индикатором социального статуса его владельца.</w:t>
+      </w:r>
+      <w:r>
+        <w:t xml:space="preserve"> Монетники, предложенные нам гномом, были довольно «богатыми» — они были сделаны из </w:t>
+      </w:r>
+      <w:r>
+        <w:t xml:space="preserve">металла </w:t>
+      </w:r>
+      <w:r>
+        <w:t>серебристого цвета</w:t>
+      </w:r>
+      <w:r>
+        <w:t xml:space="preserve"> и покрыты со всех сторон тончайшей инкрустацией</w:t>
+      </w:r>
+      <w:r>
+        <w:t xml:space="preserve"> в виде орнамента из узоров и рун. Считалось, что такой </w:t>
+      </w:r>
+      <w:r>
+        <w:t xml:space="preserve">гномий </w:t>
+      </w:r>
+      <w:r>
+        <w:t>орнамент приносит владельцу монетника богатство и удачу.</w:t>
+      </w:r>
+    </w:p>
+    <w:p>
+      <w:pPr>
+        <w:pBdr>
+          <w:bottom w:val="double" w:sz="6" w:space="1" w:color="auto"/>
+        </w:pBdr>
+      </w:pPr>
+      <w:r>
+        <w:t>Местные огнива были неким прообразом зажигалки — массивной, размером с увесистый кулак</w:t>
+      </w:r>
+      <w:r>
+        <w:t>,</w:t>
+      </w:r>
+      <w:r>
+        <w:t xml:space="preserve"> и требующей определённой сноровки в обращении. Пламя на защищённом от ветра фитиле образовывалось под действием искры, которую нужно было высекать нажатием на специальный рычажок. </w:t>
+      </w:r>
+    </w:p>
+    <w:p>
+      <w:pPr>
+        <w:pBdr>
+          <w:bottom w:val="double" w:sz="6" w:space="1" w:color="auto"/>
+        </w:pBdr>
+      </w:pPr>
+      <w:r>
+        <w:t xml:space="preserve">Огнива заправлялись специальным маслом, тоже производимом гномами, </w:t>
+      </w:r>
+      <w:r>
+        <w:t>—</w:t>
+      </w:r>
+      <w:r>
+        <w:t xml:space="preserve"> как и предлагаемый нам гномом компактный и весьма добротный на вид масляный фонарь.</w:t>
+      </w:r>
+    </w:p>
+    <w:p>
+      <w:pPr>
+        <w:pBdr>
+          <w:bottom w:val="double" w:sz="6" w:space="1" w:color="auto"/>
+        </w:pBdr>
+      </w:pPr>
+      <w:r>
+        <w:t>—</w:t>
+      </w:r>
+      <w:r>
+        <w:t xml:space="preserve"> Фонарь и огниво нам, я думаю, не помешают, </w:t>
+      </w:r>
+      <w:r>
+        <w:t>—</w:t>
+      </w:r>
+      <w:r>
+        <w:t xml:space="preserve"> услышал я в клипсе голосовое сообщение Арта. Гном, который не мог его слышать, тем не менее вдруг насторожился и оглядел нас с нескрываемым подозрением.</w:t>
+      </w:r>
+    </w:p>
+    <w:p>
+      <w:pPr>
+        <w:pBdr>
+          <w:bottom w:val="double" w:sz="6" w:space="1" w:color="auto"/>
+        </w:pBdr>
+      </w:pPr>
+      <w:r>
+        <w:t xml:space="preserve">Арт взял со стола одно из огнив </w:t>
+      </w:r>
+      <w:r>
+        <w:t>—</w:t>
+      </w:r>
+      <w:r>
+        <w:t xml:space="preserve"> по виду самое дорогое</w:t>
+      </w:r>
+      <w:r>
+        <w:t xml:space="preserve"> из трёх</w:t>
+      </w:r>
+      <w:r>
+        <w:t xml:space="preserve"> </w:t>
+      </w:r>
+      <w:r>
+        <w:t>—</w:t>
+      </w:r>
+      <w:r>
+        <w:t xml:space="preserve"> повертел его в руках и несколько раз зажёг. Огниво действовало безукори</w:t>
+      </w:r>
+      <w:r>
+        <w:t>з</w:t>
+      </w:r>
+      <w:r>
+        <w:t>нен</w:t>
+      </w:r>
+      <w:r>
+        <w:t>н</w:t>
+      </w:r>
+      <w:r>
+        <w:t>о. Арт положил огниво на стол в стороне от других предметов, придвинул к нему фонарь и вопросительно посмотрел на гнома.</w:t>
+      </w:r>
+    </w:p>
+    <w:p>
+      <w:pPr>
+        <w:pBdr>
+          <w:bottom w:val="double" w:sz="6" w:space="1" w:color="auto"/>
+        </w:pBdr>
+      </w:pPr>
       <w:r>
         <w:lastRenderedPageBreak/>
-        <w:t xml:space="preserve">они только материалом, из которого были изготовлены, и </w:t>
-      </w:r>
-      <w:r>
-        <w:t>вычеканенным</w:t>
-      </w:r>
-      <w:r>
-        <w:t xml:space="preserve"> на них изображением. В последнем, впрочем, я не уверен </w:t>
-      </w:r>
+        <w:t xml:space="preserve">Гном </w:t>
+      </w:r>
+      <w:r>
+        <w:t>насупился</w:t>
+      </w:r>
+      <w:r>
+        <w:t xml:space="preserve"> и</w:t>
+      </w:r>
+      <w:r>
+        <w:t xml:space="preserve"> надулся</w:t>
+      </w:r>
+      <w:r>
+        <w:t>, стараясь принять как можно более суровый и непреклонный вид</w:t>
+      </w:r>
+      <w:r>
+        <w:t xml:space="preserve">. </w:t>
+      </w:r>
+      <w:r>
+        <w:t>Но я заметил, как в его взгляде из-под кустистых бровей</w:t>
+      </w:r>
+      <w:r>
+        <w:t xml:space="preserve"> сверкнул азартный огонёк. </w:t>
+      </w:r>
+    </w:p>
+    <w:p>
+      <w:pPr>
+        <w:pBdr>
+          <w:bottom w:val="double" w:sz="6" w:space="1" w:color="auto"/>
+        </w:pBdr>
+      </w:pPr>
       <w:r>
         <w:t>—</w:t>
       </w:r>
       <w:r>
-        <w:t xml:space="preserve"> никогда не обращал внимания.</w:t>
-      </w:r>
-    </w:p>
-    <w:p>
-      <w:pPr>
-        <w:pBdr>
-          <w:bottom w:val="double" w:sz="6" w:space="1" w:color="auto"/>
-        </w:pBdr>
-      </w:pPr>
-      <w:r>
-        <w:t>Так вот, повсеместно используемый здесь монетник позволяет хранить и носить с собой запас монет в удобном и упорядоченном виде. Он состоит из трёх металлических цилиндр</w:t>
-      </w:r>
-      <w:r>
-        <w:t>ов</w:t>
-      </w:r>
-      <w:r>
-        <w:t xml:space="preserve"> диаметром чуть больше монеты каждый, заключённых в металлический корпус в форме фляги без г</w:t>
-      </w:r>
-      <w:r>
-        <w:t>о</w:t>
-      </w:r>
-      <w:r>
-        <w:t>рлышка. Внутри каждого цилиндрика находится пружина, ко</w:t>
-      </w:r>
-      <w:r>
-        <w:t>т</w:t>
-      </w:r>
-      <w:r>
-        <w:t>орая прижимает круглую пластинку</w:t>
-      </w:r>
-      <w:r>
-        <w:t xml:space="preserve"> на своём верхнем конце</w:t>
-      </w:r>
-      <w:r>
-        <w:t xml:space="preserve"> к полукруглому ободку</w:t>
-      </w:r>
-      <w:r>
-        <w:t xml:space="preserve"> на</w:t>
+        <w:t xml:space="preserve"> Одна золотом и четыре серебром, </w:t>
+      </w:r>
+      <w:r>
+        <w:t>—</w:t>
+      </w:r>
+      <w:r>
+        <w:t xml:space="preserve"> произнёс гном с нарочитой уверенностью. После чего опустил взг</w:t>
+      </w:r>
+      <w:r>
+        <w:t>л</w:t>
+      </w:r>
+      <w:r>
+        <w:t>яд и несколько смущённо кашлянул в кулак.</w:t>
+      </w:r>
+    </w:p>
+    <w:p>
+      <w:pPr>
+        <w:pBdr>
+          <w:bottom w:val="double" w:sz="6" w:space="1" w:color="auto"/>
+        </w:pBdr>
+      </w:pPr>
+      <w:r>
+        <w:t>Мы, не сговариваясь, издали</w:t>
+      </w:r>
+      <w:r>
+        <w:t xml:space="preserve"> один и тот же</w:t>
+      </w:r>
+      <w:r>
+        <w:t xml:space="preserve"> насмешлив</w:t>
+      </w:r>
+      <w:r>
+        <w:t>о-удивлённый</w:t>
+      </w:r>
+      <w:r>
+        <w:t xml:space="preserve"> возглас и откинулись на спинки скамей, демонстрируя </w:t>
+      </w:r>
+      <w:r>
+        <w:t>разочарование</w:t>
+      </w:r>
+      <w:r>
+        <w:t>.</w:t>
+      </w:r>
+    </w:p>
+    <w:p>
+      <w:pPr>
+        <w:pBdr>
+          <w:bottom w:val="double" w:sz="6" w:space="1" w:color="auto"/>
+        </w:pBdr>
+      </w:pPr>
+      <w:r>
+        <w:t>Повисло напряжённое молчание. Гном, покряхтыва</w:t>
+      </w:r>
+      <w:r>
+        <w:t>я</w:t>
+      </w:r>
+      <w:r>
+        <w:t>,</w:t>
+      </w:r>
+      <w:r>
+        <w:t xml:space="preserve"> напряжённо молчал, то и дело </w:t>
+      </w:r>
+      <w:r>
+        <w:t>броса</w:t>
+      </w:r>
+      <w:r>
+        <w:t>я</w:t>
+      </w:r>
+      <w:r>
+        <w:t xml:space="preserve"> на Арта </w:t>
+      </w:r>
+      <w:r>
+        <w:t xml:space="preserve">вопросительные </w:t>
+      </w:r>
+      <w:r>
+        <w:t>взгляды исподлобья.</w:t>
+      </w:r>
+    </w:p>
+    <w:p>
+      <w:pPr>
+        <w:pBdr>
+          <w:bottom w:val="double" w:sz="6" w:space="1" w:color="auto"/>
+        </w:pBdr>
+      </w:pPr>
+      <w:r>
+        <w:t>Наконец, Арт, как будто на что-то решившись, глубоко вздохнул и пожал плечами.</w:t>
+      </w:r>
+    </w:p>
+    <w:p>
+      <w:pPr>
+        <w:pBdr>
+          <w:bottom w:val="double" w:sz="6" w:space="1" w:color="auto"/>
+        </w:pBdr>
+      </w:pPr>
+      <w:r>
+        <w:t>—</w:t>
+      </w:r>
+      <w:r>
+        <w:t xml:space="preserve"> Восемь серебром, </w:t>
+      </w:r>
+      <w:r>
+        <w:t>—</w:t>
       </w:r>
       <w:r>
         <w:t xml:space="preserve"> </w:t>
       </w:r>
       <w:r>
-        <w:t>верхнем конце</w:t>
-      </w:r>
-      <w:r>
-        <w:t xml:space="preserve"> цилиндр</w:t>
-      </w:r>
-      <w:r>
-        <w:t>а</w:t>
-      </w:r>
-      <w:r>
-        <w:t xml:space="preserve">. </w:t>
-      </w:r>
-    </w:p>
-    <w:p>
-      <w:pPr>
-        <w:pBdr>
-          <w:bottom w:val="double" w:sz="6" w:space="1" w:color="auto"/>
-        </w:pBdr>
-      </w:pPr>
-      <w:r>
-        <w:t>Эта конструкция позволяет легко вставлять монеты между верхней пластиной и ободком,</w:t>
+        <w:t>негромко</w:t>
+      </w:r>
+      <w:r>
+        <w:t xml:space="preserve"> и уверенно произнёс он.</w:t>
+      </w:r>
+    </w:p>
+    <w:p>
+      <w:pPr>
+        <w:pBdr>
+          <w:bottom w:val="double" w:sz="6" w:space="1" w:color="auto"/>
+        </w:pBdr>
+      </w:pPr>
+      <w:r>
+        <w:t>Гном, казалось, ждал чего-то подобного, потому что ответил почти мгновенно:</w:t>
+      </w:r>
+    </w:p>
+    <w:p>
+      <w:pPr>
+        <w:pBdr>
+          <w:bottom w:val="double" w:sz="6" w:space="1" w:color="auto"/>
+        </w:pBdr>
+      </w:pPr>
+      <w:r>
+        <w:t>—</w:t>
+      </w:r>
+      <w:r>
+        <w:t xml:space="preserve"> Одна золотом и... всё.</w:t>
+      </w:r>
+    </w:p>
+    <w:p>
+      <w:pPr>
+        <w:pBdr>
+          <w:bottom w:val="double" w:sz="6" w:space="1" w:color="auto"/>
+        </w:pBdr>
+      </w:pPr>
+      <w:r>
+        <w:t>После чего подвинул к Арту фонарь и огниво.</w:t>
+      </w:r>
+    </w:p>
+    <w:p>
+      <w:pPr>
+        <w:pBdr>
+          <w:bottom w:val="double" w:sz="6" w:space="1" w:color="auto"/>
+        </w:pBdr>
+      </w:pPr>
+      <w:r>
+        <w:t>Арт ещё раз вздохнул, кивнул головой и потянулся к рюкзаку за деньгами.</w:t>
+      </w:r>
+    </w:p>
+    <w:p>
+      <w:pPr>
+        <w:pBdr>
+          <w:bottom w:val="double" w:sz="6" w:space="1" w:color="auto"/>
+        </w:pBdr>
+      </w:pPr>
+      <w:r>
+        <w:t>Гном перевёл в</w:t>
+      </w:r>
+      <w:r>
+        <w:t>згл</w:t>
+      </w:r>
+      <w:r>
+        <w:t>яд на меня.</w:t>
+      </w:r>
+    </w:p>
+    <w:p>
+      <w:pPr>
+        <w:pBdr>
+          <w:bottom w:val="double" w:sz="6" w:space="1" w:color="auto"/>
+        </w:pBdr>
+      </w:pPr>
+      <w:r>
+        <w:t xml:space="preserve">Из всего предложенного </w:t>
+      </w:r>
+      <w:r>
+        <w:t>им</w:t>
+      </w:r>
+      <w:r>
+        <w:t xml:space="preserve"> моё внимание сразу привлёк только один предмет. Это были бусы из удивительно красивого дымчатого камня серо голубого цвета. Я подумал, что эти бусы удивительно подходят </w:t>
+      </w:r>
+      <w:r>
+        <w:t xml:space="preserve">к </w:t>
+      </w:r>
+      <w:r>
+        <w:t>цвету глаз Зары.</w:t>
+      </w:r>
+    </w:p>
+    <w:p>
+      <w:pPr>
+        <w:pBdr>
+          <w:bottom w:val="double" w:sz="6" w:space="1" w:color="auto"/>
+        </w:pBdr>
+      </w:pPr>
+      <w:r>
+        <w:t>Я наклонился к столу и взял в руки бусы.</w:t>
+      </w:r>
+    </w:p>
+    <w:p>
+      <w:pPr>
+        <w:pBdr>
+          <w:bottom w:val="double" w:sz="6" w:space="1" w:color="auto"/>
+        </w:pBdr>
+      </w:pPr>
+      <w:r>
+        <w:t>В этот момент Арт положил на стол перед гномом золотую монету, но гном даже не взглянул на неё. Он напряженно и внимательно смотрел мне в глаза.</w:t>
+      </w:r>
+    </w:p>
+    <w:p>
+      <w:pPr>
+        <w:pBdr>
+          <w:bottom w:val="double" w:sz="6" w:space="1" w:color="auto"/>
+        </w:pBdr>
+      </w:pPr>
+      <w:r>
+        <w:t>М</w:t>
+      </w:r>
+      <w:r>
+        <w:t xml:space="preserve">итрит, </w:t>
+      </w:r>
+      <w:r>
+        <w:t>—</w:t>
+      </w:r>
+      <w:r>
+        <w:t xml:space="preserve"> произнёс гном. </w:t>
+      </w:r>
+      <w:r>
+        <w:t>—</w:t>
+      </w:r>
+      <w:r>
+        <w:t xml:space="preserve"> Очень чистый. Только у нас такой.</w:t>
+      </w:r>
+    </w:p>
+    <w:p>
+      <w:pPr>
+        <w:pBdr>
+          <w:bottom w:val="double" w:sz="6" w:space="1" w:color="auto"/>
+        </w:pBdr>
+      </w:pPr>
+      <w:r>
+        <w:t>Я поднёс бусы ближе к глазам, разглядывая их.</w:t>
+      </w:r>
+    </w:p>
+    <w:p>
+      <w:pPr>
+        <w:pBdr>
+          <w:bottom w:val="double" w:sz="6" w:space="1" w:color="auto"/>
+        </w:pBdr>
+      </w:pPr>
+      <w:r>
+        <w:t>Казалось, камень, из которого были сделаны бусинки, не имел поверхности. Взгляд как будто проваливался внутрь, камешки словно завораживали своей призрачной, искрящейся глубиной.</w:t>
+      </w:r>
+    </w:p>
+    <w:p>
+      <w:pPr>
+        <w:pBdr>
+          <w:bottom w:val="double" w:sz="6" w:space="1" w:color="auto"/>
+        </w:pBdr>
+      </w:pPr>
+      <w:r>
+        <w:t>Я перевёл вз</w:t>
+      </w:r>
+      <w:r>
+        <w:t>г</w:t>
+      </w:r>
+      <w:r>
+        <w:t>ляд на гнома.</w:t>
+      </w:r>
+    </w:p>
+    <w:p>
+      <w:pPr>
+        <w:pBdr>
+          <w:bottom w:val="double" w:sz="6" w:space="1" w:color="auto"/>
+        </w:pBdr>
+      </w:pPr>
+      <w:r>
+        <w:t>—</w:t>
+      </w:r>
+      <w:r>
+        <w:t xml:space="preserve"> Пять золотом, </w:t>
+      </w:r>
+      <w:r>
+        <w:t>—</w:t>
+      </w:r>
+      <w:r>
+        <w:t xml:space="preserve"> с интонацие</w:t>
+      </w:r>
+      <w:r>
+        <w:t xml:space="preserve">й </w:t>
+      </w:r>
+      <w:r>
+        <w:t>приговора произнёс он.</w:t>
+      </w:r>
+    </w:p>
+    <w:p>
+      <w:pPr>
+        <w:pBdr>
+          <w:bottom w:val="double" w:sz="6" w:space="1" w:color="auto"/>
+        </w:pBdr>
+      </w:pPr>
+      <w:r>
+        <w:t xml:space="preserve">Я воззрился на него в на этот раз искреннем изумлении. </w:t>
+      </w:r>
+    </w:p>
+    <w:p>
+      <w:pPr>
+        <w:pBdr>
+          <w:bottom w:val="double" w:sz="6" w:space="1" w:color="auto"/>
+        </w:pBdr>
+      </w:pPr>
+      <w:r>
+        <w:t>Но теперь гном не смутился. Он выдержал мой взгляд и, как будто всё этим объясняя, произнёс:</w:t>
+      </w:r>
+    </w:p>
+    <w:p>
+      <w:pPr>
+        <w:pBdr>
+          <w:bottom w:val="double" w:sz="6" w:space="1" w:color="auto"/>
+        </w:pBdr>
+      </w:pPr>
+      <w:r>
+        <w:t>—</w:t>
+      </w:r>
+      <w:r>
+        <w:t xml:space="preserve"> Настоящий митрит. Совсем чистый. Только у нас </w:t>
+      </w:r>
+      <w:r>
+        <w:t>есть</w:t>
+      </w:r>
+      <w:r>
+        <w:t>. Больше нигде.</w:t>
+      </w:r>
+    </w:p>
+    <w:p>
+      <w:pPr>
+        <w:pBdr>
+          <w:bottom w:val="double" w:sz="6" w:space="1" w:color="auto"/>
+        </w:pBdr>
+      </w:pPr>
+      <w:r>
+        <w:t xml:space="preserve">Я впервые слышал это название камня, но, основываясь на своей ложной памяти, мог вполне определённо понять его этимологию. </w:t>
+      </w:r>
+    </w:p>
+    <w:p>
+      <w:pPr>
+        <w:pBdr>
+          <w:bottom w:val="double" w:sz="6" w:space="1" w:color="auto"/>
+        </w:pBdr>
+      </w:pPr>
+      <w:r>
+        <w:t xml:space="preserve">Начальный слог названия материала у гномов означал цвет, а конечный </w:t>
+      </w:r>
+      <w:r>
+        <w:t>—</w:t>
       </w:r>
       <w:r>
         <w:t xml:space="preserve"> </w:t>
       </w:r>
       <w:r>
-        <w:t>образовывая подпружиненный столбик, а также даже ещё легче их оттуда "выщёлкивать". Тонк</w:t>
-      </w:r>
-      <w:r>
-        <w:t>ие</w:t>
-      </w:r>
-      <w:r>
-        <w:t xml:space="preserve"> вертикальн</w:t>
-      </w:r>
-      <w:r>
-        <w:t>ые</w:t>
-      </w:r>
-      <w:r>
-        <w:t xml:space="preserve"> прорез</w:t>
+        <w:t xml:space="preserve">его </w:t>
+      </w:r>
+      <w:r>
+        <w:t>тип</w:t>
+      </w:r>
+      <w:r>
+        <w:t xml:space="preserve"> или</w:t>
+      </w:r>
+      <w:r>
+        <w:t xml:space="preserve"> природу.</w:t>
+      </w:r>
+    </w:p>
+    <w:p>
+      <w:pPr>
+        <w:pBdr>
+          <w:bottom w:val="double" w:sz="6" w:space="1" w:color="auto"/>
+        </w:pBdr>
+      </w:pPr>
+      <w:r>
+        <w:t>Напр</w:t>
       </w:r>
       <w:r>
         <w:t>и</w:t>
       </w:r>
       <w:r>
-        <w:t xml:space="preserve"> на передней стороне</w:t>
-      </w:r>
-      <w:r>
-        <w:t xml:space="preserve"> монетника</w:t>
-      </w:r>
-      <w:r>
-        <w:t xml:space="preserve"> позволя</w:t>
-      </w:r>
-      <w:r>
-        <w:t>ю</w:t>
-      </w:r>
-      <w:r>
-        <w:t xml:space="preserve">т видеть количество содержащихся внутри монет. </w:t>
-      </w:r>
-    </w:p>
-    <w:p>
-      <w:pPr>
-        <w:pBdr>
-          <w:bottom w:val="double" w:sz="6" w:space="1" w:color="auto"/>
-        </w:pBdr>
-      </w:pPr>
-      <w:r>
-        <w:t xml:space="preserve">Монетник как правило имеет крепления для ношения на поясе или на шее. Носят его </w:t>
-      </w:r>
-      <w:r>
-        <w:t>обычно</w:t>
-      </w:r>
-      <w:r>
-        <w:t xml:space="preserve"> на виду, так как качество монетника и богатство его отделки традиционно являются индикатором социального статуса его владельца.</w:t>
-      </w:r>
-      <w:r>
-        <w:t xml:space="preserve"> Монетники, предложенные нам гномом, были довольно «богатыми» — они были сделаны из </w:t>
-      </w:r>
-      <w:r>
-        <w:t xml:space="preserve">металла </w:t>
-      </w:r>
-      <w:r>
-        <w:t>серебристого цвета</w:t>
-      </w:r>
-      <w:r>
-        <w:t xml:space="preserve"> и покрыты со всех сторон тончайшей инкрустацией</w:t>
-      </w:r>
-      <w:r>
-        <w:t xml:space="preserve"> в виде орнамента из узоров и рун. Считалось, что такой </w:t>
-      </w:r>
-      <w:r>
-        <w:t xml:space="preserve">гномий </w:t>
-      </w:r>
-      <w:r>
-        <w:t>орнамент приносит владельцу монетника богатство и удачу.</w:t>
-      </w:r>
-    </w:p>
-    <w:p>
-      <w:pPr>
-        <w:pBdr>
-          <w:bottom w:val="double" w:sz="6" w:space="1" w:color="auto"/>
-        </w:pBdr>
-      </w:pPr>
-      <w:r>
-        <w:t>Местные огнива были неким прообразом зажигалки — массивной, размером с увесистый кулак</w:t>
-      </w:r>
-      <w:r>
-        <w:t>,</w:t>
-      </w:r>
-      <w:r>
-        <w:t xml:space="preserve"> и требующей определённой сноровки в обращении. Пламя на защищённом от ветра фитиле образовывалось под действием искры, которую нужно было высекать нажатием на специальный рычажок. </w:t>
-      </w:r>
-    </w:p>
-    <w:p>
-      <w:pPr>
-        <w:pBdr>
-          <w:bottom w:val="double" w:sz="6" w:space="1" w:color="auto"/>
-        </w:pBdr>
-      </w:pPr>
-      <w:r>
-        <w:t xml:space="preserve">Огнива заправлялись специальным маслом, тоже производимом гномами, </w:t>
+        <w:t xml:space="preserve">мер, начало на "ми" означало серый или синий цвет, а на "не" </w:t>
       </w:r>
       <w:r>
         <w:t>—</w:t>
       </w:r>
       <w:r>
-        <w:t xml:space="preserve"> как и предлагаемый нам гномом компактный и весьма добротный на вид масляный фонарь.</w:t>
-      </w:r>
-    </w:p>
-    <w:p>
-      <w:pPr>
-        <w:pBdr>
-          <w:bottom w:val="double" w:sz="6" w:space="1" w:color="auto"/>
-        </w:pBdr>
-      </w:pPr>
+        <w:t xml:space="preserve"> зелёный. В свою очередь, окончание на "ил" обозначало металл, а на "ит" </w:t>
+      </w:r>
       <w:r>
         <w:t>—</w:t>
       </w:r>
       <w:r>
-        <w:t xml:space="preserve"> Фонарь и огниво нам, я думаю, не помешают, </w:t>
+        <w:t xml:space="preserve"> камень. Поэтому полудрагоценный камень зелёного цвета гномы называли "нефрит", а их знаменитый лёгкий и прочный сплав серебристого, отливающего голубизной оттенка именовался "митрил".</w:t>
+      </w:r>
+    </w:p>
+    <w:p>
+      <w:pPr>
+        <w:pBdr>
+          <w:bottom w:val="double" w:sz="6" w:space="1" w:color="auto"/>
+        </w:pBdr>
+      </w:pPr>
+      <w:r>
+        <w:lastRenderedPageBreak/>
+        <w:t>Я посмотрел гному в глаза. В его взгляде был не столько азарт торговца, сколько что-то</w:t>
+      </w:r>
+      <w:r>
+        <w:t xml:space="preserve"> другое</w:t>
+      </w:r>
+      <w:r>
+        <w:t>. То ли гордость от обладания таким сокровищем, то ли некое сакральное восхищение им.</w:t>
+      </w:r>
+    </w:p>
+    <w:p>
+      <w:pPr>
+        <w:pBdr>
+          <w:bottom w:val="double" w:sz="6" w:space="1" w:color="auto"/>
+        </w:pBdr>
+      </w:pPr>
+      <w:r>
+        <w:t>Вдруг мне в голову пришла одна идея.</w:t>
+      </w:r>
+    </w:p>
+    <w:p>
+      <w:pPr>
+        <w:pBdr>
+          <w:bottom w:val="double" w:sz="6" w:space="1" w:color="auto"/>
+        </w:pBdr>
+      </w:pPr>
+      <w:r>
+        <w:t>Я приоткрыл свой контур, позволяя Эссенции медленно течь сквозь меня, и посмотрел на бусы "вторым зрением".</w:t>
+      </w:r>
+    </w:p>
+    <w:p>
+      <w:pPr>
+        <w:pBdr>
+          <w:bottom w:val="double" w:sz="6" w:space="1" w:color="auto"/>
+        </w:pBdr>
+      </w:pPr>
+      <w:r>
+        <w:t xml:space="preserve">Моё неосознанное подозрение </w:t>
+      </w:r>
+      <w:r>
+        <w:t>подтвердилось</w:t>
+      </w:r>
+      <w:r>
+        <w:t>.</w:t>
+      </w:r>
+    </w:p>
+    <w:p>
+      <w:pPr>
+        <w:pBdr>
+          <w:bottom w:val="double" w:sz="6" w:space="1" w:color="auto"/>
+        </w:pBdr>
+      </w:pPr>
+      <w:r>
+        <w:t>Уровень Эссенции внутри бусинок был ненамного, квинтов на пять выше базового фона. Причём, что было особенно удивительно, этот повышенный уровень казался стабильным, я не заметил, вокруг камешков даже малейшего "свечения" выделяемой вовне Эссенции.</w:t>
+      </w:r>
+    </w:p>
+    <w:p>
+      <w:pPr>
+        <w:pBdr>
+          <w:bottom w:val="double" w:sz="6" w:space="1" w:color="auto"/>
+        </w:pBdr>
+      </w:pPr>
+      <w:r>
+        <w:t xml:space="preserve">Митрит — а может быть, только </w:t>
+      </w:r>
+      <w:r>
+        <w:t>"</w:t>
+      </w:r>
+      <w:r>
+        <w:t>н</w:t>
+      </w:r>
+      <w:r>
+        <w:t>астоящий митрит",</w:t>
+      </w:r>
+      <w:r>
+        <w:t xml:space="preserve"> —</w:t>
+      </w:r>
+      <w:r>
+        <w:t xml:space="preserve"> как я понял, отличался от </w:t>
+      </w:r>
+      <w:r>
+        <w:t>других камней</w:t>
+      </w:r>
+      <w:r>
+        <w:t xml:space="preserve"> именно этим </w:t>
       </w:r>
       <w:r>
         <w:t>—</w:t>
       </w:r>
       <w:r>
-        <w:t xml:space="preserve"> услышал я в клипсе голосовое сообщение Арта. Гном, который не мог его слышать, тем не менее вдруг насторожился и оглядел нас с нескрываемым подозрением.</w:t>
-      </w:r>
-    </w:p>
-    <w:p>
-      <w:pPr>
-        <w:pBdr>
-          <w:bottom w:val="double" w:sz="6" w:space="1" w:color="auto"/>
-        </w:pBdr>
-      </w:pPr>
-      <w:r>
-        <w:t xml:space="preserve">Арт взял со стола одно из огнив </w:t>
-      </w:r>
+        <w:t xml:space="preserve"> стабильно повышенным уровнем Эссенции. Он был "страйдером" среди камней.</w:t>
+      </w:r>
+    </w:p>
+    <w:p>
+      <w:pPr>
+        <w:pBdr>
+          <w:bottom w:val="double" w:sz="6" w:space="1" w:color="auto"/>
+        </w:pBdr>
+      </w:pPr>
+      <w:r>
+        <w:t xml:space="preserve">Я достал из рюкзака свой кошелёк и аккуратно высыпал на стол его содержимое. Рассортировав монеты, я только теперь узнал, что наше денежное обеспечение </w:t>
+      </w:r>
+      <w:r>
+        <w:t>и</w:t>
+      </w:r>
+      <w:r>
+        <w:t>счислялось тремя золотыми монетами, пятью серебряными и десятью медными.</w:t>
+      </w:r>
+    </w:p>
+    <w:p>
+      <w:pPr>
+        <w:pBdr>
+          <w:bottom w:val="double" w:sz="6" w:space="1" w:color="auto"/>
+        </w:pBdr>
+      </w:pPr>
+      <w:r>
+        <w:t>Я сгрёб монеты ладонями, снова объединяя из в одну кучу и придвинул её гному.</w:t>
+      </w:r>
+    </w:p>
+    <w:p>
+      <w:pPr>
+        <w:pBdr>
+          <w:bottom w:val="double" w:sz="6" w:space="1" w:color="auto"/>
+        </w:pBdr>
+      </w:pPr>
       <w:r>
         <w:t>—</w:t>
       </w:r>
       <w:r>
-        <w:t xml:space="preserve"> по виду самое дорогое</w:t>
-      </w:r>
-      <w:r>
-        <w:t xml:space="preserve"> из трёх</w:t>
+        <w:t xml:space="preserve"> Это всё. Больше нет, </w:t>
+      </w:r>
+      <w:r>
+        <w:t>—</w:t>
       </w:r>
       <w:r>
         <w:t xml:space="preserve"> </w:t>
       </w:r>
       <w:r>
+        <w:t>прокомментировал</w:t>
+      </w:r>
+      <w:r>
+        <w:t xml:space="preserve"> я.</w:t>
+      </w:r>
+    </w:p>
+    <w:p>
+      <w:pPr>
+        <w:pBdr>
+          <w:bottom w:val="double" w:sz="6" w:space="1" w:color="auto"/>
+        </w:pBdr>
+      </w:pPr>
+      <w:r>
+        <w:t>И тут гном меня удивил.</w:t>
+      </w:r>
+    </w:p>
+    <w:p>
+      <w:pPr>
+        <w:pBdr>
+          <w:bottom w:val="double" w:sz="6" w:space="1" w:color="auto"/>
+        </w:pBdr>
+      </w:pPr>
+      <w:r>
+        <w:t>Посмотрев</w:t>
+      </w:r>
+      <w:r>
+        <w:t xml:space="preserve"> </w:t>
+      </w:r>
+      <w:r>
+        <w:t>на ме</w:t>
+      </w:r>
+      <w:r>
+        <w:t>н</w:t>
+      </w:r>
+      <w:r>
+        <w:t>я очень внимательно и, как мне показалось, с неподдельным уважением, он выудил из кучи три золотые монеты, добавил к ним выданную Артом и спрятал все четыре в какой-то незаметный</w:t>
+      </w:r>
+      <w:r>
+        <w:t xml:space="preserve"> </w:t>
+      </w:r>
+      <w:r>
+        <w:t>карман</w:t>
+      </w:r>
+      <w:r>
+        <w:t xml:space="preserve"> </w:t>
+      </w:r>
+      <w:r>
+        <w:t xml:space="preserve">на поясе. Потом сгрёб оставшиеся на столе монеты и сдвинул их обратно мне. И показал глазами на бусы, давая понять, что теперь они мои. </w:t>
+      </w:r>
+    </w:p>
+    <w:p>
+      <w:pPr>
+        <w:pBdr>
+          <w:bottom w:val="double" w:sz="6" w:space="1" w:color="auto"/>
+        </w:pBdr>
+      </w:pPr>
+      <w:r>
+        <w:t>Я аккуратно взял со стола бусы и спрятал их во внутренний карман куртки. После чего я собрал монеты в кошелёк, а гном убрал обратно в мешок всё непроданное. На столе теперь оставались только фонарь и огниво. Арт, на</w:t>
+      </w:r>
+      <w:r>
+        <w:t xml:space="preserve"> </w:t>
+      </w:r>
+      <w:r>
+        <w:t xml:space="preserve">правах нового владельца, чиркнул огнивом и зажёг от него фонарь. Это было весьма кстати, так как к этому моменту </w:t>
+      </w:r>
+      <w:r>
+        <w:t xml:space="preserve">сумерки </w:t>
+      </w:r>
+      <w:r>
+        <w:t xml:space="preserve">уже сгустились. </w:t>
+      </w:r>
+    </w:p>
+    <w:p>
+      <w:pPr>
+        <w:pBdr>
+          <w:bottom w:val="double" w:sz="6" w:space="1" w:color="auto"/>
+        </w:pBdr>
+      </w:pPr>
+      <w:r>
+        <w:t>Дождь совсем стих.</w:t>
+      </w:r>
+      <w:r>
+        <w:t xml:space="preserve"> </w:t>
+      </w:r>
+      <w:r>
+        <w:t>Наступившая безветренная тишина нарушалась только</w:t>
+      </w:r>
+      <w:r>
+        <w:t xml:space="preserve"> </w:t>
+      </w:r>
+      <w:r>
+        <w:t>доносившимися до нас иногда негромкими</w:t>
+      </w:r>
+      <w:r>
+        <w:t xml:space="preserve"> голосами</w:t>
+      </w:r>
+      <w:r>
+        <w:t xml:space="preserve"> людей в соседних хижина</w:t>
+      </w:r>
+      <w:r>
+        <w:t>х</w:t>
+      </w:r>
+      <w:r>
+        <w:t xml:space="preserve"> да еле слышным журчанием недалёкой реки по камням.</w:t>
+      </w:r>
+    </w:p>
+    <w:p>
+      <w:pPr>
+        <w:pBdr>
+          <w:bottom w:val="double" w:sz="6" w:space="1" w:color="auto"/>
+        </w:pBdr>
+      </w:pPr>
+      <w:r>
+        <w:t>Собравшийся уже возвращаться к своим гном оглядел нас и, казалось, вспомнив о чём-то, произнёс:</w:t>
+      </w:r>
+    </w:p>
+    <w:p>
+      <w:pPr>
+        <w:pBdr>
+          <w:bottom w:val="double" w:sz="6" w:space="1" w:color="auto"/>
+        </w:pBdr>
+      </w:pPr>
+      <w:r>
         <w:t>—</w:t>
       </w:r>
       <w:r>
-        <w:t xml:space="preserve"> повертел его в руках и несколько раз зажёг. Огниво действовало безукори</w:t>
-      </w:r>
-      <w:r>
-        <w:t>з</w:t>
-      </w:r>
-      <w:r>
-        <w:t>нен</w:t>
-      </w:r>
-      <w:r>
-        <w:t>н</w:t>
-      </w:r>
-      <w:r>
-        <w:t>о. Арт положил огниво на стол в стороне от других предметов, придвинул к нему фонарь и вопросительно посмотрел на гнома.</w:t>
-      </w:r>
-    </w:p>
-    <w:p>
-      <w:pPr>
-        <w:pBdr>
-          <w:bottom w:val="double" w:sz="6" w:space="1" w:color="auto"/>
-        </w:pBdr>
-      </w:pPr>
-      <w:r>
-        <w:t xml:space="preserve">Гном </w:t>
-      </w:r>
-      <w:r>
-        <w:t>насупился</w:t>
-      </w:r>
-      <w:r>
-        <w:t xml:space="preserve"> и</w:t>
-      </w:r>
-      <w:r>
-        <w:t xml:space="preserve"> надулся</w:t>
-      </w:r>
-      <w:r>
-        <w:t>, стараясь принять как можно более суровый и непреклонный вид</w:t>
-      </w:r>
-      <w:r>
-        <w:t xml:space="preserve">. </w:t>
-      </w:r>
-      <w:r>
-        <w:t>Но я заметил, как в его взгляде из-под кустистых бровей</w:t>
-      </w:r>
-      <w:r>
-        <w:t xml:space="preserve"> сверкнул азартный огонёк. </w:t>
+        <w:t xml:space="preserve"> Можем ещё на заказ, если надо чего.</w:t>
+      </w:r>
+    </w:p>
+    <w:p>
+      <w:pPr>
+        <w:pBdr>
+          <w:bottom w:val="double" w:sz="6" w:space="1" w:color="auto"/>
+        </w:pBdr>
+      </w:pPr>
+      <w:r>
+        <w:t>Он присмотрелся к нашей с Артом одежде и продолжил:</w:t>
       </w:r>
     </w:p>
     <w:p>
@@ -1840,534 +2618,68 @@
         <w:t>—</w:t>
       </w:r>
       <w:r>
-        <w:t xml:space="preserve"> Одна золотом и четыре серебром, </w:t>
-      </w:r>
+        <w:t xml:space="preserve"> Упряжь для драконов, сёдла, балдахины делаем. Ну, и оружие, инструмент. Топоры, пилы, ножи, клинки.</w:t>
+      </w:r>
+    </w:p>
+    <w:p>
+      <w:pPr>
+        <w:pBdr>
+          <w:bottom w:val="double" w:sz="6" w:space="1" w:color="auto"/>
+        </w:pBdr>
+      </w:pPr>
+      <w:r>
+        <w:t>Он взглянул почему-то на меня.</w:t>
+      </w:r>
+    </w:p>
+    <w:p>
+      <w:pPr>
+        <w:pBdr>
+          <w:bottom w:val="double" w:sz="6" w:space="1" w:color="auto"/>
+        </w:pBdr>
+      </w:pPr>
+      <w:r>
+        <w:t xml:space="preserve">И тут </w:t>
+      </w:r>
+      <w:r>
+        <w:t>у меня в голове всплыло</w:t>
+      </w:r>
+      <w:r>
+        <w:t xml:space="preserve"> одно из моих ложных воспоминаний. О том, что знакомый гном рассказывал мне когда-то по большому секрету о колдовских "изумрудных глазах", которые они, гномы, якобы мастерят по заказу колдунов.</w:t>
+      </w:r>
+    </w:p>
+    <w:p>
+      <w:pPr>
+        <w:pBdr>
+          <w:bottom w:val="double" w:sz="6" w:space="1" w:color="auto"/>
+        </w:pBdr>
+      </w:pPr>
       <w:r>
         <w:t>—</w:t>
       </w:r>
       <w:r>
-        <w:t xml:space="preserve"> произнёс гном с нарочитой уверенностью. После чего опустил взг</w:t>
-      </w:r>
-      <w:r>
-        <w:t>л</w:t>
-      </w:r>
-      <w:r>
-        <w:t>яд и несколько смущённо кашлянул в кулак.</w:t>
-      </w:r>
-    </w:p>
-    <w:p>
-      <w:pPr>
-        <w:pBdr>
-          <w:bottom w:val="double" w:sz="6" w:space="1" w:color="auto"/>
-        </w:pBdr>
-      </w:pPr>
-      <w:r>
-        <w:t>Мы, не сговариваясь, издали</w:t>
-      </w:r>
-      <w:r>
-        <w:t xml:space="preserve"> один и тот же</w:t>
-      </w:r>
-      <w:r>
-        <w:t xml:space="preserve"> насмешлив</w:t>
-      </w:r>
-      <w:r>
-        <w:t>о-удивлённый</w:t>
-      </w:r>
-      <w:r>
-        <w:t xml:space="preserve"> возглас и откинулись на спинки скамей, демонстрируя </w:t>
-      </w:r>
-      <w:r>
-        <w:t>разочарование</w:t>
-      </w:r>
-      <w:r>
-        <w:t>.</w:t>
-      </w:r>
-    </w:p>
-    <w:p>
-      <w:pPr>
-        <w:pBdr>
-          <w:bottom w:val="double" w:sz="6" w:space="1" w:color="auto"/>
-        </w:pBdr>
-      </w:pPr>
-      <w:r>
-        <w:t>Повисло напряжённое молчание. Гном, покряхтыва</w:t>
-      </w:r>
-      <w:r>
-        <w:t>я</w:t>
-      </w:r>
-      <w:r>
-        <w:t>,</w:t>
-      </w:r>
-      <w:r>
-        <w:t xml:space="preserve"> напряжённо молчал, то и дело </w:t>
-      </w:r>
-      <w:r>
-        <w:t>броса</w:t>
-      </w:r>
-      <w:r>
-        <w:t>я</w:t>
-      </w:r>
-      <w:r>
-        <w:t xml:space="preserve"> на Арта </w:t>
-      </w:r>
-      <w:r>
-        <w:t xml:space="preserve">вопросительные </w:t>
-      </w:r>
-      <w:r>
-        <w:t>взгляды исподлобья.</w:t>
-      </w:r>
-    </w:p>
-    <w:p>
-      <w:pPr>
-        <w:pBdr>
-          <w:bottom w:val="double" w:sz="6" w:space="1" w:color="auto"/>
-        </w:pBdr>
-      </w:pPr>
-      <w:r>
-        <w:t>Наконец, Арт, как будто на что-то решившись, глубоко вздохнул и пожал плечами.</w:t>
-      </w:r>
-    </w:p>
-    <w:p>
-      <w:pPr>
-        <w:pBdr>
-          <w:bottom w:val="double" w:sz="6" w:space="1" w:color="auto"/>
-        </w:pBdr>
-      </w:pPr>
+        <w:t xml:space="preserve"> А "изумрудный глаз" можно заказать? </w:t>
+      </w:r>
       <w:r>
         <w:t>—</w:t>
       </w:r>
       <w:r>
-        <w:t xml:space="preserve"> Восемь серебром, </w:t>
-      </w:r>
-      <w:r>
-        <w:t>—</w:t>
+        <w:t xml:space="preserve"> обратился я к гному.</w:t>
+      </w:r>
+    </w:p>
+    <w:p>
+      <w:pPr>
+        <w:pBdr>
+          <w:bottom w:val="double" w:sz="6" w:space="1" w:color="auto"/>
+        </w:pBdr>
+      </w:pPr>
+      <w:r>
+        <w:t>Я увидел, как он заметно вздрогнул, вжал голову в плечи и покосился на меня со страхом и явным неодобрением, почти со злостью. После чего он, не говоря больше ни слова, подхватил свой мешок и, проворно направился к своей беседке. По пути он пару раз опасливо</w:t>
       </w:r>
       <w:r>
         <w:t xml:space="preserve"> </w:t>
       </w:r>
       <w:r>
-        <w:t>негромко</w:t>
-      </w:r>
-      <w:r>
-        <w:t xml:space="preserve"> и уверенно произнёс он.</w:t>
-      </w:r>
-    </w:p>
-    <w:p>
-      <w:pPr>
-        <w:pBdr>
-          <w:bottom w:val="double" w:sz="6" w:space="1" w:color="auto"/>
-        </w:pBdr>
-      </w:pPr>
-      <w:r>
-        <w:t>Гном, казалось, ждал чего-то подобного, потому что ответил почти мгновенно:</w:t>
-      </w:r>
-    </w:p>
-    <w:p>
-      <w:pPr>
-        <w:pBdr>
-          <w:bottom w:val="double" w:sz="6" w:space="1" w:color="auto"/>
-        </w:pBdr>
-      </w:pPr>
-      <w:r>
-        <w:t>—</w:t>
-      </w:r>
-      <w:r>
-        <w:t xml:space="preserve"> Одна золотом и... всё.</w:t>
-      </w:r>
-    </w:p>
-    <w:p>
-      <w:pPr>
-        <w:pBdr>
-          <w:bottom w:val="double" w:sz="6" w:space="1" w:color="auto"/>
-        </w:pBdr>
-      </w:pPr>
-      <w:r>
-        <w:t>После чего подвинул к Арту фонарь и огниво.</w:t>
-      </w:r>
-    </w:p>
-    <w:p>
-      <w:pPr>
-        <w:pBdr>
-          <w:bottom w:val="double" w:sz="6" w:space="1" w:color="auto"/>
-        </w:pBdr>
-      </w:pPr>
-      <w:r>
-        <w:lastRenderedPageBreak/>
-        <w:t>Арт ещё раз вздохнул, кивнул головой и потянулся к рюкзаку за деньгами.</w:t>
-      </w:r>
-    </w:p>
-    <w:p>
-      <w:pPr>
-        <w:pBdr>
-          <w:bottom w:val="double" w:sz="6" w:space="1" w:color="auto"/>
-        </w:pBdr>
-      </w:pPr>
-      <w:r>
-        <w:t>Гном перевёл в</w:t>
-      </w:r>
-      <w:r>
-        <w:t>згл</w:t>
-      </w:r>
-      <w:r>
-        <w:t>яд на меня.</w:t>
-      </w:r>
-    </w:p>
-    <w:p>
-      <w:pPr>
-        <w:pBdr>
-          <w:bottom w:val="double" w:sz="6" w:space="1" w:color="auto"/>
-        </w:pBdr>
-      </w:pPr>
-      <w:r>
-        <w:t xml:space="preserve">Из всего предложенного </w:t>
-      </w:r>
-      <w:r>
-        <w:t>им</w:t>
-      </w:r>
-      <w:r>
-        <w:t xml:space="preserve"> моё внимание сразу привлёк только один предмет. Это были бусы из удивительно красивого дымчатого камня серо голубого цвета. Я подумал, что эти бусы удивительно подходят </w:t>
-      </w:r>
-      <w:r>
-        <w:t xml:space="preserve">к </w:t>
-      </w:r>
-      <w:r>
-        <w:t>цвету глаз Зары.</w:t>
-      </w:r>
-    </w:p>
-    <w:p>
-      <w:pPr>
-        <w:pBdr>
-          <w:bottom w:val="double" w:sz="6" w:space="1" w:color="auto"/>
-        </w:pBdr>
-      </w:pPr>
-      <w:r>
-        <w:t>Я наклонился к столу и взял в руки бусы.</w:t>
-      </w:r>
-    </w:p>
-    <w:p>
-      <w:pPr>
-        <w:pBdr>
-          <w:bottom w:val="double" w:sz="6" w:space="1" w:color="auto"/>
-        </w:pBdr>
-      </w:pPr>
-      <w:r>
-        <w:t>В этот момент Арт положил на стол перед гномом золотую монету, но гном даже не взглянул на неё. Он напряженно и внимательно смотрел мне в глаза.</w:t>
-      </w:r>
-    </w:p>
-    <w:p>
-      <w:pPr>
-        <w:pBdr>
-          <w:bottom w:val="double" w:sz="6" w:space="1" w:color="auto"/>
-        </w:pBdr>
-      </w:pPr>
-      <w:r>
-        <w:t>М</w:t>
-      </w:r>
-      <w:r>
-        <w:t xml:space="preserve">итрит, </w:t>
-      </w:r>
-      <w:r>
-        <w:t>—</w:t>
-      </w:r>
-      <w:r>
-        <w:t xml:space="preserve"> произнёс гном. </w:t>
-      </w:r>
-      <w:r>
-        <w:t>—</w:t>
-      </w:r>
-      <w:r>
-        <w:t xml:space="preserve"> Очень чистый. Только у нас такой.</w:t>
-      </w:r>
-    </w:p>
-    <w:p>
-      <w:pPr>
-        <w:pBdr>
-          <w:bottom w:val="double" w:sz="6" w:space="1" w:color="auto"/>
-        </w:pBdr>
-      </w:pPr>
-      <w:r>
-        <w:t>Я поднёс бусы ближе к глазам, разглядывая их.</w:t>
-      </w:r>
-    </w:p>
-    <w:p>
-      <w:pPr>
-        <w:pBdr>
-          <w:bottom w:val="double" w:sz="6" w:space="1" w:color="auto"/>
-        </w:pBdr>
-      </w:pPr>
-      <w:r>
-        <w:t>Казалось, камень, из которого были сделаны бусинки, не имел поверхности. Взгляд как будто проваливался внутрь, камешки словно завораживали своей призрачной, искрящейся глубиной.</w:t>
-      </w:r>
-    </w:p>
-    <w:p>
-      <w:pPr>
-        <w:pBdr>
-          <w:bottom w:val="double" w:sz="6" w:space="1" w:color="auto"/>
-        </w:pBdr>
-      </w:pPr>
-      <w:r>
-        <w:t>Я перевёл вз</w:t>
-      </w:r>
-      <w:r>
-        <w:t>г</w:t>
-      </w:r>
-      <w:r>
-        <w:t>ляд на гнома.</w:t>
-      </w:r>
-    </w:p>
-    <w:p>
-      <w:pPr>
-        <w:pBdr>
-          <w:bottom w:val="double" w:sz="6" w:space="1" w:color="auto"/>
-        </w:pBdr>
-      </w:pPr>
-      <w:r>
-        <w:t>—</w:t>
-      </w:r>
-      <w:r>
-        <w:t xml:space="preserve"> Пять золотом, </w:t>
-      </w:r>
-      <w:r>
-        <w:t>—</w:t>
-      </w:r>
-      <w:r>
-        <w:t xml:space="preserve"> с интонацие</w:t>
-      </w:r>
-      <w:r>
-        <w:t xml:space="preserve">й </w:t>
-      </w:r>
-      <w:r>
-        <w:t>приговора произнёс он.</w:t>
-      </w:r>
-    </w:p>
-    <w:p>
-      <w:pPr>
-        <w:pBdr>
-          <w:bottom w:val="double" w:sz="6" w:space="1" w:color="auto"/>
-        </w:pBdr>
-      </w:pPr>
-      <w:r>
-        <w:t xml:space="preserve">Я воззрился на него в на этот раз искреннем изумлении. </w:t>
-      </w:r>
-    </w:p>
-    <w:p>
-      <w:pPr>
-        <w:pBdr>
-          <w:bottom w:val="double" w:sz="6" w:space="1" w:color="auto"/>
-        </w:pBdr>
-      </w:pPr>
-      <w:r>
-        <w:t>Но теперь гном не смутился. Он выдержал мой взгляд и, как будто всё этим объясняя, произнёс:</w:t>
-      </w:r>
-    </w:p>
-    <w:p>
-      <w:pPr>
-        <w:pBdr>
-          <w:bottom w:val="double" w:sz="6" w:space="1" w:color="auto"/>
-        </w:pBdr>
-      </w:pPr>
-      <w:r>
-        <w:t>—</w:t>
-      </w:r>
-      <w:r>
-        <w:t xml:space="preserve"> Настоящий митрит. Совсем чистый. Только у нас </w:t>
-      </w:r>
-      <w:r>
-        <w:t>есть</w:t>
-      </w:r>
-      <w:r>
-        <w:t>. Больше нигде.</w:t>
-      </w:r>
-    </w:p>
-    <w:p>
-      <w:pPr>
-        <w:pBdr>
-          <w:bottom w:val="double" w:sz="6" w:space="1" w:color="auto"/>
-        </w:pBdr>
-      </w:pPr>
-      <w:r>
-        <w:t xml:space="preserve">Я впервые слышал это название камня, но, основываясь на своей ложной памяти, мог вполне определённо понять его этимологию. </w:t>
-      </w:r>
-    </w:p>
-    <w:p>
-      <w:pPr>
-        <w:pBdr>
-          <w:bottom w:val="double" w:sz="6" w:space="1" w:color="auto"/>
-        </w:pBdr>
-      </w:pPr>
-      <w:r>
-        <w:t xml:space="preserve">Начальный слог названия материала у гномов означал цвет, а конечный </w:t>
-      </w:r>
-      <w:r>
-        <w:t>—</w:t>
-      </w:r>
-      <w:r>
-        <w:t xml:space="preserve"> </w:t>
-      </w:r>
-      <w:r>
-        <w:t xml:space="preserve">его </w:t>
-      </w:r>
-      <w:r>
-        <w:t>тип</w:t>
-      </w:r>
-      <w:r>
-        <w:t xml:space="preserve"> или</w:t>
-      </w:r>
-      <w:r>
-        <w:t xml:space="preserve"> природу.</w:t>
-      </w:r>
-    </w:p>
-    <w:p>
-      <w:pPr>
-        <w:pBdr>
-          <w:bottom w:val="double" w:sz="6" w:space="1" w:color="auto"/>
-        </w:pBdr>
-      </w:pPr>
-      <w:r>
-        <w:t>Напр</w:t>
-      </w:r>
-      <w:r>
-        <w:t>и</w:t>
-      </w:r>
-      <w:r>
-        <w:t xml:space="preserve">мер, начало на "ми" означало серый или синий цвет, а на "не" </w:t>
-      </w:r>
-      <w:r>
-        <w:t>—</w:t>
-      </w:r>
-      <w:r>
-        <w:t xml:space="preserve"> зелёный. В свою очередь, окончание на "ил" обозначало металл, а на "ит" </w:t>
-      </w:r>
-      <w:r>
-        <w:t>—</w:t>
-      </w:r>
-      <w:r>
-        <w:t xml:space="preserve"> камень. Поэтому полудрагоценный камень зелёного цвета гномы называли "нефрит", а их знаменитый лёгкий и прочный сплав серебристого, отливающего голубизной оттенка именовался "митрил".</w:t>
-      </w:r>
-    </w:p>
-    <w:p>
-      <w:pPr>
-        <w:pBdr>
-          <w:bottom w:val="double" w:sz="6" w:space="1" w:color="auto"/>
-        </w:pBdr>
-      </w:pPr>
-      <w:r>
-        <w:t>Я посмотрел гному в глаза. В его взгляде был не столько азарт торговца, сколько что-то</w:t>
-      </w:r>
-      <w:r>
-        <w:t xml:space="preserve"> другое</w:t>
-      </w:r>
-      <w:r>
-        <w:t>. То ли гордость от обладания таким сокровищем, то ли некое сакральное восхищение им.</w:t>
-      </w:r>
-    </w:p>
-    <w:p>
-      <w:pPr>
-        <w:pBdr>
-          <w:bottom w:val="double" w:sz="6" w:space="1" w:color="auto"/>
-        </w:pBdr>
-      </w:pPr>
-      <w:r>
-        <w:t>Вдруг мне в голову пришла одна идея.</w:t>
-      </w:r>
-    </w:p>
-    <w:p>
-      <w:pPr>
-        <w:pBdr>
-          <w:bottom w:val="double" w:sz="6" w:space="1" w:color="auto"/>
-        </w:pBdr>
-      </w:pPr>
-      <w:r>
-        <w:t>Я приоткрыл свой контур, позволяя Эссенции медленно течь сквозь меня, и посмотрел на бусы "вторым зрением".</w:t>
-      </w:r>
-    </w:p>
-    <w:p>
-      <w:pPr>
-        <w:pBdr>
-          <w:bottom w:val="double" w:sz="6" w:space="1" w:color="auto"/>
-        </w:pBdr>
-      </w:pPr>
-      <w:r>
-        <w:t xml:space="preserve">Моё неосознанное подозрение </w:t>
-      </w:r>
-      <w:r>
-        <w:t>подтвердилось</w:t>
-      </w:r>
-      <w:r>
-        <w:t>.</w:t>
-      </w:r>
-    </w:p>
-    <w:p>
-      <w:pPr>
-        <w:pBdr>
-          <w:bottom w:val="double" w:sz="6" w:space="1" w:color="auto"/>
-        </w:pBdr>
-      </w:pPr>
-      <w:r>
-        <w:t>Уровень Эссенции внутри бусинок был ненамного, квинтов на пять выше базового фона. Причём, что было особенно удивительно, этот повышенный уровень казался стабильным, я не заметил, вокруг камешков даже малейшего "свечения" выделяемой вовне Эссенции.</w:t>
-      </w:r>
-    </w:p>
-    <w:p>
-      <w:pPr>
-        <w:pBdr>
-          <w:bottom w:val="double" w:sz="6" w:space="1" w:color="auto"/>
-        </w:pBdr>
-      </w:pPr>
-      <w:r>
-        <w:t xml:space="preserve">Митрит — а может быть, только </w:t>
-      </w:r>
-      <w:r>
-        <w:t>"</w:t>
-      </w:r>
-      <w:r>
-        <w:t>н</w:t>
-      </w:r>
-      <w:r>
-        <w:t>астоящий митрит",</w:t>
-      </w:r>
-      <w:r>
-        <w:t xml:space="preserve"> —</w:t>
-      </w:r>
-      <w:r>
-        <w:t xml:space="preserve"> как я понял, отличался от </w:t>
-      </w:r>
-      <w:r>
-        <w:t>других камней</w:t>
-      </w:r>
-      <w:r>
-        <w:t xml:space="preserve"> именно этим </w:t>
-      </w:r>
-      <w:r>
-        <w:t>—</w:t>
-      </w:r>
-      <w:r>
-        <w:t xml:space="preserve"> стабильно повышенным уровнем Эссенции. Он был "страйдером" среди камней.</w:t>
-      </w:r>
-    </w:p>
-    <w:p>
-      <w:pPr>
-        <w:pBdr>
-          <w:bottom w:val="double" w:sz="6" w:space="1" w:color="auto"/>
-        </w:pBdr>
-      </w:pPr>
-      <w:r>
-        <w:t xml:space="preserve">Я достал из рюкзака свой кошелёк и аккуратно высыпал на стол его содержимое. Рассортировав монеты, я только теперь узнал, что наше денежное обеспечение </w:t>
-      </w:r>
-      <w:r>
-        <w:t>и</w:t>
-      </w:r>
-      <w:r>
-        <w:t>счислялось тремя золотыми монетами, пятью серебряными и десятью медными.</w:t>
-      </w:r>
-    </w:p>
-    <w:p>
-      <w:pPr>
-        <w:pBdr>
-          <w:bottom w:val="double" w:sz="6" w:space="1" w:color="auto"/>
-        </w:pBdr>
-      </w:pPr>
-      <w:r>
-        <w:t>Я сгрёб монеты ладонями, снова объединяя из в одну кучу и придвинул её гному.</w:t>
+        <w:t>оглянулся.</w:t>
       </w:r>
     </w:p>
     <w:p>
@@ -2381,129 +2693,142 @@
         <w:t>—</w:t>
       </w:r>
       <w:r>
-        <w:t xml:space="preserve"> Это всё. Больше нет, </w:t>
+        <w:t xml:space="preserve"> Чего это он? </w:t>
       </w:r>
       <w:r>
         <w:t>—</w:t>
       </w:r>
       <w:r>
+        <w:t xml:space="preserve"> спросил я Арта. </w:t>
+      </w:r>
+      <w:r>
+        <w:t>—</w:t>
+      </w:r>
+      <w:r>
+        <w:t xml:space="preserve"> Обиделся, что</w:t>
+      </w:r>
+      <w:r>
         <w:t xml:space="preserve"> </w:t>
       </w:r>
       <w:r>
-        <w:t>прокомментировал</w:t>
-      </w:r>
-      <w:r>
-        <w:t xml:space="preserve"> я.</w:t>
-      </w:r>
-    </w:p>
-    <w:p>
-      <w:pPr>
-        <w:pBdr>
-          <w:bottom w:val="double" w:sz="6" w:space="1" w:color="auto"/>
-        </w:pBdr>
-      </w:pPr>
-      <w:r>
-        <w:t>И тут гном меня удивил.</w:t>
-      </w:r>
-    </w:p>
-    <w:p>
-      <w:pPr>
-        <w:pBdr>
-          <w:bottom w:val="double" w:sz="6" w:space="1" w:color="auto"/>
-        </w:pBdr>
-      </w:pPr>
-      <w:r>
-        <w:t>Посмотрев</w:t>
+        <w:t>ли?</w:t>
+      </w:r>
+    </w:p>
+    <w:p>
+      <w:pPr>
+        <w:pBdr>
+          <w:bottom w:val="double" w:sz="6" w:space="1" w:color="auto"/>
+        </w:pBdr>
+      </w:pPr>
+      <w:r>
+        <w:t xml:space="preserve">— </w:t>
+      </w:r>
+      <w:r>
+        <w:t xml:space="preserve">Не то, чтобы обиделся, </w:t>
+      </w:r>
+      <w:r>
+        <w:t>—</w:t>
+      </w:r>
+      <w:r>
+        <w:t xml:space="preserve"> ответил Арт. Его происшедшая сцена явно позабавила. </w:t>
+      </w:r>
+      <w:r>
+        <w:t>—</w:t>
+      </w:r>
+      <w:r>
+        <w:t xml:space="preserve"> Просто обо всём, что связано с колдовством не принято говорить с малознакомыми людьми. Колдунов и ведьм люди в основном побаиваются, а поэтому недолюбливают. И это же отношение может</w:t>
       </w:r>
       <w:r>
         <w:t xml:space="preserve"> </w:t>
       </w:r>
       <w:r>
-        <w:t>на ме</w:t>
-      </w:r>
-      <w:r>
-        <w:t>н</w:t>
-      </w:r>
-      <w:r>
-        <w:t>я очень внимательно и, как мне показалось, с неподдельным уважением, он выудил из кучи три золотые монеты, добавил к ним выданную Артом и спрятал все четыре в какой-то незаметный</w:t>
+        <w:t>распространяться на тех, кто имеет с ними дело.</w:t>
+      </w:r>
+    </w:p>
+    <w:p>
+      <w:pPr>
+        <w:pBdr>
+          <w:bottom w:val="double" w:sz="6" w:space="1" w:color="auto"/>
+        </w:pBdr>
+      </w:pPr>
+      <w:r>
+        <w:t xml:space="preserve">Он </w:t>
+      </w:r>
+      <w:r>
+        <w:t xml:space="preserve">заговорщически </w:t>
+      </w:r>
+      <w:r>
+        <w:t>улыбнулся и продолжил:</w:t>
+      </w:r>
+    </w:p>
+    <w:p>
+      <w:pPr>
+        <w:pBdr>
+          <w:bottom w:val="double" w:sz="6" w:space="1" w:color="auto"/>
+        </w:pBdr>
+      </w:pPr>
+      <w:r>
+        <w:t>—</w:t>
+      </w:r>
+      <w:r>
+        <w:t xml:space="preserve"> Что, впрочем, не мешает нашему Аугусто поддерживать с местным колдуном довольно дружеские и уж точно взаимовыгодные отношения. А может, и не с ним одним.</w:t>
+      </w:r>
+    </w:p>
+    <w:p>
+      <w:pPr>
+        <w:pBdr>
+          <w:bottom w:val="double" w:sz="6" w:space="1" w:color="auto"/>
+        </w:pBdr>
+      </w:pPr>
+      <w:r>
+        <w:t>Он махнул рукой.</w:t>
+      </w:r>
+    </w:p>
+    <w:p>
+      <w:pPr>
+        <w:pBdr>
+          <w:bottom w:val="double" w:sz="6" w:space="1" w:color="auto"/>
+        </w:pBdr>
+      </w:pPr>
+      <w:r>
+        <w:t>—</w:t>
+      </w:r>
+      <w:r>
+        <w:t xml:space="preserve"> Ну да ладно. По-моему, о делах на сегодня достаточно. Как насчёт того, чтобы попробовать мес</w:t>
+      </w:r>
+      <w:r>
+        <w:t>тную кухню</w:t>
+      </w:r>
+      <w:r>
+        <w:t>? Чувствуешь запах?</w:t>
+      </w:r>
+    </w:p>
+    <w:p>
+      <w:pPr>
+        <w:pBdr>
+          <w:bottom w:val="double" w:sz="6" w:space="1" w:color="auto"/>
+        </w:pBdr>
+      </w:pPr>
+      <w:r>
+        <w:t>Тут я действительно</w:t>
       </w:r>
       <w:r>
         <w:t xml:space="preserve"> </w:t>
       </w:r>
       <w:r>
-        <w:t>карман</w:t>
+        <w:t>уловил в воздухе очень аппетитный аромат жареного на</w:t>
       </w:r>
       <w:r>
         <w:t xml:space="preserve"> </w:t>
       </w:r>
       <w:r>
-        <w:t xml:space="preserve">на поясе. Потом сгрёб оставшиеся на столе монеты и сдвинул их обратно мне. И показал глазами на бусы, давая понять, что теперь они мои. </w:t>
-      </w:r>
-    </w:p>
-    <w:p>
-      <w:pPr>
-        <w:pBdr>
-          <w:bottom w:val="double" w:sz="6" w:space="1" w:color="auto"/>
-        </w:pBdr>
-      </w:pPr>
-      <w:r>
-        <w:t>Я аккуратно взял со стола бусы и спрятал их во внутренний карман куртки. После чего я собрал монеты в кошелёк, а гном убрал обратно в мешок всё непроданное. На столе теперь оставались только фонарь и огниво. Арт, на</w:t>
-      </w:r>
-      <w:r>
-        <w:t xml:space="preserve"> </w:t>
-      </w:r>
-      <w:r>
-        <w:t xml:space="preserve">правах нового владельца, чиркнул огнивом и зажёг от него фонарь. Это было весьма кстати, так как к этому моменту </w:t>
-      </w:r>
-      <w:r>
-        <w:t xml:space="preserve">сумерки </w:t>
-      </w:r>
-      <w:r>
-        <w:t xml:space="preserve">уже сгустились. </w:t>
-      </w:r>
-    </w:p>
-    <w:p>
-      <w:pPr>
-        <w:pBdr>
-          <w:bottom w:val="double" w:sz="6" w:space="1" w:color="auto"/>
-        </w:pBdr>
-      </w:pPr>
-      <w:r>
-        <w:t>Дождь совсем стих.</w:t>
-      </w:r>
-      <w:r>
-        <w:t xml:space="preserve"> </w:t>
-      </w:r>
-      <w:r>
-        <w:t>Наступившая безветренная тишина нарушалась только</w:t>
-      </w:r>
-      <w:r>
-        <w:t xml:space="preserve"> </w:t>
-      </w:r>
-      <w:r>
-        <w:t>доносившимися до нас иногда негромкими</w:t>
-      </w:r>
-      <w:r>
-        <w:t xml:space="preserve"> голосами</w:t>
-      </w:r>
-      <w:r>
-        <w:t xml:space="preserve"> людей в соседних хижина</w:t>
-      </w:r>
-      <w:r>
-        <w:t>х</w:t>
-      </w:r>
-      <w:r>
-        <w:t xml:space="preserve"> да еле слышным журчанием недалёкой реки по камням.</w:t>
-      </w:r>
-    </w:p>
-    <w:p>
-      <w:pPr>
-        <w:pBdr>
-          <w:bottom w:val="double" w:sz="6" w:space="1" w:color="auto"/>
-        </w:pBdr>
-      </w:pPr>
-      <w:r>
-        <w:t>Собравшийся уже возвращаться к своим гном оглядел нас и, казалось, вспомнив о чём-то, произнёс:</w:t>
+        <w:t xml:space="preserve">открытом огне мяса </w:t>
+      </w:r>
+      <w:r>
+        <w:t>со специями</w:t>
+      </w:r>
+      <w:r>
+        <w:t>, доносившийся, как я понял, из центрального здания лоджа.</w:t>
       </w:r>
     </w:p>
     <w:p>
@@ -2516,257 +2841,12 @@
         <w:t>—</w:t>
       </w:r>
       <w:r>
-        <w:t xml:space="preserve"> Можем ещё на заказ, если надо чего.</w:t>
-      </w:r>
-    </w:p>
-    <w:p>
-      <w:pPr>
-        <w:pBdr>
-          <w:bottom w:val="double" w:sz="6" w:space="1" w:color="auto"/>
-        </w:pBdr>
-      </w:pPr>
-      <w:r>
-        <w:t>Он присмотрелся к нашей с Артом одежде и продолжил:</w:t>
-      </w:r>
-    </w:p>
-    <w:p>
-      <w:pPr>
-        <w:pBdr>
-          <w:bottom w:val="double" w:sz="6" w:space="1" w:color="auto"/>
-        </w:pBdr>
-      </w:pPr>
+        <w:t xml:space="preserve"> М-м-м! </w:t>
+      </w:r>
       <w:r>
         <w:t>—</w:t>
       </w:r>
       <w:r>
-        <w:t xml:space="preserve"> Упряжь для драконов, сёдла, балдахины делаем. Ну, и оружие, инструмент. Топоры, пилы, ножи, клинки.</w:t>
-      </w:r>
-    </w:p>
-    <w:p>
-      <w:pPr>
-        <w:pBdr>
-          <w:bottom w:val="double" w:sz="6" w:space="1" w:color="auto"/>
-        </w:pBdr>
-      </w:pPr>
-      <w:r>
-        <w:t>Он взглянул почему-то на меня.</w:t>
-      </w:r>
-    </w:p>
-    <w:p>
-      <w:pPr>
-        <w:pBdr>
-          <w:bottom w:val="double" w:sz="6" w:space="1" w:color="auto"/>
-        </w:pBdr>
-      </w:pPr>
-      <w:r>
-        <w:t xml:space="preserve">И тут </w:t>
-      </w:r>
-      <w:r>
-        <w:t>у меня в голове всплыло</w:t>
-      </w:r>
-      <w:r>
-        <w:t xml:space="preserve"> одно из моих ложных воспоминаний. О том, что знакомый гном рассказывал мне когда-то по большому секрету о колдовских "изумрудных глазах", которые они, гномы, якобы мастерят по заказу колдунов.</w:t>
-      </w:r>
-    </w:p>
-    <w:p>
-      <w:pPr>
-        <w:pBdr>
-          <w:bottom w:val="double" w:sz="6" w:space="1" w:color="auto"/>
-        </w:pBdr>
-      </w:pPr>
-      <w:r>
-        <w:t>—</w:t>
-      </w:r>
-      <w:r>
-        <w:t xml:space="preserve"> А "изумрудный глаз" можно заказать? </w:t>
-      </w:r>
-      <w:r>
-        <w:t>—</w:t>
-      </w:r>
-      <w:r>
-        <w:t xml:space="preserve"> обратился я к гному.</w:t>
-      </w:r>
-    </w:p>
-    <w:p>
-      <w:pPr>
-        <w:pBdr>
-          <w:bottom w:val="double" w:sz="6" w:space="1" w:color="auto"/>
-        </w:pBdr>
-      </w:pPr>
-      <w:r>
-        <w:t>Я увидел, как он заметно вздрогнул, вжал голову в плечи и покосился на меня со страхом и явным неодобрением, почти со злостью. После чего он, не говоря больше ни слова, подхватил свой мешок и, проворно направился к своей беседке. По пути он пару раз опасливо</w:t>
-      </w:r>
-      <w:r>
-        <w:t xml:space="preserve"> </w:t>
-      </w:r>
-      <w:r>
-        <w:t>оглянулся.</w:t>
-      </w:r>
-    </w:p>
-    <w:p>
-      <w:pPr>
-        <w:pBdr>
-          <w:bottom w:val="double" w:sz="6" w:space="1" w:color="auto"/>
-        </w:pBdr>
-      </w:pPr>
-      <w:r>
-        <w:t>—</w:t>
-      </w:r>
-      <w:r>
-        <w:t xml:space="preserve"> Чего это он? </w:t>
-      </w:r>
-      <w:r>
-        <w:t>—</w:t>
-      </w:r>
-      <w:r>
-        <w:t xml:space="preserve"> спросил я Арта. </w:t>
-      </w:r>
-      <w:r>
-        <w:t>—</w:t>
-      </w:r>
-      <w:r>
-        <w:t xml:space="preserve"> Обиделся, что</w:t>
-      </w:r>
-      <w:r>
-        <w:t xml:space="preserve"> </w:t>
-      </w:r>
-      <w:r>
-        <w:t>ли?</w:t>
-      </w:r>
-    </w:p>
-    <w:p>
-      <w:pPr>
-        <w:pBdr>
-          <w:bottom w:val="double" w:sz="6" w:space="1" w:color="auto"/>
-        </w:pBdr>
-      </w:pPr>
-      <w:r>
-        <w:t xml:space="preserve">— </w:t>
-      </w:r>
-      <w:r>
-        <w:t xml:space="preserve">Не то, чтобы обиделся, </w:t>
-      </w:r>
-      <w:r>
-        <w:t>—</w:t>
-      </w:r>
-      <w:r>
-        <w:t xml:space="preserve"> ответил Арт. Его происшедшая сцена явно позабавила. </w:t>
-      </w:r>
-      <w:r>
-        <w:t>—</w:t>
-      </w:r>
-      <w:r>
-        <w:t xml:space="preserve"> Просто обо всём, что связано с колдовством не принято говорить с малознакомыми людьми. Колдунов и ведьм люди в основном побаиваются, а поэтому недолюбливают. И это же отношение может</w:t>
-      </w:r>
-      <w:r>
-        <w:t xml:space="preserve"> </w:t>
-      </w:r>
-      <w:r>
-        <w:t>распространяться на тех, кто имеет с ними дело.</w:t>
-      </w:r>
-    </w:p>
-    <w:p>
-      <w:pPr>
-        <w:pBdr>
-          <w:bottom w:val="double" w:sz="6" w:space="1" w:color="auto"/>
-        </w:pBdr>
-      </w:pPr>
-      <w:r>
-        <w:t xml:space="preserve">Он </w:t>
-      </w:r>
-      <w:r>
-        <w:t xml:space="preserve">заговорщически </w:t>
-      </w:r>
-      <w:r>
-        <w:t>улыбнулся и продолжил:</w:t>
-      </w:r>
-    </w:p>
-    <w:p>
-      <w:pPr>
-        <w:pBdr>
-          <w:bottom w:val="double" w:sz="6" w:space="1" w:color="auto"/>
-        </w:pBdr>
-      </w:pPr>
-      <w:r>
-        <w:t>—</w:t>
-      </w:r>
-      <w:r>
-        <w:t xml:space="preserve"> Что, впрочем, не мешает нашему Аугусто поддерживать с местным колдуном довольно дружеские и уж точно взаимовыгодные отношения. А может, и не с ним одним.</w:t>
-      </w:r>
-    </w:p>
-    <w:p>
-      <w:pPr>
-        <w:pBdr>
-          <w:bottom w:val="double" w:sz="6" w:space="1" w:color="auto"/>
-        </w:pBdr>
-      </w:pPr>
-      <w:r>
-        <w:t>Он махнул рукой.</w:t>
-      </w:r>
-    </w:p>
-    <w:p>
-      <w:pPr>
-        <w:pBdr>
-          <w:bottom w:val="double" w:sz="6" w:space="1" w:color="auto"/>
-        </w:pBdr>
-      </w:pPr>
-      <w:r>
-        <w:t>—</w:t>
-      </w:r>
-      <w:r>
-        <w:t xml:space="preserve"> Ну да ладно. По-моему, о делах на сегодня достаточно. Как насчёт того, чтобы попробовать мес</w:t>
-      </w:r>
-      <w:r>
-        <w:t>тную кухню</w:t>
-      </w:r>
-      <w:r>
-        <w:t>? Чувствуешь запах?</w:t>
-      </w:r>
-    </w:p>
-    <w:p>
-      <w:pPr>
-        <w:pBdr>
-          <w:bottom w:val="double" w:sz="6" w:space="1" w:color="auto"/>
-        </w:pBdr>
-      </w:pPr>
-      <w:r>
-        <w:t>Тут я действительно</w:t>
-      </w:r>
-      <w:r>
-        <w:t xml:space="preserve"> </w:t>
-      </w:r>
-      <w:r>
-        <w:t>уловил в воздухе очень аппетитный аромат жареного на</w:t>
-      </w:r>
-      <w:r>
-        <w:t xml:space="preserve"> </w:t>
-      </w:r>
-      <w:r>
-        <w:t xml:space="preserve">открытом огне мяса </w:t>
-      </w:r>
-      <w:r>
-        <w:t>со специями</w:t>
-      </w:r>
-      <w:r>
-        <w:t>, доносившийся, как я понял, из центрального здания лоджа.</w:t>
-      </w:r>
-    </w:p>
-    <w:p>
-      <w:pPr>
-        <w:pBdr>
-          <w:bottom w:val="double" w:sz="6" w:space="1" w:color="auto"/>
-        </w:pBdr>
-      </w:pPr>
-      <w:r>
-        <w:t>—</w:t>
-      </w:r>
-      <w:r>
-        <w:t xml:space="preserve"> М-м-м! </w:t>
-      </w:r>
-      <w:r>
-        <w:t>—</w:t>
-      </w:r>
-      <w:r>
         <w:t xml:space="preserve"> прокомментировал я. Не моё пастушье рагу, конечно, но тоже</w:t>
       </w:r>
       <w:r>
@@ -2789,200 +2869,203 @@
         </w:pBdr>
       </w:pPr>
       <w:r>
+        <w:t>Арт рассмеялся.</w:t>
+      </w:r>
+    </w:p>
+    <w:p>
+      <w:pPr>
+        <w:pBdr>
+          <w:bottom w:val="double" w:sz="6" w:space="1" w:color="auto"/>
+        </w:pBdr>
+      </w:pPr>
+      <w:r>
+        <w:t>- Ну разумеется. Я даже и не думал сравнивать.</w:t>
+      </w:r>
+    </w:p>
+    <w:p>
+      <w:pPr>
+        <w:pBdr>
+          <w:bottom w:val="double" w:sz="6" w:space="1" w:color="auto"/>
+        </w:pBdr>
+      </w:pPr>
+      <w:r>
+        <w:t xml:space="preserve">Чтобы </w:t>
+      </w:r>
+      <w:r>
+        <w:t xml:space="preserve">не </w:t>
+      </w:r>
+      <w:r>
+        <w:t>привлекать к себе лишнего внимания, мы решили оставить рюкзаки здесь, в хижин</w:t>
+      </w:r>
+      <w:r>
+        <w:t>е</w:t>
+      </w:r>
+      <w:r>
+        <w:t xml:space="preserve">. Несмотря на то, что воровство практически отсутствовало здесь как явление, мы решили на всякий случай перед тем, как пройти в лодж, </w:t>
+      </w:r>
+      <w:r>
+        <w:t xml:space="preserve">всё же </w:t>
+      </w:r>
+      <w:r>
+        <w:t xml:space="preserve">активировать </w:t>
+      </w:r>
+      <w:r>
+        <w:t>на рюкзаках</w:t>
+      </w:r>
+      <w:r>
+        <w:t xml:space="preserve"> охранный режим. Помимо </w:t>
+      </w:r>
+      <w:r>
+        <w:t>обычной</w:t>
+      </w:r>
+      <w:r>
+        <w:t xml:space="preserve"> сигнализации,</w:t>
+      </w:r>
+      <w:r>
+        <w:t xml:space="preserve"> передающей в клипсу сигнал о приближении постороннего,</w:t>
+      </w:r>
+      <w:r>
+        <w:t xml:space="preserve"> этот режим включал в себя </w:t>
+      </w:r>
+      <w:r>
+        <w:t xml:space="preserve">ещё и </w:t>
+      </w:r>
+      <w:r>
+        <w:t xml:space="preserve">лёгкое безвредное e2n воздействие, устраняющее у всех находящихся в радиусе нескольких метров всякое желание приближаться к охраняемому объекту. </w:t>
+      </w:r>
+    </w:p>
+    <w:p>
+      <w:pPr>
+        <w:pBdr>
+          <w:bottom w:val="double" w:sz="6" w:space="1" w:color="auto"/>
+        </w:pBdr>
+      </w:pPr>
+      <w:r>
+        <w:t>Активировав</w:t>
+      </w:r>
+      <w:r>
+        <w:t xml:space="preserve"> режим,</w:t>
+      </w:r>
+      <w:r>
+        <w:t xml:space="preserve"> я поставил рюкзак на скамейку</w:t>
+      </w:r>
+      <w:r>
+        <w:t>, поднялся</w:t>
+      </w:r>
+      <w:r>
+        <w:t xml:space="preserve"> и</w:t>
+      </w:r>
+      <w:r>
+        <w:t>,</w:t>
+      </w:r>
+      <w:r>
+        <w:t xml:space="preserve"> перед тем, как выйти из хижины, оглядел её взглядом. </w:t>
+      </w:r>
+    </w:p>
+    <w:p>
+      <w:pPr>
+        <w:pBdr>
+          <w:bottom w:val="double" w:sz="6" w:space="1" w:color="auto"/>
+        </w:pBdr>
+      </w:pPr>
+      <w:r>
+        <w:t xml:space="preserve">Когда я посмотрел вверх, я обратил внимание, что под самым потолком на ниточке паутины покачивается </w:t>
+      </w:r>
+      <w:r>
+        <w:t>маленький</w:t>
+      </w:r>
+      <w:r>
+        <w:t xml:space="preserve"> паучок. Я уже </w:t>
+      </w:r>
+      <w:r>
+        <w:t xml:space="preserve">начал </w:t>
+      </w:r>
+      <w:r>
+        <w:t xml:space="preserve">было </w:t>
+      </w:r>
+      <w:r>
+        <w:t>протягивать</w:t>
+      </w:r>
+      <w:r>
+        <w:t xml:space="preserve"> руку, чтобы снять его вместе с паутинкой </w:t>
+      </w:r>
+      <w:r>
+        <w:t>и отбросить в траву, но моя рука вдруг как будто сама собой замерла в воздухе.</w:t>
+      </w:r>
+    </w:p>
+    <w:p>
+      <w:pPr>
+        <w:pBdr>
+          <w:bottom w:val="double" w:sz="6" w:space="1" w:color="auto"/>
+        </w:pBdr>
+      </w:pPr>
+      <w:r>
+        <w:t>Я тут же понял, что произойдёт дальше. И не ошибся.</w:t>
+      </w:r>
+    </w:p>
+    <w:p>
+      <w:pPr>
+        <w:pBdr>
+          <w:bottom w:val="double" w:sz="6" w:space="1" w:color="auto"/>
+        </w:pBdr>
+      </w:pPr>
+      <w:r>
+        <w:t>— Крошечный Паучок, — представилось Существо.</w:t>
+      </w:r>
+    </w:p>
+    <w:p>
+      <w:pPr>
+        <w:pBdr>
+          <w:bottom w:val="double" w:sz="6" w:space="1" w:color="auto"/>
+        </w:pBdr>
+      </w:pPr>
+      <w:r>
+        <w:t>И тут же, проворно вскарабкавшись по нитке паутины к потолку, исчезло в щели между досками.</w:t>
+      </w:r>
+    </w:p>
+    <w:p>
+      <w:pPr>
+        <w:pBdr>
+          <w:bottom w:val="double" w:sz="6" w:space="1" w:color="auto"/>
+        </w:pBdr>
+      </w:pPr>
+      <w:r>
+        <w:t xml:space="preserve">Я посмотрел на Арта. Он воздержался от комментариев, только пожав плечами.  </w:t>
+      </w:r>
+    </w:p>
+    <w:p>
+      <w:pPr>
+        <w:pBdr>
+          <w:bottom w:val="double" w:sz="6" w:space="1" w:color="auto"/>
+        </w:pBdr>
+      </w:pPr>
+    </w:p>
+    <w:p>
+      <w:pPr>
+        <w:pBdr>
+          <w:bottom w:val="double" w:sz="6" w:space="1" w:color="auto"/>
+        </w:pBdr>
+      </w:pPr>
+    </w:p>
+    <w:p>
+      <w:pPr>
+        <w:pBdr>
+          <w:bottom w:val="double" w:sz="6" w:space="1" w:color="auto"/>
+        </w:pBdr>
+      </w:pPr>
+    </w:p>
+    <w:p/>
+    <w:p>
+      <w:r>
+        <w:t xml:space="preserve">— Понимаешь, с Полем тут по-другому. В нём можно видеть не только то, на что смотришь. А вернее… Можно смотреть по-другому. Не на какую-то точку или область. А попытаться увидеть что-то, что, как ты знаешь </w:t>
+      </w:r>
+      <w:r>
+        <w:softHyphen/>
+        <w:t xml:space="preserve"> — или догадываешься — где-то существует. Так вот, ты представляешь себе что-то и пытаешься это увидеть. И вдруг видишь. Как будто ты посылаешь в Поле вопрос и получаешь ответ. </w:t>
+      </w:r>
+      <w:r>
         <w:lastRenderedPageBreak/>
-        <w:t>Арт рассмеялся.</w:t>
-      </w:r>
-    </w:p>
-    <w:p>
-      <w:pPr>
-        <w:pBdr>
-          <w:bottom w:val="double" w:sz="6" w:space="1" w:color="auto"/>
-        </w:pBdr>
-      </w:pPr>
-      <w:r>
-        <w:t>- Ну разумеется. Я даже и не думал сравнивать.</w:t>
-      </w:r>
-    </w:p>
-    <w:p>
-      <w:pPr>
-        <w:pBdr>
-          <w:bottom w:val="double" w:sz="6" w:space="1" w:color="auto"/>
-        </w:pBdr>
-      </w:pPr>
-      <w:r>
-        <w:t xml:space="preserve">Чтобы </w:t>
-      </w:r>
-      <w:r>
-        <w:t xml:space="preserve">не </w:t>
-      </w:r>
-      <w:r>
-        <w:t>привлекать к себе лишнего внимания, мы решили оставить рюкзаки здесь, в хижин</w:t>
-      </w:r>
-      <w:r>
-        <w:t>е</w:t>
-      </w:r>
-      <w:r>
-        <w:t xml:space="preserve">. Несмотря на то, что воровство практически отсутствовало здесь как явление, мы решили на всякий случай перед тем, как пройти в лодж, </w:t>
-      </w:r>
-      <w:r>
-        <w:t xml:space="preserve">всё же </w:t>
-      </w:r>
-      <w:r>
-        <w:t xml:space="preserve">активировать </w:t>
-      </w:r>
-      <w:r>
-        <w:t>на рюкзаках</w:t>
-      </w:r>
-      <w:r>
-        <w:t xml:space="preserve"> охранный режим. Помимо </w:t>
-      </w:r>
-      <w:r>
-        <w:t>обычной</w:t>
-      </w:r>
-      <w:r>
-        <w:t xml:space="preserve"> сигнализации,</w:t>
-      </w:r>
-      <w:r>
-        <w:t xml:space="preserve"> передающей в клипсу сигнал о приближении постороннего,</w:t>
-      </w:r>
-      <w:r>
-        <w:t xml:space="preserve"> этот режим включал в себя </w:t>
-      </w:r>
-      <w:r>
-        <w:t xml:space="preserve">ещё и </w:t>
-      </w:r>
-      <w:r>
-        <w:t xml:space="preserve">лёгкое безвредное e2n воздействие, устраняющее у всех находящихся в радиусе нескольких метров всякое желание приближаться к охраняемому объекту. </w:t>
-      </w:r>
-    </w:p>
-    <w:p>
-      <w:pPr>
-        <w:pBdr>
-          <w:bottom w:val="double" w:sz="6" w:space="1" w:color="auto"/>
-        </w:pBdr>
-      </w:pPr>
-      <w:r>
-        <w:t>Активировав</w:t>
-      </w:r>
-      <w:r>
-        <w:t xml:space="preserve"> режим,</w:t>
-      </w:r>
-      <w:r>
-        <w:t xml:space="preserve"> я поставил рюкзак на скамейку</w:t>
-      </w:r>
-      <w:r>
-        <w:t>, поднялся</w:t>
-      </w:r>
-      <w:r>
-        <w:t xml:space="preserve"> и</w:t>
-      </w:r>
-      <w:r>
-        <w:t>,</w:t>
-      </w:r>
-      <w:r>
-        <w:t xml:space="preserve"> перед тем, как выйти из хижины, оглядел её взглядом. </w:t>
-      </w:r>
-    </w:p>
-    <w:p>
-      <w:pPr>
-        <w:pBdr>
-          <w:bottom w:val="double" w:sz="6" w:space="1" w:color="auto"/>
-        </w:pBdr>
-      </w:pPr>
-      <w:r>
-        <w:t xml:space="preserve">Когда я посмотрел вверх, я обратил внимание, что под самым потолком на ниточке паутины покачивается </w:t>
-      </w:r>
-      <w:r>
-        <w:t>маленький</w:t>
-      </w:r>
-      <w:r>
-        <w:t xml:space="preserve"> паучок. Я уже </w:t>
-      </w:r>
-      <w:r>
-        <w:t xml:space="preserve">начал </w:t>
-      </w:r>
-      <w:r>
-        <w:t xml:space="preserve">было </w:t>
-      </w:r>
-      <w:r>
-        <w:t>протягивать</w:t>
-      </w:r>
-      <w:r>
-        <w:t xml:space="preserve"> руку, чтобы снять его вместе с паутинкой </w:t>
-      </w:r>
-      <w:r>
-        <w:t>и отбросить в траву, но моя рука вдруг как будто сама собой замерла в воздухе.</w:t>
-      </w:r>
-    </w:p>
-    <w:p>
-      <w:pPr>
-        <w:pBdr>
-          <w:bottom w:val="double" w:sz="6" w:space="1" w:color="auto"/>
-        </w:pBdr>
-      </w:pPr>
-      <w:r>
-        <w:t>Я тут же понял, что произойдёт дальше. И не ошибся.</w:t>
-      </w:r>
-    </w:p>
-    <w:p>
-      <w:pPr>
-        <w:pBdr>
-          <w:bottom w:val="double" w:sz="6" w:space="1" w:color="auto"/>
-        </w:pBdr>
-      </w:pPr>
-      <w:r>
-        <w:t>— Крошечный Паучок, — представилось Существо.</w:t>
-      </w:r>
-    </w:p>
-    <w:p>
-      <w:pPr>
-        <w:pBdr>
-          <w:bottom w:val="double" w:sz="6" w:space="1" w:color="auto"/>
-        </w:pBdr>
-      </w:pPr>
-      <w:r>
-        <w:t>И тут же, проворно вскарабкавшись по нитке паутины к потолку, исчезло в щели между досками.</w:t>
-      </w:r>
-    </w:p>
-    <w:p>
-      <w:pPr>
-        <w:pBdr>
-          <w:bottom w:val="double" w:sz="6" w:space="1" w:color="auto"/>
-        </w:pBdr>
-      </w:pPr>
-      <w:r>
-        <w:t xml:space="preserve">Я посмотрел на Арта. Он воздержался от комментариев, только пожав плечами.  </w:t>
-      </w:r>
-    </w:p>
-    <w:p>
-      <w:pPr>
-        <w:pBdr>
-          <w:bottom w:val="double" w:sz="6" w:space="1" w:color="auto"/>
-        </w:pBdr>
-      </w:pPr>
-    </w:p>
-    <w:p>
-      <w:pPr>
-        <w:pBdr>
-          <w:bottom w:val="double" w:sz="6" w:space="1" w:color="auto"/>
-        </w:pBdr>
-      </w:pPr>
-    </w:p>
-    <w:p>
-      <w:pPr>
-        <w:pBdr>
-          <w:bottom w:val="double" w:sz="6" w:space="1" w:color="auto"/>
-        </w:pBdr>
-      </w:pPr>
-    </w:p>
-    <w:p/>
-    <w:p>
-      <w:r>
-        <w:t xml:space="preserve">— Понимаешь, с Полем тут по-другому. В нём можно видеть не только то, на что смотришь. А вернее… Можно смотреть по-другому. Не на какую-то точку или область. А попытаться увидеть что-то, что, как ты знаешь </w:t>
-      </w:r>
-      <w:r>
-        <w:softHyphen/>
-        <w:t xml:space="preserve"> — или догадываешься — где-то существует. Так вот, ты представляешь себе что-то и пытаешься это увидеть. И вдруг видишь. Как будто ты посылаешь в Поле вопрос и получаешь ответ. Это очень похоже на поиск в Сети. Отправляешь запрос и получаешь результат запроса. Нужно только чётко знать и правильно представлять, что ты хочешь найти, что увидеть. </w:t>
+        <w:t xml:space="preserve">Это очень похоже на поиск в Сети. Отправляешь запрос и получаешь результат запроса. Нужно только чётко знать и правильно представлять, что ты хочешь найти, что увидеть. </w:t>
       </w:r>
     </w:p>
     <w:p>
@@ -3027,21 +3110,14 @@
     </w:p>
     <w:p>
       <w:r>
-        <w:t xml:space="preserve">Так вот, возвращаясь к самородкам. Я могу «пройтись мысленным взором» по какой-то территории, и рассмотреть на ней самородки. Или я могу представить себе какой-то определённый самородок и </w:t>
-      </w:r>
-      <w:r>
-        <w:lastRenderedPageBreak/>
-        <w:t>попытаться его найти, увидеть. И, с какой-то вероятностью увижу. С какой — не могу сказать сейчас. Я только попытался всё это делать, и у меня плохо получается. Кстати, тогда, со Свадебным Тортом, у меня, я думаю, получилось случайно. Или… — Я попытался сформулировать мысль, но у меня не получилось. Я махнул рукой. — Короче, не знаю.</w:t>
-      </w:r>
-    </w:p>
-    <w:p>
-      <w:pPr>
-        <w:pBdr>
-          <w:bottom w:val="double" w:sz="6" w:space="1" w:color="auto"/>
-        </w:pBdr>
-        <w:rPr>
-          <w:lang w:val="en-US"/>
-        </w:rPr>
+        <w:t>Так вот, возвращаясь к самородкам. Я могу «пройтись мысленным взором» по какой-то территории, и рассмотреть на ней самородки. Или я могу представить себе какой-то определённый самородок и попытаться его найти, увидеть. И, с какой-то вероятностью увижу. С какой — не могу сказать сейчас. Я только попытался всё это делать, и у меня плохо получается. Кстати, тогда, со Свадебным Тортом, у меня, я думаю, получилось случайно. Или… — Я попытался сформулировать мысль, но у меня не получилось. Я махнул рукой. — Короче, не знаю.</w:t>
+      </w:r>
+    </w:p>
+    <w:p>
+      <w:pPr>
+        <w:pBdr>
+          <w:bottom w:val="double" w:sz="6" w:space="1" w:color="auto"/>
+        </w:pBdr>
       </w:pPr>
       <w:r>
         <w:t>Я посмотрел на Арта. Он кивнул.</w:t>
@@ -3830,7 +3906,6 @@
   <w:style w:type="character" w:default="1" w:styleId="DefaultParagraphFont">
     <w:name w:val="Default Paragraph Font"/>
     <w:uiPriority w:val="1"/>
-    <w:semiHidden/>
     <w:unhideWhenUsed/>
   </w:style>
   <w:style w:type="table" w:default="1" w:styleId="TableNormal">
